--- a/Documentos/Documentacion_Tecnica.docx
+++ b/Documentos/Documentacion_Tecnica.docx
@@ -6653,7 +6653,7 @@
           <w:lang w:val="es-CO"/>
         </w:rPr>
         <w:drawing>
-          <wp:inline distT="0" distB="0" distL="0" distR="0" wp14:anchorId="3E67F712" wp14:editId="6DA3DABD">
+          <wp:inline distT="0" distB="0" distL="0" distR="0" wp14:anchorId="3E67F712" wp14:editId="2E9E4E44">
             <wp:extent cx="6858000" cy="4653280"/>
             <wp:effectExtent l="0" t="0" r="0" b="0"/>
             <wp:docPr id="2048164561" name="Imagen 2" descr="Diagrama, Esquemático&#10;&#10;El contenido generado por IA puede ser incorrecto."/>
@@ -12998,6 +12998,7 @@
   <w:style w:type="character" w:default="1" w:styleId="Fuentedeprrafopredeter">
     <w:name w:val="Default Paragraph Font"/>
     <w:uiPriority w:val="1"/>
+    <w:semiHidden/>
     <w:unhideWhenUsed/>
   </w:style>
   <w:style w:type="table" w:default="1" w:styleId="Tablanormal">

--- a/Documentos/Documentacion_Tecnica.docx
+++ b/Documentos/Documentacion_Tecnica.docx
@@ -331,90 +331,97 @@
       </w:r>
       <w:r>
         <w:rPr>
-          <w:lang w:val="es-CO"/>
-        </w:rPr>
-        <w:br/>
-      </w:r>
-      <w:r>
-        <w:rPr>
           <w:rFonts w:ascii="Segoe UI Emoji" w:eastAsia="Segoe UI Emoji" w:hAnsi="Segoe UI Emoji" w:cs="Segoe UI Emoji"/>
           <w:lang w:val="es-ES"/>
         </w:rPr>
-        <w:t xml:space="preserve"> ID: </w:t>
+        <w:t>, Juan Jose Ramirez</w:t>
+      </w:r>
+      <w:r>
+        <w:rPr>
+          <w:lang w:val="es-CO"/>
+        </w:rPr>
+        <w:br/>
       </w:r>
       <w:r>
         <w:rPr>
           <w:rFonts w:ascii="Segoe UI Emoji" w:eastAsia="Segoe UI Emoji" w:hAnsi="Segoe UI Emoji" w:cs="Segoe UI Emoji"/>
           <w:lang w:val="es-ES"/>
         </w:rPr>
-        <w:t>00050841,</w:t>
+        <w:t xml:space="preserve"> ID: </w:t>
       </w:r>
       <w:r>
         <w:rPr>
           <w:rFonts w:ascii="Segoe UI Emoji" w:eastAsia="Segoe UI Emoji" w:hAnsi="Segoe UI Emoji" w:cs="Segoe UI Emoji"/>
           <w:lang w:val="es-ES"/>
         </w:rPr>
-        <w:t xml:space="preserve"> </w:t>
+        <w:t>00050841,</w:t>
       </w:r>
       <w:r>
         <w:rPr>
           <w:rFonts w:ascii="Segoe UI Emoji" w:eastAsia="Segoe UI Emoji" w:hAnsi="Segoe UI Emoji" w:cs="Segoe UI Emoji"/>
           <w:lang w:val="es-ES"/>
         </w:rPr>
-        <w:t>000523447</w:t>
+        <w:t xml:space="preserve"> </w:t>
       </w:r>
       <w:r>
         <w:rPr>
           <w:rFonts w:ascii="Segoe UI Emoji" w:eastAsia="Segoe UI Emoji" w:hAnsi="Segoe UI Emoji" w:cs="Segoe UI Emoji"/>
           <w:lang w:val="es-ES"/>
         </w:rPr>
-        <w:t>, 000519218</w:t>
-      </w:r>
-      <w:r>
-        <w:rPr>
-          <w:lang w:val="es-CO"/>
-        </w:rPr>
-        <w:br/>
+        <w:t>000523447</w:t>
       </w:r>
       <w:r>
         <w:rPr>
           <w:rFonts w:ascii="Segoe UI Emoji" w:eastAsia="Segoe UI Emoji" w:hAnsi="Segoe UI Emoji" w:cs="Segoe UI Emoji"/>
           <w:lang w:val="es-ES"/>
         </w:rPr>
-        <w:t xml:space="preserve"> Curso: </w:t>
+        <w:t>, 000519218</w:t>
+      </w:r>
+      <w:r>
+        <w:rPr>
+          <w:lang w:val="es-CO"/>
+        </w:rPr>
+        <w:br/>
       </w:r>
       <w:r>
         <w:rPr>
           <w:rFonts w:ascii="Segoe UI Emoji" w:eastAsia="Segoe UI Emoji" w:hAnsi="Segoe UI Emoji" w:cs="Segoe UI Emoji"/>
           <w:lang w:val="es-ES"/>
         </w:rPr>
-        <w:t xml:space="preserve">Proyecto </w:t>
+        <w:t xml:space="preserve"> Curso: </w:t>
       </w:r>
       <w:r>
         <w:rPr>
           <w:rFonts w:ascii="Segoe UI Emoji" w:eastAsia="Segoe UI Emoji" w:hAnsi="Segoe UI Emoji" w:cs="Segoe UI Emoji"/>
           <w:lang w:val="es-ES"/>
         </w:rPr>
-        <w:t xml:space="preserve">Aplicado </w:t>
+        <w:t xml:space="preserve">Proyecto </w:t>
       </w:r>
       <w:r>
         <w:rPr>
           <w:rFonts w:ascii="Segoe UI Emoji" w:eastAsia="Segoe UI Emoji" w:hAnsi="Segoe UI Emoji" w:cs="Segoe UI Emoji"/>
           <w:lang w:val="es-ES"/>
         </w:rPr>
-        <w:t>TIC 1</w:t>
-      </w:r>
-      <w:r>
-        <w:rPr>
-          <w:lang w:val="es-CO"/>
-        </w:rPr>
-        <w:br/>
+        <w:t xml:space="preserve">Aplicado </w:t>
       </w:r>
       <w:r>
         <w:rPr>
           <w:rFonts w:ascii="Segoe UI Emoji" w:eastAsia="Segoe UI Emoji" w:hAnsi="Segoe UI Emoji" w:cs="Segoe UI Emoji"/>
           <w:lang w:val="es-ES"/>
         </w:rPr>
+        <w:t>TIC 1</w:t>
+      </w:r>
+      <w:r>
+        <w:rPr>
+          <w:lang w:val="es-CO"/>
+        </w:rPr>
+        <w:br/>
+      </w:r>
+      <w:r>
+        <w:rPr>
+          <w:rFonts w:ascii="Segoe UI Emoji" w:eastAsia="Segoe UI Emoji" w:hAnsi="Segoe UI Emoji" w:cs="Segoe UI Emoji"/>
+          <w:lang w:val="es-ES"/>
+        </w:rPr>
         <w:t xml:space="preserve"> Docente: </w:t>
       </w:r>
       <w:r>
@@ -552,346 +559,6 @@
           <w:lang w:val="es-CO"/>
         </w:rPr>
         <w:lastRenderedPageBreak/>
-        <w:t>Estructura Recomendada para un Documento Técnico (TIC 1)</w:t>
-      </w:r>
-    </w:p>
-    <w:p>
-      <w:pPr>
-        <w:rPr>
-          <w:lang w:val="es-CO"/>
-        </w:rPr>
-      </w:pPr>
-      <w:r>
-        <w:rPr>
-          <w:lang w:val="es-CO"/>
-        </w:rPr>
-        <w:t>Esta estructura es clásica, profesional y cubre todos los aspectos que evalúan los profesores. Puedes ajustar los nombres de las secciones según los lineamientos específicos de tu universidad.</w:t>
-      </w:r>
-    </w:p>
-    <w:p>
-      <w:pPr>
-        <w:numPr>
-          <w:ilvl w:val="0"/>
-          <w:numId w:val="1"/>
-        </w:numPr>
-        <w:rPr>
-          <w:lang w:val="es-CO"/>
-        </w:rPr>
-      </w:pPr>
-      <w:r>
-        <w:rPr>
-          <w:b/>
-          <w:bCs/>
-          <w:lang w:val="es-CO"/>
-        </w:rPr>
-        <w:t>Índice General</w:t>
-      </w:r>
-    </w:p>
-    <w:p>
-      <w:pPr>
-        <w:numPr>
-          <w:ilvl w:val="1"/>
-          <w:numId w:val="1"/>
-        </w:numPr>
-        <w:rPr>
-          <w:lang w:val="es-CO"/>
-        </w:rPr>
-      </w:pPr>
-      <w:r>
-        <w:rPr>
-          <w:lang w:val="es-CO"/>
-        </w:rPr>
-        <w:t>Lista de todas las secciones y subsecciones con números de página.</w:t>
-      </w:r>
-    </w:p>
-    <w:p>
-      <w:pPr>
-        <w:numPr>
-          <w:ilvl w:val="0"/>
-          <w:numId w:val="1"/>
-        </w:numPr>
-        <w:rPr>
-          <w:lang w:val="es-CO"/>
-        </w:rPr>
-      </w:pPr>
-      <w:r>
-        <w:rPr>
-          <w:b/>
-          <w:bCs/>
-          <w:lang w:val="es-CO"/>
-        </w:rPr>
-        <w:t>Desarrollo e Implementación</w:t>
-      </w:r>
-    </w:p>
-    <w:p>
-      <w:pPr>
-        <w:numPr>
-          <w:ilvl w:val="1"/>
-          <w:numId w:val="1"/>
-        </w:numPr>
-        <w:rPr>
-          <w:lang w:val="es-CO"/>
-        </w:rPr>
-      </w:pPr>
-      <w:r>
-        <w:rPr>
-          <w:b/>
-          <w:bCs/>
-          <w:lang w:val="es-CO"/>
-        </w:rPr>
-        <w:t>Descripción de la Implementación:</w:t>
-      </w:r>
-      <w:r>
-        <w:rPr>
-          <w:lang w:val="es-CO"/>
-        </w:rPr>
-        <w:t> Explica cómo se llevaron a cabo los objetivos específicos. Describe desafíos y soluciones.</w:t>
-      </w:r>
-    </w:p>
-    <w:p>
-      <w:pPr>
-        <w:numPr>
-          <w:ilvl w:val="0"/>
-          <w:numId w:val="1"/>
-        </w:numPr>
-        <w:rPr>
-          <w:lang w:val="es-CO"/>
-        </w:rPr>
-      </w:pPr>
-      <w:r>
-        <w:rPr>
-          <w:b/>
-          <w:bCs/>
-          <w:lang w:val="es-CO"/>
-        </w:rPr>
-        <w:t>Pruebas y Resultados</w:t>
-      </w:r>
-    </w:p>
-    <w:p>
-      <w:pPr>
-        <w:numPr>
-          <w:ilvl w:val="1"/>
-          <w:numId w:val="1"/>
-        </w:numPr>
-        <w:rPr>
-          <w:lang w:val="es-CO"/>
-        </w:rPr>
-      </w:pPr>
-      <w:r>
-        <w:rPr>
-          <w:b/>
-          <w:bCs/>
-          <w:lang w:val="es-CO"/>
-        </w:rPr>
-        <w:t>Estrategia de Pruebas:</w:t>
-      </w:r>
-      <w:r>
-        <w:rPr>
-          <w:lang w:val="es-CO"/>
-        </w:rPr>
-        <w:t> ¿Cómo probaste el sistema? (Pruebas unitarias, de integración, de usabilidad).</w:t>
-      </w:r>
-    </w:p>
-    <w:p>
-      <w:pPr>
-        <w:numPr>
-          <w:ilvl w:val="1"/>
-          <w:numId w:val="1"/>
-        </w:numPr>
-        <w:rPr>
-          <w:lang w:val="es-CO"/>
-        </w:rPr>
-      </w:pPr>
-      <w:r>
-        <w:rPr>
-          <w:b/>
-          <w:bCs/>
-          <w:lang w:val="es-CO"/>
-        </w:rPr>
-        <w:t>Evidencia:</w:t>
-      </w:r>
-      <w:r>
-        <w:rPr>
-          <w:lang w:val="es-CO"/>
-        </w:rPr>
-        <w:t> Capturas de pantalla del sistema funcionando, mostrando las principales funcionalidades.</w:t>
-      </w:r>
-    </w:p>
-    <w:p>
-      <w:pPr>
-        <w:numPr>
-          <w:ilvl w:val="1"/>
-          <w:numId w:val="1"/>
-        </w:numPr>
-        <w:rPr>
-          <w:lang w:val="es-CO"/>
-        </w:rPr>
-      </w:pPr>
-      <w:r>
-        <w:rPr>
-          <w:b/>
-          <w:bCs/>
-          <w:lang w:val="es-CO"/>
-        </w:rPr>
-        <w:t>Resultados:</w:t>
-      </w:r>
-      <w:r>
-        <w:rPr>
-          <w:lang w:val="es-CO"/>
-        </w:rPr>
-        <w:t> ¿Se cumplieron todos los objetivos? Analiza el resultado final.</w:t>
-      </w:r>
-    </w:p>
-    <w:p>
-      <w:pPr>
-        <w:numPr>
-          <w:ilvl w:val="0"/>
-          <w:numId w:val="1"/>
-        </w:numPr>
-        <w:rPr>
-          <w:lang w:val="es-CO"/>
-        </w:rPr>
-      </w:pPr>
-      <w:r>
-        <w:rPr>
-          <w:b/>
-          <w:bCs/>
-          <w:lang w:val="es-CO"/>
-        </w:rPr>
-        <w:t>Conclusiones y Trabajo Futuro</w:t>
-      </w:r>
-    </w:p>
-    <w:p>
-      <w:pPr>
-        <w:numPr>
-          <w:ilvl w:val="1"/>
-          <w:numId w:val="1"/>
-        </w:numPr>
-        <w:rPr>
-          <w:lang w:val="es-CO"/>
-        </w:rPr>
-      </w:pPr>
-      <w:r>
-        <w:rPr>
-          <w:b/>
-          <w:bCs/>
-          <w:lang w:val="es-CO"/>
-        </w:rPr>
-        <w:t>Conclusiones:</w:t>
-      </w:r>
-      <w:r>
-        <w:rPr>
-          <w:lang w:val="es-CO"/>
-        </w:rPr>
-        <w:t> Resumen lo aprendido, los logros y las dificultades superadas.</w:t>
-      </w:r>
-    </w:p>
-    <w:p>
-      <w:pPr>
-        <w:numPr>
-          <w:ilvl w:val="1"/>
-          <w:numId w:val="1"/>
-        </w:numPr>
-        <w:rPr>
-          <w:lang w:val="es-CO"/>
-        </w:rPr>
-      </w:pPr>
-      <w:r>
-        <w:rPr>
-          <w:b/>
-          <w:bCs/>
-          <w:lang w:val="es-CO"/>
-        </w:rPr>
-        <w:t>Trabajo Futuro:</w:t>
-      </w:r>
-      <w:r>
-        <w:rPr>
-          <w:lang w:val="es-CO"/>
-        </w:rPr>
-        <w:t> ¿Qué se podría agregar o mejorar en una siguiente versión? (ej: "Una app móvil", "Integración con redes sociales", "Sistema de recomendaciones").</w:t>
-      </w:r>
-    </w:p>
-    <w:p>
-      <w:pPr>
-        <w:numPr>
-          <w:ilvl w:val="0"/>
-          <w:numId w:val="1"/>
-        </w:numPr>
-        <w:rPr>
-          <w:lang w:val="es-CO"/>
-        </w:rPr>
-      </w:pPr>
-      <w:r>
-        <w:rPr>
-          <w:b/>
-          <w:bCs/>
-          <w:lang w:val="es-CO"/>
-        </w:rPr>
-        <w:t>Bibliografía y Referencias</w:t>
-      </w:r>
-    </w:p>
-    <w:p>
-      <w:pPr>
-        <w:numPr>
-          <w:ilvl w:val="1"/>
-          <w:numId w:val="1"/>
-        </w:numPr>
-        <w:rPr>
-          <w:lang w:val="es-CO"/>
-        </w:rPr>
-      </w:pPr>
-      <w:r>
-        <w:rPr>
-          <w:lang w:val="es-CO"/>
-        </w:rPr>
-        <w:t>Lista de todos los recursos, libros, artículos, tutoriales y enlaces que usaste para investigar y desarrollar.</w:t>
-      </w:r>
-    </w:p>
-    <w:p>
-      <w:pPr>
-        <w:numPr>
-          <w:ilvl w:val="1"/>
-          <w:numId w:val="1"/>
-        </w:numPr>
-        <w:rPr>
-          <w:lang w:val="es-CO"/>
-        </w:rPr>
-      </w:pPr>
-      <w:r>
-        <w:rPr>
-          <w:lang w:val="es-CO"/>
-        </w:rPr>
-        <w:t>Encuestas o datos de investigación.</w:t>
-      </w:r>
-    </w:p>
-    <w:p>
-      <w:pPr>
-        <w:rPr>
-          <w:lang w:val="es-CO"/>
-        </w:rPr>
-      </w:pPr>
-    </w:p>
-    <w:p>
-      <w:pPr>
-        <w:rPr>
-          <w:lang w:val="es-CO"/>
-        </w:rPr>
-      </w:pPr>
-    </w:p>
-    <w:p>
-      <w:pPr>
-        <w:rPr>
-          <w:b/>
-          <w:bCs/>
-          <w:lang w:val="es-CO"/>
-        </w:rPr>
-      </w:pPr>
-      <w:r>
-        <w:rPr>
-          <w:b/>
-          <w:bCs/>
-          <w:lang w:val="es-CO"/>
-        </w:rPr>
         <w:t>Introducción</w:t>
       </w:r>
       <w:r>
@@ -934,7 +601,6 @@
           <w:bCs/>
           <w:lang w:val="es-CO"/>
         </w:rPr>
-        <w:lastRenderedPageBreak/>
         <w:t>1. Impacto Directo en la Eficiencia y la Rentabilidad</w:t>
       </w:r>
       <w:r>
@@ -1169,7 +835,7 @@
         <w:pStyle w:val="Prrafodelista"/>
         <w:numPr>
           <w:ilvl w:val="0"/>
-          <w:numId w:val="6"/>
+          <w:numId w:val="2"/>
         </w:numPr>
         <w:jc w:val="both"/>
         <w:rPr>
@@ -1226,7 +892,7 @@
         <w:pStyle w:val="Prrafodelista"/>
         <w:numPr>
           <w:ilvl w:val="0"/>
-          <w:numId w:val="6"/>
+          <w:numId w:val="2"/>
         </w:numPr>
         <w:jc w:val="both"/>
         <w:rPr>
@@ -1237,6 +903,7 @@
         <w:rPr>
           <w:lang w:val="es-CO"/>
         </w:rPr>
+        <w:lastRenderedPageBreak/>
         <w:t xml:space="preserve">Falta de control en inventario: La gestión de repuestos se realiza de una manera reactiva y desorganizada, lo que deriva en sobrestock, faltantes </w:t>
       </w:r>
       <w:r>
@@ -1251,7 +918,7 @@
         <w:pStyle w:val="Prrafodelista"/>
         <w:numPr>
           <w:ilvl w:val="0"/>
-          <w:numId w:val="6"/>
+          <w:numId w:val="2"/>
         </w:numPr>
         <w:jc w:val="both"/>
         <w:rPr>
@@ -1262,7 +929,6 @@
         <w:rPr>
           <w:lang w:val="es-CO"/>
         </w:rPr>
-        <w:lastRenderedPageBreak/>
         <w:t xml:space="preserve">Planificación deficiente de citas </w:t>
       </w:r>
       <w:r>
@@ -1355,7 +1021,7 @@
         <w:pStyle w:val="Prrafodelista"/>
         <w:numPr>
           <w:ilvl w:val="0"/>
-          <w:numId w:val="6"/>
+          <w:numId w:val="2"/>
         </w:numPr>
         <w:jc w:val="both"/>
         <w:rPr>
@@ -1446,7 +1112,7 @@
         <w:pStyle w:val="Prrafodelista"/>
         <w:numPr>
           <w:ilvl w:val="0"/>
-          <w:numId w:val="6"/>
+          <w:numId w:val="2"/>
         </w:numPr>
         <w:jc w:val="both"/>
         <w:rPr>
@@ -1790,7 +1456,7 @@
         <w:pStyle w:val="Prrafodelista"/>
         <w:numPr>
           <w:ilvl w:val="0"/>
-          <w:numId w:val="8"/>
+          <w:numId w:val="3"/>
         </w:numPr>
         <w:jc w:val="both"/>
         <w:rPr>
@@ -1826,7 +1492,7 @@
         <w:pStyle w:val="ds-markdown-paragraph"/>
         <w:numPr>
           <w:ilvl w:val="0"/>
-          <w:numId w:val="8"/>
+          <w:numId w:val="3"/>
         </w:numPr>
         <w:shd w:val="clear" w:color="auto" w:fill="FFFFFF"/>
         <w:spacing w:before="0" w:beforeAutospacing="0" w:after="0" w:afterAutospacing="0"/>
@@ -1871,7 +1537,7 @@
         <w:pStyle w:val="ds-markdown-paragraph"/>
         <w:numPr>
           <w:ilvl w:val="0"/>
-          <w:numId w:val="8"/>
+          <w:numId w:val="3"/>
         </w:numPr>
         <w:shd w:val="clear" w:color="auto" w:fill="FFFFFF"/>
         <w:spacing w:before="0" w:beforeAutospacing="0" w:after="0" w:afterAutospacing="0"/>
@@ -1890,6 +1556,7 @@
           <w:bCs/>
           <w:lang w:eastAsia="ja-JP"/>
         </w:rPr>
+        <w:lastRenderedPageBreak/>
         <w:t>Proporciona control y visión global: </w:t>
       </w:r>
       <w:r>
@@ -1930,7 +1597,6 @@
           <w:bCs/>
           <w:lang w:eastAsia="ja-JP"/>
         </w:rPr>
-        <w:lastRenderedPageBreak/>
         <w:t xml:space="preserve">¿A </w:t>
       </w:r>
       <w:r>
@@ -2012,7 +1678,7 @@
       <w:pPr>
         <w:numPr>
           <w:ilvl w:val="0"/>
-          <w:numId w:val="11"/>
+          <w:numId w:val="4"/>
         </w:numPr>
         <w:jc w:val="both"/>
         <w:rPr>
@@ -2038,7 +1704,7 @@
       <w:pPr>
         <w:numPr>
           <w:ilvl w:val="1"/>
-          <w:numId w:val="11"/>
+          <w:numId w:val="4"/>
         </w:numPr>
         <w:jc w:val="both"/>
         <w:rPr>
@@ -2056,7 +1722,7 @@
       <w:pPr>
         <w:numPr>
           <w:ilvl w:val="1"/>
-          <w:numId w:val="11"/>
+          <w:numId w:val="4"/>
         </w:numPr>
         <w:jc w:val="both"/>
         <w:rPr>
@@ -2074,7 +1740,7 @@
       <w:pPr>
         <w:numPr>
           <w:ilvl w:val="1"/>
-          <w:numId w:val="11"/>
+          <w:numId w:val="4"/>
         </w:numPr>
         <w:jc w:val="both"/>
         <w:rPr>
@@ -2092,7 +1758,7 @@
       <w:pPr>
         <w:numPr>
           <w:ilvl w:val="1"/>
-          <w:numId w:val="11"/>
+          <w:numId w:val="4"/>
         </w:numPr>
         <w:jc w:val="both"/>
         <w:rPr>
@@ -2128,7 +1794,7 @@
       <w:pPr>
         <w:numPr>
           <w:ilvl w:val="0"/>
-          <w:numId w:val="12"/>
+          <w:numId w:val="5"/>
         </w:numPr>
         <w:jc w:val="both"/>
         <w:rPr>
@@ -2172,7 +1838,7 @@
       <w:pPr>
         <w:numPr>
           <w:ilvl w:val="1"/>
-          <w:numId w:val="12"/>
+          <w:numId w:val="5"/>
         </w:numPr>
         <w:jc w:val="both"/>
         <w:rPr>
@@ -2190,7 +1856,7 @@
       <w:pPr>
         <w:numPr>
           <w:ilvl w:val="1"/>
-          <w:numId w:val="12"/>
+          <w:numId w:val="5"/>
         </w:numPr>
         <w:jc w:val="both"/>
         <w:rPr>
@@ -2208,7 +1874,7 @@
       <w:pPr>
         <w:numPr>
           <w:ilvl w:val="1"/>
-          <w:numId w:val="12"/>
+          <w:numId w:val="5"/>
         </w:numPr>
         <w:jc w:val="both"/>
         <w:rPr>
@@ -2783,7 +2449,7 @@
         <w:widowControl w:val="0"/>
         <w:numPr>
           <w:ilvl w:val="0"/>
-          <w:numId w:val="16"/>
+          <w:numId w:val="8"/>
         </w:numPr>
         <w:spacing w:after="0" w:line="240" w:lineRule="auto"/>
         <w:jc w:val="both"/>
@@ -2858,7 +2524,7 @@
         <w:widowControl w:val="0"/>
         <w:numPr>
           <w:ilvl w:val="0"/>
-          <w:numId w:val="16"/>
+          <w:numId w:val="8"/>
         </w:numPr>
         <w:spacing w:after="0" w:line="240" w:lineRule="auto"/>
         <w:jc w:val="both"/>
@@ -2960,7 +2626,7 @@
         <w:widowControl w:val="0"/>
         <w:numPr>
           <w:ilvl w:val="0"/>
-          <w:numId w:val="15"/>
+          <w:numId w:val="7"/>
         </w:numPr>
         <w:spacing w:after="0" w:line="240" w:lineRule="auto"/>
         <w:jc w:val="both"/>
@@ -2989,7 +2655,7 @@
         <w:widowControl w:val="0"/>
         <w:numPr>
           <w:ilvl w:val="0"/>
-          <w:numId w:val="15"/>
+          <w:numId w:val="7"/>
         </w:numPr>
         <w:spacing w:after="0" w:line="240" w:lineRule="auto"/>
         <w:jc w:val="both"/>
@@ -3018,7 +2684,7 @@
         <w:widowControl w:val="0"/>
         <w:numPr>
           <w:ilvl w:val="0"/>
-          <w:numId w:val="15"/>
+          <w:numId w:val="7"/>
         </w:numPr>
         <w:spacing w:after="0" w:line="240" w:lineRule="auto"/>
         <w:jc w:val="both"/>
@@ -3047,7 +2713,7 @@
         <w:widowControl w:val="0"/>
         <w:numPr>
           <w:ilvl w:val="0"/>
-          <w:numId w:val="15"/>
+          <w:numId w:val="7"/>
         </w:numPr>
         <w:spacing w:after="0" w:line="240" w:lineRule="auto"/>
         <w:jc w:val="both"/>
@@ -3128,7 +2794,7 @@
         <w:widowControl w:val="0"/>
         <w:numPr>
           <w:ilvl w:val="0"/>
-          <w:numId w:val="16"/>
+          <w:numId w:val="8"/>
         </w:numPr>
         <w:spacing w:after="0" w:line="240" w:lineRule="auto"/>
         <w:jc w:val="both"/>
@@ -3186,7 +2852,7 @@
         <w:widowControl w:val="0"/>
         <w:numPr>
           <w:ilvl w:val="0"/>
-          <w:numId w:val="13"/>
+          <w:numId w:val="6"/>
         </w:numPr>
         <w:spacing w:after="0" w:line="240" w:lineRule="auto"/>
         <w:jc w:val="both"/>
@@ -3215,7 +2881,7 @@
         <w:widowControl w:val="0"/>
         <w:numPr>
           <w:ilvl w:val="0"/>
-          <w:numId w:val="13"/>
+          <w:numId w:val="6"/>
         </w:numPr>
         <w:spacing w:after="0" w:line="240" w:lineRule="auto"/>
         <w:jc w:val="both"/>
@@ -3244,7 +2910,7 @@
         <w:widowControl w:val="0"/>
         <w:numPr>
           <w:ilvl w:val="0"/>
-          <w:numId w:val="13"/>
+          <w:numId w:val="6"/>
         </w:numPr>
         <w:spacing w:after="0" w:line="240" w:lineRule="auto"/>
         <w:jc w:val="both"/>
@@ -3423,7 +3089,7 @@
         <w:pStyle w:val="Prrafodelista"/>
         <w:numPr>
           <w:ilvl w:val="0"/>
-          <w:numId w:val="19"/>
+          <w:numId w:val="9"/>
         </w:numPr>
         <w:spacing w:after="0" w:line="240" w:lineRule="auto"/>
         <w:jc w:val="both"/>
@@ -3463,7 +3129,7 @@
         <w:pStyle w:val="Prrafodelista"/>
         <w:numPr>
           <w:ilvl w:val="0"/>
-          <w:numId w:val="19"/>
+          <w:numId w:val="9"/>
         </w:numPr>
         <w:spacing w:after="0" w:line="240" w:lineRule="auto"/>
         <w:jc w:val="both"/>
@@ -3503,7 +3169,7 @@
         <w:pStyle w:val="Prrafodelista"/>
         <w:numPr>
           <w:ilvl w:val="0"/>
-          <w:numId w:val="19"/>
+          <w:numId w:val="9"/>
         </w:numPr>
         <w:spacing w:after="0" w:line="240" w:lineRule="auto"/>
         <w:jc w:val="both"/>
@@ -3630,7 +3296,7 @@
         <w:pStyle w:val="Prrafodelista"/>
         <w:numPr>
           <w:ilvl w:val="0"/>
-          <w:numId w:val="28"/>
+          <w:numId w:val="18"/>
         </w:numPr>
         <w:spacing w:after="0"/>
         <w:jc w:val="both"/>
@@ -3658,7 +3324,7 @@
         <w:pStyle w:val="Prrafodelista"/>
         <w:numPr>
           <w:ilvl w:val="0"/>
-          <w:numId w:val="27"/>
+          <w:numId w:val="17"/>
         </w:numPr>
         <w:spacing w:after="0"/>
         <w:jc w:val="both"/>
@@ -3686,7 +3352,7 @@
         <w:pStyle w:val="Prrafodelista"/>
         <w:numPr>
           <w:ilvl w:val="0"/>
-          <w:numId w:val="26"/>
+          <w:numId w:val="16"/>
         </w:numPr>
         <w:spacing w:after="0"/>
         <w:jc w:val="both"/>
@@ -3714,7 +3380,7 @@
         <w:pStyle w:val="Prrafodelista"/>
         <w:numPr>
           <w:ilvl w:val="0"/>
-          <w:numId w:val="25"/>
+          <w:numId w:val="15"/>
         </w:numPr>
         <w:spacing w:after="0"/>
         <w:jc w:val="both"/>
@@ -3742,7 +3408,7 @@
         <w:pStyle w:val="Prrafodelista"/>
         <w:numPr>
           <w:ilvl w:val="0"/>
-          <w:numId w:val="24"/>
+          <w:numId w:val="14"/>
         </w:numPr>
         <w:spacing w:after="0"/>
         <w:jc w:val="both"/>
@@ -3770,7 +3436,7 @@
         <w:pStyle w:val="Prrafodelista"/>
         <w:numPr>
           <w:ilvl w:val="0"/>
-          <w:numId w:val="23"/>
+          <w:numId w:val="13"/>
         </w:numPr>
         <w:spacing w:after="0"/>
         <w:jc w:val="both"/>
@@ -3798,7 +3464,7 @@
         <w:pStyle w:val="Prrafodelista"/>
         <w:numPr>
           <w:ilvl w:val="0"/>
-          <w:numId w:val="22"/>
+          <w:numId w:val="12"/>
         </w:numPr>
         <w:spacing w:after="0"/>
         <w:jc w:val="both"/>
@@ -3826,7 +3492,7 @@
         <w:pStyle w:val="Prrafodelista"/>
         <w:numPr>
           <w:ilvl w:val="0"/>
-          <w:numId w:val="21"/>
+          <w:numId w:val="11"/>
         </w:numPr>
         <w:spacing w:after="0"/>
         <w:jc w:val="both"/>
@@ -3874,7 +3540,7 @@
         <w:pStyle w:val="Prrafodelista"/>
         <w:numPr>
           <w:ilvl w:val="0"/>
-          <w:numId w:val="21"/>
+          <w:numId w:val="11"/>
         </w:numPr>
         <w:spacing w:after="0"/>
         <w:jc w:val="both"/>
@@ -4043,7 +3709,7 @@
       <w:pPr>
         <w:numPr>
           <w:ilvl w:val="0"/>
-          <w:numId w:val="20"/>
+          <w:numId w:val="10"/>
         </w:numPr>
         <w:jc w:val="both"/>
         <w:rPr>
@@ -4081,7 +3747,7 @@
       <w:pPr>
         <w:numPr>
           <w:ilvl w:val="0"/>
-          <w:numId w:val="20"/>
+          <w:numId w:val="10"/>
         </w:numPr>
         <w:jc w:val="both"/>
         <w:rPr>
@@ -4119,7 +3785,7 @@
       <w:pPr>
         <w:numPr>
           <w:ilvl w:val="0"/>
-          <w:numId w:val="20"/>
+          <w:numId w:val="10"/>
         </w:numPr>
         <w:jc w:val="both"/>
         <w:rPr>
@@ -4157,7 +3823,7 @@
       <w:pPr>
         <w:numPr>
           <w:ilvl w:val="0"/>
-          <w:numId w:val="20"/>
+          <w:numId w:val="10"/>
         </w:numPr>
         <w:jc w:val="both"/>
         <w:rPr>
@@ -4196,7 +3862,7 @@
       <w:pPr>
         <w:numPr>
           <w:ilvl w:val="0"/>
-          <w:numId w:val="20"/>
+          <w:numId w:val="10"/>
         </w:numPr>
         <w:jc w:val="both"/>
         <w:rPr>
@@ -6653,7 +6319,7 @@
           <w:lang w:val="es-CO"/>
         </w:rPr>
         <w:drawing>
-          <wp:inline distT="0" distB="0" distL="0" distR="0" wp14:anchorId="3E67F712" wp14:editId="2E9E4E44">
+          <wp:inline distT="0" distB="0" distL="0" distR="0" wp14:anchorId="3E67F712" wp14:editId="406C46B6">
             <wp:extent cx="6858000" cy="4653280"/>
             <wp:effectExtent l="0" t="0" r="0" b="0"/>
             <wp:docPr id="2048164561" name="Imagen 2" descr="Diagrama, Esquemático&#10;&#10;El contenido generado por IA puede ser incorrecto."/>
@@ -6993,7 +6659,7 @@
       <w:pPr>
         <w:numPr>
           <w:ilvl w:val="0"/>
-          <w:numId w:val="30"/>
+          <w:numId w:val="19"/>
         </w:numPr>
         <w:rPr>
           <w:sz w:val="22"/>
@@ -7015,6 +6681,1821 @@
           <w:szCs w:val="22"/>
         </w:rPr>
         <w:t> HTML, CSS, JavaScript, React</w:t>
+      </w:r>
+    </w:p>
+    <w:p>
+      <w:pPr>
+        <w:numPr>
+          <w:ilvl w:val="0"/>
+          <w:numId w:val="19"/>
+        </w:numPr>
+        <w:rPr>
+          <w:b/>
+          <w:sz w:val="22"/>
+          <w:szCs w:val="22"/>
+        </w:rPr>
+      </w:pPr>
+      <w:r>
+        <w:rPr>
+          <w:b/>
+          <w:bCs/>
+          <w:sz w:val="22"/>
+          <w:szCs w:val="22"/>
+        </w:rPr>
+        <w:t xml:space="preserve">Backend: </w:t>
+      </w:r>
+      <w:r>
+        <w:rPr>
+          <w:sz w:val="22"/>
+          <w:szCs w:val="22"/>
+        </w:rPr>
+        <w:t>C</w:t>
+      </w:r>
+      <w:r>
+        <w:rPr>
+          <w:sz w:val="22"/>
+          <w:szCs w:val="22"/>
+        </w:rPr>
+        <w:t xml:space="preserve">#, </w:t>
+      </w:r>
+      <w:r>
+        <w:rPr>
+          <w:sz w:val="22"/>
+          <w:szCs w:val="22"/>
+        </w:rPr>
+        <w:t>ASP.</w:t>
+      </w:r>
+      <w:r>
+        <w:rPr>
+          <w:sz w:val="22"/>
+          <w:szCs w:val="22"/>
+        </w:rPr>
+        <w:t>NET CORE</w:t>
+      </w:r>
+    </w:p>
+    <w:p>
+      <w:pPr>
+        <w:numPr>
+          <w:ilvl w:val="0"/>
+          <w:numId w:val="19"/>
+        </w:numPr>
+        <w:rPr>
+          <w:sz w:val="22"/>
+          <w:szCs w:val="22"/>
+          <w:lang w:val="es-CO"/>
+        </w:rPr>
+      </w:pPr>
+      <w:r>
+        <w:rPr>
+          <w:b/>
+          <w:bCs/>
+          <w:sz w:val="22"/>
+          <w:szCs w:val="22"/>
+          <w:lang w:val="es-CO"/>
+        </w:rPr>
+        <w:t>Base de Datos:</w:t>
+      </w:r>
+      <w:r>
+        <w:rPr>
+          <w:sz w:val="22"/>
+          <w:szCs w:val="22"/>
+          <w:lang w:val="es-CO"/>
+        </w:rPr>
+        <w:t> PostgreSQL</w:t>
+      </w:r>
+    </w:p>
+    <w:p>
+      <w:pPr>
+        <w:numPr>
+          <w:ilvl w:val="0"/>
+          <w:numId w:val="19"/>
+        </w:numPr>
+        <w:rPr>
+          <w:sz w:val="22"/>
+          <w:szCs w:val="22"/>
+          <w:lang w:val="es-CO"/>
+        </w:rPr>
+      </w:pPr>
+      <w:r>
+        <w:rPr>
+          <w:b/>
+          <w:bCs/>
+          <w:sz w:val="22"/>
+          <w:szCs w:val="22"/>
+          <w:lang w:val="es-CO"/>
+        </w:rPr>
+        <w:t>Herramientas:</w:t>
+      </w:r>
+      <w:r>
+        <w:rPr>
+          <w:sz w:val="22"/>
+          <w:szCs w:val="22"/>
+          <w:lang w:val="es-CO"/>
+        </w:rPr>
+        <w:t> </w:t>
+      </w:r>
+      <w:r>
+        <w:rPr>
+          <w:sz w:val="22"/>
+          <w:szCs w:val="22"/>
+          <w:lang w:val="es-CO"/>
+        </w:rPr>
+        <w:t>Control</w:t>
+      </w:r>
+      <w:r>
+        <w:rPr>
+          <w:sz w:val="22"/>
+          <w:szCs w:val="22"/>
+          <w:lang w:val="es-CO"/>
+        </w:rPr>
+        <w:t xml:space="preserve"> de </w:t>
+      </w:r>
+      <w:r>
+        <w:rPr>
+          <w:sz w:val="22"/>
+          <w:szCs w:val="22"/>
+          <w:lang w:val="es-CO"/>
+        </w:rPr>
+        <w:t xml:space="preserve">versiones </w:t>
+      </w:r>
+      <w:r>
+        <w:rPr>
+          <w:sz w:val="22"/>
+          <w:szCs w:val="22"/>
+          <w:lang w:val="es-CO"/>
+        </w:rPr>
+        <w:t>Git</w:t>
+      </w:r>
+      <w:r>
+        <w:rPr>
+          <w:sz w:val="22"/>
+          <w:szCs w:val="22"/>
+          <w:lang w:val="es-CO"/>
+        </w:rPr>
+        <w:t xml:space="preserve"> y</w:t>
+      </w:r>
+      <w:r>
+        <w:rPr>
+          <w:sz w:val="22"/>
+          <w:szCs w:val="22"/>
+          <w:lang w:val="es-CO"/>
+        </w:rPr>
+        <w:t xml:space="preserve"> GitHub</w:t>
+      </w:r>
+    </w:p>
+    <w:p>
+      <w:pPr>
+        <w:numPr>
+          <w:ilvl w:val="0"/>
+          <w:numId w:val="19"/>
+        </w:numPr>
+        <w:rPr>
+          <w:sz w:val="22"/>
+          <w:szCs w:val="22"/>
+          <w:lang w:val="es-CO"/>
+        </w:rPr>
+      </w:pPr>
+      <w:r>
+        <w:rPr>
+          <w:b/>
+          <w:bCs/>
+          <w:sz w:val="22"/>
+          <w:szCs w:val="22"/>
+          <w:lang w:val="es-CO"/>
+        </w:rPr>
+        <w:t>Diseño</w:t>
+      </w:r>
+      <w:r>
+        <w:rPr>
+          <w:b/>
+          <w:bCs/>
+          <w:sz w:val="22"/>
+          <w:szCs w:val="22"/>
+          <w:lang w:val="es-CO"/>
+        </w:rPr>
+        <w:t>:</w:t>
+      </w:r>
+      <w:r>
+        <w:rPr>
+          <w:sz w:val="22"/>
+          <w:szCs w:val="22"/>
+          <w:lang w:val="es-CO"/>
+        </w:rPr>
+        <w:t xml:space="preserve"> Figma</w:t>
+      </w:r>
+    </w:p>
+    <w:p>
+      <w:pPr>
+        <w:rPr>
+          <w:sz w:val="22"/>
+          <w:szCs w:val="22"/>
+          <w:lang w:val="es-CO"/>
+        </w:rPr>
+      </w:pPr>
+      <w:r>
+        <w:rPr>
+          <w:sz w:val="22"/>
+          <w:szCs w:val="22"/>
+          <w:lang w:val="es-CO"/>
+        </w:rPr>
+        <w:t>La fase de desarrollo e implementación se ejecutó siguiendo una </w:t>
+      </w:r>
+      <w:r>
+        <w:rPr>
+          <w:b/>
+          <w:bCs/>
+          <w:sz w:val="22"/>
+          <w:szCs w:val="22"/>
+          <w:lang w:val="es-CO"/>
+        </w:rPr>
+        <w:t>metodología ágil</w:t>
+      </w:r>
+      <w:r>
+        <w:rPr>
+          <w:sz w:val="22"/>
+          <w:szCs w:val="22"/>
+          <w:lang w:val="es-CO"/>
+        </w:rPr>
+        <w:t>, utilizando </w:t>
+      </w:r>
+      <w:r>
+        <w:rPr>
+          <w:b/>
+          <w:bCs/>
+          <w:sz w:val="22"/>
+          <w:szCs w:val="22"/>
+          <w:lang w:val="es-CO"/>
+        </w:rPr>
+        <w:t>Trello</w:t>
+      </w:r>
+      <w:r>
+        <w:rPr>
+          <w:sz w:val="22"/>
+          <w:szCs w:val="22"/>
+          <w:lang w:val="es-CO"/>
+        </w:rPr>
+        <w:t> como herramienta central para la gestión de tareas, lo que permitió adaptarnos a cambios, mantener una comunicación clara y entregar valor incremental en cada iteración. A continuación, se detalla cómo se llevó a cabo cada objetivo específico.</w:t>
+      </w:r>
+    </w:p>
+    <w:p>
+      <w:pPr>
+        <w:rPr>
+          <w:b/>
+          <w:bCs/>
+          <w:sz w:val="22"/>
+          <w:szCs w:val="22"/>
+          <w:lang w:val="es-CO"/>
+        </w:rPr>
+      </w:pPr>
+      <w:r>
+        <w:rPr>
+          <w:b/>
+          <w:bCs/>
+          <w:sz w:val="22"/>
+          <w:szCs w:val="22"/>
+          <w:lang w:val="es-CO"/>
+        </w:rPr>
+        <w:t>Realizar el levantamiento de requisitos.</w:t>
+      </w:r>
+    </w:p>
+    <w:p>
+      <w:pPr>
+        <w:numPr>
+          <w:ilvl w:val="0"/>
+          <w:numId w:val="20"/>
+        </w:numPr>
+        <w:rPr>
+          <w:sz w:val="22"/>
+          <w:szCs w:val="22"/>
+          <w:lang w:val="es-CO"/>
+        </w:rPr>
+      </w:pPr>
+      <w:r>
+        <w:rPr>
+          <w:b/>
+          <w:bCs/>
+          <w:sz w:val="22"/>
+          <w:szCs w:val="22"/>
+          <w:lang w:val="es-CO"/>
+        </w:rPr>
+        <w:t>Cómo se llevó a cabo:</w:t>
+      </w:r>
+      <w:r>
+        <w:rPr>
+          <w:sz w:val="22"/>
+          <w:szCs w:val="22"/>
+          <w:lang w:val="es-CO"/>
+        </w:rPr>
+        <w:br/>
+        <w:t xml:space="preserve">Se inició con reuniones de descubrimiento con los dueños y mecánicos de talleres piloto para comprender sus procesos actuales, dolores y necesidades. Utilizamos Trello para crear tarjetas por cada requisito funcional y no funcional identificado (ej: "El sistema debe permitir generar una orden de </w:t>
+      </w:r>
+      <w:r>
+        <w:rPr>
+          <w:sz w:val="22"/>
+          <w:szCs w:val="22"/>
+          <w:lang w:val="es-CO"/>
+        </w:rPr>
+        <w:lastRenderedPageBreak/>
+        <w:t>servicio", "Debe ser responsive"). Estas tarjetas se organizaron en una lista de </w:t>
+      </w:r>
+      <w:r>
+        <w:rPr>
+          <w:b/>
+          <w:bCs/>
+          <w:sz w:val="22"/>
+          <w:szCs w:val="22"/>
+          <w:lang w:val="es-CO"/>
+        </w:rPr>
+        <w:t>Backlog</w:t>
+      </w:r>
+      <w:r>
+        <w:rPr>
+          <w:sz w:val="22"/>
+          <w:szCs w:val="22"/>
+          <w:lang w:val="es-CO"/>
+        </w:rPr>
+        <w:t>, donde se priorizaron conjuntamente con el cliente.</w:t>
+      </w:r>
+    </w:p>
+    <w:p>
+      <w:pPr>
+        <w:numPr>
+          <w:ilvl w:val="0"/>
+          <w:numId w:val="20"/>
+        </w:numPr>
+        <w:rPr>
+          <w:sz w:val="22"/>
+          <w:szCs w:val="22"/>
+          <w:lang w:val="es-CO"/>
+        </w:rPr>
+      </w:pPr>
+      <w:r>
+        <w:rPr>
+          <w:b/>
+          <w:bCs/>
+          <w:sz w:val="22"/>
+          <w:szCs w:val="22"/>
+          <w:lang w:val="es-CO"/>
+        </w:rPr>
+        <w:t>Desafíos y Soluciones:</w:t>
+      </w:r>
+    </w:p>
+    <w:p>
+      <w:pPr>
+        <w:numPr>
+          <w:ilvl w:val="1"/>
+          <w:numId w:val="20"/>
+        </w:numPr>
+        <w:rPr>
+          <w:sz w:val="22"/>
+          <w:szCs w:val="22"/>
+          <w:lang w:val="es-CO"/>
+        </w:rPr>
+      </w:pPr>
+      <w:r>
+        <w:rPr>
+          <w:b/>
+          <w:bCs/>
+          <w:sz w:val="22"/>
+          <w:szCs w:val="22"/>
+          <w:lang w:val="es-CO"/>
+        </w:rPr>
+        <w:t>Desafío:</w:t>
+      </w:r>
+      <w:r>
+        <w:rPr>
+          <w:sz w:val="22"/>
+          <w:szCs w:val="22"/>
+          <w:lang w:val="es-CO"/>
+        </w:rPr>
+        <w:t> Los usuarios finales tenían dificultad para visualizar cómo un software resolvería sus problemas manuales.</w:t>
+      </w:r>
+    </w:p>
+    <w:p>
+      <w:pPr>
+        <w:numPr>
+          <w:ilvl w:val="1"/>
+          <w:numId w:val="20"/>
+        </w:numPr>
+        <w:rPr>
+          <w:sz w:val="22"/>
+          <w:szCs w:val="22"/>
+          <w:lang w:val="es-CO"/>
+        </w:rPr>
+      </w:pPr>
+      <w:r>
+        <w:rPr>
+          <w:b/>
+          <w:bCs/>
+          <w:sz w:val="22"/>
+          <w:szCs w:val="22"/>
+          <w:lang w:val="es-CO"/>
+        </w:rPr>
+        <w:t>Solución:</w:t>
+      </w:r>
+      <w:r>
+        <w:rPr>
+          <w:sz w:val="22"/>
+          <w:szCs w:val="22"/>
+          <w:lang w:val="es-CO"/>
+        </w:rPr>
+        <w:t> Creamos prototipos de baja fidelidad (sketches) en papel y maquetas interactivas simples para validar flujos y funcionalidades clave antes de escribir una sola línea de código, asegurando que los requisitos captados eran acertados.</w:t>
+      </w:r>
+    </w:p>
+    <w:p>
+      <w:pPr>
+        <w:rPr>
+          <w:b/>
+          <w:bCs/>
+          <w:sz w:val="22"/>
+          <w:szCs w:val="22"/>
+          <w:lang w:val="es-CO"/>
+        </w:rPr>
+      </w:pPr>
+      <w:r>
+        <w:rPr>
+          <w:b/>
+          <w:bCs/>
+          <w:sz w:val="22"/>
+          <w:szCs w:val="22"/>
+          <w:lang w:val="es-CO"/>
+        </w:rPr>
+        <w:t>Diseñar el modelo del sistema digital.</w:t>
+      </w:r>
+    </w:p>
+    <w:p>
+      <w:pPr>
+        <w:numPr>
+          <w:ilvl w:val="0"/>
+          <w:numId w:val="21"/>
+        </w:numPr>
+        <w:rPr>
+          <w:sz w:val="22"/>
+          <w:szCs w:val="22"/>
+          <w:lang w:val="es-CO"/>
+        </w:rPr>
+      </w:pPr>
+      <w:r>
+        <w:rPr>
+          <w:b/>
+          <w:bCs/>
+          <w:sz w:val="22"/>
+          <w:szCs w:val="22"/>
+          <w:lang w:val="es-CO"/>
+        </w:rPr>
+        <w:t>Cómo se llevó a cabo:</w:t>
+      </w:r>
+      <w:r>
+        <w:rPr>
+          <w:sz w:val="22"/>
+          <w:szCs w:val="22"/>
+          <w:lang w:val="es-CO"/>
+        </w:rPr>
+        <w:br/>
+        <w:t>Con los requisitos priorizados en Trello, se procedió al diseño técnico. Esto incluyó:</w:t>
+      </w:r>
+    </w:p>
+    <w:p>
+      <w:pPr>
+        <w:numPr>
+          <w:ilvl w:val="1"/>
+          <w:numId w:val="21"/>
+        </w:numPr>
+        <w:rPr>
+          <w:sz w:val="22"/>
+          <w:szCs w:val="22"/>
+          <w:lang w:val="es-CO"/>
+        </w:rPr>
+      </w:pPr>
+      <w:r>
+        <w:rPr>
+          <w:b/>
+          <w:bCs/>
+          <w:sz w:val="22"/>
+          <w:szCs w:val="22"/>
+          <w:lang w:val="es-CO"/>
+        </w:rPr>
+        <w:t>Diseño de la Arquitectura:</w:t>
+      </w:r>
+      <w:r>
+        <w:rPr>
+          <w:sz w:val="22"/>
+          <w:szCs w:val="22"/>
+          <w:lang w:val="es-CO"/>
+        </w:rPr>
+        <w:t> Se optó por una arquitectura cliente-servidor (frontend/backend) con una API REST.</w:t>
+      </w:r>
+    </w:p>
+    <w:p>
+      <w:pPr>
+        <w:numPr>
+          <w:ilvl w:val="1"/>
+          <w:numId w:val="21"/>
+        </w:numPr>
+        <w:rPr>
+          <w:sz w:val="22"/>
+          <w:szCs w:val="22"/>
+          <w:lang w:val="es-CO"/>
+        </w:rPr>
+      </w:pPr>
+      <w:r>
+        <w:rPr>
+          <w:b/>
+          <w:bCs/>
+          <w:sz w:val="22"/>
+          <w:szCs w:val="22"/>
+          <w:lang w:val="es-CO"/>
+        </w:rPr>
+        <w:t>Diseño de Base de Datos:</w:t>
+      </w:r>
+      <w:r>
+        <w:rPr>
+          <w:sz w:val="22"/>
+          <w:szCs w:val="22"/>
+          <w:lang w:val="es-CO"/>
+        </w:rPr>
+        <w:t> Se modeló el diagrama entidad-relación (ER) definiendo las tablas: Clientes, Vehículos, Órdenes_de_Servicio, Repuestos, etc.</w:t>
+      </w:r>
+    </w:p>
+    <w:p>
+      <w:pPr>
+        <w:numPr>
+          <w:ilvl w:val="1"/>
+          <w:numId w:val="21"/>
+        </w:numPr>
+        <w:rPr>
+          <w:sz w:val="22"/>
+          <w:szCs w:val="22"/>
+          <w:lang w:val="es-CO"/>
+        </w:rPr>
+      </w:pPr>
+      <w:r>
+        <w:rPr>
+          <w:b/>
+          <w:bCs/>
+          <w:sz w:val="22"/>
+          <w:szCs w:val="22"/>
+          <w:lang w:val="es-CO"/>
+        </w:rPr>
+        <w:t>Diseño de UI/UX:</w:t>
+      </w:r>
+      <w:r>
+        <w:rPr>
+          <w:sz w:val="22"/>
+          <w:szCs w:val="22"/>
+          <w:lang w:val="es-CO"/>
+        </w:rPr>
+        <w:t> Se crearon wireframes y prototipos para todas las pantallas, enfocándonos en la usabilidad para el entorno de un taller.</w:t>
+      </w:r>
+    </w:p>
+    <w:p>
+      <w:pPr>
+        <w:numPr>
+          <w:ilvl w:val="0"/>
+          <w:numId w:val="21"/>
+        </w:numPr>
+        <w:rPr>
+          <w:sz w:val="22"/>
+          <w:szCs w:val="22"/>
+          <w:lang w:val="es-CO"/>
+        </w:rPr>
+      </w:pPr>
+      <w:r>
+        <w:rPr>
+          <w:b/>
+          <w:bCs/>
+          <w:sz w:val="22"/>
+          <w:szCs w:val="22"/>
+          <w:lang w:val="es-CO"/>
+        </w:rPr>
+        <w:t>Desafíos y Soluciones:</w:t>
+      </w:r>
+    </w:p>
+    <w:p>
+      <w:pPr>
+        <w:numPr>
+          <w:ilvl w:val="1"/>
+          <w:numId w:val="22"/>
+        </w:numPr>
+        <w:rPr>
+          <w:sz w:val="22"/>
+          <w:szCs w:val="22"/>
+          <w:lang w:val="es-CO"/>
+        </w:rPr>
+      </w:pPr>
+      <w:r>
+        <w:rPr>
+          <w:b/>
+          <w:bCs/>
+          <w:sz w:val="22"/>
+          <w:szCs w:val="22"/>
+          <w:lang w:val="es-CO"/>
+        </w:rPr>
+        <w:t>Desafío:</w:t>
+      </w:r>
+      <w:r>
+        <w:rPr>
+          <w:sz w:val="22"/>
+          <w:szCs w:val="22"/>
+          <w:lang w:val="es-CO"/>
+        </w:rPr>
+        <w:t> Diseñar un modelo de datos flexible que se adaptara a las variadas formas de trabajo de diferentes talleres.</w:t>
+      </w:r>
+    </w:p>
+    <w:p>
+      <w:pPr>
+        <w:numPr>
+          <w:ilvl w:val="1"/>
+          <w:numId w:val="22"/>
+        </w:numPr>
+        <w:rPr>
+          <w:sz w:val="22"/>
+          <w:szCs w:val="22"/>
+          <w:lang w:val="es-CO"/>
+        </w:rPr>
+      </w:pPr>
+      <w:r>
+        <w:rPr>
+          <w:b/>
+          <w:bCs/>
+          <w:sz w:val="22"/>
+          <w:szCs w:val="22"/>
+          <w:lang w:val="es-CO"/>
+        </w:rPr>
+        <w:t>Solución:</w:t>
+      </w:r>
+      <w:r>
+        <w:rPr>
+          <w:sz w:val="22"/>
+          <w:szCs w:val="22"/>
+          <w:lang w:val="es-CO"/>
+        </w:rPr>
+        <w:t> Se realizó una revisión de modelos de negocio de varios talleres para identificar patrones comunes y se diseñó un esquema de base de datos lo suficientemente robusto y flexible para acomodarlos.</w:t>
+      </w:r>
+    </w:p>
+    <w:p>
+      <w:pPr>
+        <w:rPr>
+          <w:b/>
+          <w:bCs/>
+          <w:sz w:val="22"/>
+          <w:szCs w:val="22"/>
+          <w:lang w:val="es-CO"/>
+        </w:rPr>
+      </w:pPr>
+      <w:r>
+        <w:rPr>
+          <w:b/>
+          <w:bCs/>
+          <w:sz w:val="22"/>
+          <w:szCs w:val="22"/>
+          <w:lang w:val="es-CO"/>
+        </w:rPr>
+        <w:t>Desarrollar la propuesta tecnológica.</w:t>
+      </w:r>
+    </w:p>
+    <w:p>
+      <w:pPr>
+        <w:numPr>
+          <w:ilvl w:val="0"/>
+          <w:numId w:val="23"/>
+        </w:numPr>
+        <w:rPr>
+          <w:sz w:val="22"/>
+          <w:szCs w:val="22"/>
+          <w:lang w:val="es-CO"/>
+        </w:rPr>
+      </w:pPr>
+      <w:r>
+        <w:rPr>
+          <w:b/>
+          <w:bCs/>
+          <w:sz w:val="22"/>
+          <w:szCs w:val="22"/>
+          <w:lang w:val="es-CO"/>
+        </w:rPr>
+        <w:t>Cómo se llevó a cabo:</w:t>
+      </w:r>
+      <w:r>
+        <w:rPr>
+          <w:sz w:val="22"/>
+          <w:szCs w:val="22"/>
+          <w:lang w:val="es-CO"/>
+        </w:rPr>
+        <w:br/>
+        <w:t>El desarrollo se organizó en Sprints de 2 semanas usando el tablero de Trello. Las tarjetas del backlog se convertían en tareas de desarrollo en las listas "Por Hacer", "En Progreso", "Revisión" y "Hecho".</w:t>
+      </w:r>
+    </w:p>
+    <w:p>
+      <w:pPr>
+        <w:numPr>
+          <w:ilvl w:val="1"/>
+          <w:numId w:val="23"/>
+        </w:numPr>
+        <w:rPr>
+          <w:sz w:val="22"/>
+          <w:szCs w:val="22"/>
+          <w:lang w:val="es-CO"/>
+        </w:rPr>
+      </w:pPr>
+      <w:r>
+        <w:rPr>
+          <w:b/>
+          <w:bCs/>
+          <w:sz w:val="22"/>
+          <w:szCs w:val="22"/>
+          <w:lang w:val="es-CO"/>
+        </w:rPr>
+        <w:t>Tecnologías:</w:t>
+      </w:r>
+      <w:r>
+        <w:rPr>
+          <w:sz w:val="22"/>
+          <w:szCs w:val="22"/>
+          <w:lang w:val="es-CO"/>
+        </w:rPr>
+        <w:t> El frontend se desarrolló con React.js para una interfaz dinámica, el backend con </w:t>
+      </w:r>
+      <w:r>
+        <w:rPr>
+          <w:sz w:val="22"/>
+          <w:szCs w:val="22"/>
+          <w:lang w:val="es-CO"/>
+        </w:rPr>
+        <w:t>ASP .NET CORE</w:t>
+      </w:r>
+      <w:r>
+        <w:rPr>
+          <w:sz w:val="22"/>
+          <w:szCs w:val="22"/>
+          <w:lang w:val="es-CO"/>
+        </w:rPr>
+        <w:t> y la base de datos con PostgreSQL.</w:t>
+      </w:r>
+    </w:p>
+    <w:p>
+      <w:pPr>
+        <w:numPr>
+          <w:ilvl w:val="1"/>
+          <w:numId w:val="23"/>
+        </w:numPr>
+        <w:rPr>
+          <w:sz w:val="22"/>
+          <w:szCs w:val="22"/>
+          <w:lang w:val="es-CO"/>
+        </w:rPr>
+      </w:pPr>
+      <w:r>
+        <w:rPr>
+          <w:b/>
+          <w:bCs/>
+          <w:sz w:val="22"/>
+          <w:szCs w:val="22"/>
+          <w:lang w:val="es-CO"/>
+        </w:rPr>
+        <w:t>Enfoque:</w:t>
+      </w:r>
+      <w:r>
+        <w:rPr>
+          <w:sz w:val="22"/>
+          <w:szCs w:val="22"/>
+          <w:lang w:val="es-CO"/>
+        </w:rPr>
+        <w:t> Se desarrolló por módulos priorizados (Ej: Módulo de Clientes/Vehículos -&gt; Módulo de Órdenes de Servicio -&gt; Módulo de Inventario -&gt; Dashboard). Cada funcionalidad terminada se integraba y probaba inmediatamente.</w:t>
+      </w:r>
+    </w:p>
+    <w:p>
+      <w:pPr>
+        <w:numPr>
+          <w:ilvl w:val="0"/>
+          <w:numId w:val="23"/>
+        </w:numPr>
+        <w:rPr>
+          <w:sz w:val="22"/>
+          <w:szCs w:val="22"/>
+          <w:lang w:val="es-CO"/>
+        </w:rPr>
+      </w:pPr>
+      <w:r>
+        <w:rPr>
+          <w:b/>
+          <w:bCs/>
+          <w:sz w:val="22"/>
+          <w:szCs w:val="22"/>
+          <w:lang w:val="es-CO"/>
+        </w:rPr>
+        <w:t>Desafíos y Soluciones:</w:t>
+      </w:r>
+    </w:p>
+    <w:p>
+      <w:pPr>
+        <w:numPr>
+          <w:ilvl w:val="1"/>
+          <w:numId w:val="23"/>
+        </w:numPr>
+        <w:rPr>
+          <w:sz w:val="22"/>
+          <w:szCs w:val="22"/>
+          <w:lang w:val="es-CO"/>
+        </w:rPr>
+      </w:pPr>
+      <w:r>
+        <w:rPr>
+          <w:b/>
+          <w:bCs/>
+          <w:sz w:val="22"/>
+          <w:szCs w:val="22"/>
+          <w:lang w:val="es-CO"/>
+        </w:rPr>
+        <w:t>Desafío:</w:t>
+      </w:r>
+      <w:r>
+        <w:rPr>
+          <w:sz w:val="22"/>
+          <w:szCs w:val="22"/>
+          <w:lang w:val="es-CO"/>
+        </w:rPr>
+        <w:t> Gestionar la actualización en tiempo real del inventario cuando múltiples usuarios acceden al mismo tiempo.</w:t>
+      </w:r>
+    </w:p>
+    <w:p>
+      <w:pPr>
+        <w:numPr>
+          <w:ilvl w:val="1"/>
+          <w:numId w:val="23"/>
+        </w:numPr>
+        <w:rPr>
+          <w:sz w:val="22"/>
+          <w:szCs w:val="22"/>
+          <w:lang w:val="es-CO"/>
+        </w:rPr>
+      </w:pPr>
+      <w:r>
+        <w:rPr>
+          <w:b/>
+          <w:bCs/>
+          <w:sz w:val="22"/>
+          <w:szCs w:val="22"/>
+          <w:lang w:val="es-CO"/>
+        </w:rPr>
+        <w:t>Solución:</w:t>
+      </w:r>
+      <w:r>
+        <w:rPr>
+          <w:sz w:val="22"/>
+          <w:szCs w:val="22"/>
+          <w:lang w:val="es-CO"/>
+        </w:rPr>
+        <w:t> Se implementaron transacciones de base de datos y bloqueos optimistas para evitar condiciones de carrera y garantizar la integridad absoluta de los datos del stock.</w:t>
+      </w:r>
+    </w:p>
+    <w:p>
+      <w:pPr>
+        <w:rPr>
+          <w:b/>
+          <w:bCs/>
+          <w:sz w:val="22"/>
+          <w:szCs w:val="22"/>
+          <w:lang w:val="es-CO"/>
+        </w:rPr>
+      </w:pPr>
+      <w:r>
+        <w:rPr>
+          <w:b/>
+          <w:bCs/>
+          <w:sz w:val="22"/>
+          <w:szCs w:val="22"/>
+          <w:lang w:val="es-CO"/>
+        </w:rPr>
+        <w:lastRenderedPageBreak/>
+        <w:t>Evaluar el funcionamiento de la propuesta digital implementada.</w:t>
+      </w:r>
+    </w:p>
+    <w:p>
+      <w:pPr>
+        <w:numPr>
+          <w:ilvl w:val="0"/>
+          <w:numId w:val="24"/>
+        </w:numPr>
+        <w:rPr>
+          <w:sz w:val="22"/>
+          <w:szCs w:val="22"/>
+          <w:lang w:val="es-CO"/>
+        </w:rPr>
+      </w:pPr>
+      <w:r>
+        <w:rPr>
+          <w:b/>
+          <w:bCs/>
+          <w:sz w:val="22"/>
+          <w:szCs w:val="22"/>
+          <w:lang w:val="es-CO"/>
+        </w:rPr>
+        <w:t>Cómo se llevó a cabo:</w:t>
+      </w:r>
+      <w:r>
+        <w:rPr>
+          <w:sz w:val="22"/>
+          <w:szCs w:val="22"/>
+          <w:lang w:val="es-CO"/>
+        </w:rPr>
+        <w:br/>
+        <w:t>La evaluación fue continua:</w:t>
+      </w:r>
+    </w:p>
+    <w:p>
+      <w:pPr>
+        <w:numPr>
+          <w:ilvl w:val="1"/>
+          <w:numId w:val="24"/>
+        </w:numPr>
+        <w:rPr>
+          <w:sz w:val="22"/>
+          <w:szCs w:val="22"/>
+          <w:lang w:val="es-CO"/>
+        </w:rPr>
+      </w:pPr>
+      <w:r>
+        <w:rPr>
+          <w:b/>
+          <w:bCs/>
+          <w:sz w:val="22"/>
+          <w:szCs w:val="22"/>
+          <w:lang w:val="es-CO"/>
+        </w:rPr>
+        <w:t>Pruebas Unitarias:</w:t>
+      </w:r>
+      <w:r>
+        <w:rPr>
+          <w:sz w:val="22"/>
+          <w:szCs w:val="22"/>
+          <w:lang w:val="es-CO"/>
+        </w:rPr>
+        <w:t> Para cada componente y función crítica.</w:t>
+      </w:r>
+    </w:p>
+    <w:p>
+      <w:pPr>
+        <w:numPr>
+          <w:ilvl w:val="1"/>
+          <w:numId w:val="24"/>
+        </w:numPr>
+        <w:rPr>
+          <w:sz w:val="22"/>
+          <w:szCs w:val="22"/>
+          <w:lang w:val="es-CO"/>
+        </w:rPr>
+      </w:pPr>
+      <w:r>
+        <w:rPr>
+          <w:b/>
+          <w:bCs/>
+          <w:sz w:val="22"/>
+          <w:szCs w:val="22"/>
+          <w:lang w:val="es-CO"/>
+        </w:rPr>
+        <w:t>Pruebas de Integración:</w:t>
+      </w:r>
+      <w:r>
+        <w:rPr>
+          <w:sz w:val="22"/>
+          <w:szCs w:val="22"/>
+          <w:lang w:val="es-CO"/>
+        </w:rPr>
+        <w:t> Para verificar que los módulos funcionaran correctamente.</w:t>
+      </w:r>
+    </w:p>
+    <w:p>
+      <w:pPr>
+        <w:numPr>
+          <w:ilvl w:val="1"/>
+          <w:numId w:val="24"/>
+        </w:numPr>
+        <w:rPr>
+          <w:sz w:val="22"/>
+          <w:szCs w:val="22"/>
+          <w:lang w:val="es-CO"/>
+        </w:rPr>
+      </w:pPr>
+      <w:r>
+        <w:rPr>
+          <w:b/>
+          <w:bCs/>
+          <w:sz w:val="22"/>
+          <w:szCs w:val="22"/>
+          <w:lang w:val="es-CO"/>
+        </w:rPr>
+        <w:t>Pruebas de Usuario (UAT):</w:t>
+      </w:r>
+      <w:r>
+        <w:rPr>
+          <w:sz w:val="22"/>
+          <w:szCs w:val="22"/>
+          <w:lang w:val="es-CO"/>
+        </w:rPr>
+        <w:t xml:space="preserve"> La fase más crucial. Se desplegó una versión beta en un entorno de testing y se </w:t>
+      </w:r>
+      <w:r>
+        <w:rPr>
+          <w:sz w:val="22"/>
+          <w:szCs w:val="22"/>
+          <w:lang w:val="es-CO"/>
+        </w:rPr>
+        <w:t>realizó de manera secuencial un manejo dependiendo de los roles como un recorrido que haría un cliente, un administrador, un mecánico y una secretaria</w:t>
+      </w:r>
+      <w:r>
+        <w:rPr>
+          <w:sz w:val="22"/>
+          <w:szCs w:val="22"/>
+          <w:lang w:val="es-CO"/>
+        </w:rPr>
+        <w:t>. Su feedback se registraba directamente en Trello con la etiqueta "Bug" o "Mejora".</w:t>
+      </w:r>
+    </w:p>
+    <w:p>
+      <w:pPr>
+        <w:numPr>
+          <w:ilvl w:val="0"/>
+          <w:numId w:val="24"/>
+        </w:numPr>
+        <w:rPr>
+          <w:sz w:val="22"/>
+          <w:szCs w:val="22"/>
+          <w:lang w:val="es-CO"/>
+        </w:rPr>
+      </w:pPr>
+      <w:r>
+        <w:rPr>
+          <w:b/>
+          <w:bCs/>
+          <w:sz w:val="22"/>
+          <w:szCs w:val="22"/>
+          <w:lang w:val="es-CO"/>
+        </w:rPr>
+        <w:t>Desafíos y Soluciones:</w:t>
+      </w:r>
+    </w:p>
+    <w:p>
+      <w:pPr>
+        <w:numPr>
+          <w:ilvl w:val="1"/>
+          <w:numId w:val="25"/>
+        </w:numPr>
+        <w:rPr>
+          <w:sz w:val="22"/>
+          <w:szCs w:val="22"/>
+          <w:lang w:val="es-CO"/>
+        </w:rPr>
+      </w:pPr>
+      <w:r>
+        <w:rPr>
+          <w:b/>
+          <w:bCs/>
+          <w:sz w:val="22"/>
+          <w:szCs w:val="22"/>
+          <w:lang w:val="es-CO"/>
+        </w:rPr>
+        <w:t>Desafío:</w:t>
+      </w:r>
+      <w:r>
+        <w:rPr>
+          <w:sz w:val="22"/>
+          <w:szCs w:val="22"/>
+          <w:lang w:val="es-CO"/>
+        </w:rPr>
+        <w:t> Los usuarios de prueba no reportaban problemas de forma estructurada.</w:t>
+      </w:r>
+    </w:p>
+    <w:p>
+      <w:pPr>
+        <w:numPr>
+          <w:ilvl w:val="1"/>
+          <w:numId w:val="25"/>
+        </w:numPr>
+        <w:rPr>
+          <w:sz w:val="22"/>
+          <w:szCs w:val="22"/>
+          <w:lang w:val="es-CO"/>
+        </w:rPr>
+      </w:pPr>
+      <w:r>
+        <w:rPr>
+          <w:b/>
+          <w:bCs/>
+          <w:sz w:val="22"/>
+          <w:szCs w:val="22"/>
+          <w:lang w:val="es-CO"/>
+        </w:rPr>
+        <w:t>Solución:</w:t>
+      </w:r>
+      <w:r>
+        <w:rPr>
+          <w:sz w:val="22"/>
+          <w:szCs w:val="22"/>
+          <w:lang w:val="es-CO"/>
+        </w:rPr>
+        <w:t> Se creó una plantilla estándar en Trello para reportar bugs (incluyendo pasos para reproducir, navegador usado y capturas de pantalla), lo que agilizó enormemente la identificación y solución de problemas.</w:t>
+      </w:r>
+    </w:p>
+    <w:p>
+      <w:pPr>
+        <w:rPr>
+          <w:b/>
+          <w:bCs/>
+          <w:color w:val="EE0000"/>
+          <w:sz w:val="22"/>
+          <w:szCs w:val="22"/>
+          <w:lang w:val="es-CO"/>
+        </w:rPr>
+      </w:pPr>
+      <w:r>
+        <w:rPr>
+          <w:b/>
+          <w:bCs/>
+          <w:color w:val="EE0000"/>
+          <w:sz w:val="22"/>
+          <w:szCs w:val="22"/>
+          <w:lang w:val="es-CO"/>
+        </w:rPr>
+        <w:t>Desplegar aplicación a los usuarios finales del sistema.</w:t>
+      </w:r>
+    </w:p>
+    <w:p>
+      <w:pPr>
+        <w:numPr>
+          <w:ilvl w:val="0"/>
+          <w:numId w:val="26"/>
+        </w:numPr>
+        <w:rPr>
+          <w:b/>
+          <w:bCs/>
+          <w:color w:val="EE0000"/>
+          <w:sz w:val="22"/>
+          <w:szCs w:val="22"/>
+          <w:lang w:val="es-CO"/>
+        </w:rPr>
+      </w:pPr>
+      <w:r>
+        <w:rPr>
+          <w:b/>
+          <w:bCs/>
+          <w:color w:val="EE0000"/>
+          <w:sz w:val="22"/>
+          <w:szCs w:val="22"/>
+          <w:lang w:val="es-CO"/>
+        </w:rPr>
+        <w:t>Cómo se llevó a cabo:</w:t>
+      </w:r>
+    </w:p>
+    <w:p>
+      <w:pPr>
+        <w:numPr>
+          <w:ilvl w:val="0"/>
+          <w:numId w:val="26"/>
+        </w:numPr>
+        <w:rPr>
+          <w:b/>
+          <w:bCs/>
+          <w:color w:val="EE0000"/>
+          <w:sz w:val="22"/>
+          <w:szCs w:val="22"/>
+          <w:lang w:val="es-CO"/>
+        </w:rPr>
+      </w:pPr>
+      <w:r>
+        <w:rPr>
+          <w:b/>
+          <w:bCs/>
+          <w:color w:val="EE0000"/>
+          <w:sz w:val="22"/>
+          <w:szCs w:val="22"/>
+          <w:lang w:val="es-CO"/>
+        </w:rPr>
+        <w:t>Desafíos y Soluciones:</w:t>
+      </w:r>
+    </w:p>
+    <w:p>
+      <w:pPr>
+        <w:rPr>
+          <w:b/>
+          <w:bCs/>
+          <w:sz w:val="22"/>
+          <w:szCs w:val="22"/>
+          <w:lang w:val="es-CO"/>
+        </w:rPr>
+      </w:pPr>
+      <w:r>
+        <w:rPr>
+          <w:b/>
+          <w:bCs/>
+          <w:sz w:val="22"/>
+          <w:szCs w:val="22"/>
+          <w:lang w:val="es-CO"/>
+        </w:rPr>
+        <w:t>Conclusiones del Proyecto</w:t>
+      </w:r>
+    </w:p>
+    <w:p>
+      <w:pPr>
+        <w:rPr>
+          <w:sz w:val="22"/>
+          <w:szCs w:val="22"/>
+          <w:lang w:val="es-CO"/>
+        </w:rPr>
+      </w:pPr>
+      <w:r>
+        <w:rPr>
+          <w:sz w:val="22"/>
+          <w:szCs w:val="22"/>
+          <w:lang w:val="es-CO"/>
+        </w:rPr>
+        <w:t>La implementación de la solución para talleres mecánicos ha sido un éxito, validando la eficacia de la </w:t>
+      </w:r>
+      <w:r>
+        <w:rPr>
+          <w:b/>
+          <w:bCs/>
+          <w:sz w:val="22"/>
+          <w:szCs w:val="22"/>
+          <w:lang w:val="es-CO"/>
+        </w:rPr>
+        <w:t>metodología ágil</w:t>
+      </w:r>
+      <w:r>
+        <w:rPr>
+          <w:sz w:val="22"/>
+          <w:szCs w:val="22"/>
+          <w:lang w:val="es-CO"/>
+        </w:rPr>
+        <w:t> y la gestión visual con </w:t>
+      </w:r>
+      <w:r>
+        <w:rPr>
+          <w:b/>
+          <w:bCs/>
+          <w:sz w:val="22"/>
+          <w:szCs w:val="22"/>
+          <w:lang w:val="es-CO"/>
+        </w:rPr>
+        <w:t>Trello</w:t>
+      </w:r>
+      <w:r>
+        <w:rPr>
+          <w:sz w:val="22"/>
+          <w:szCs w:val="22"/>
+          <w:lang w:val="es-CO"/>
+        </w:rPr>
+        <w:t>. Este enfoque permitió una </w:t>
+      </w:r>
+      <w:r>
+        <w:rPr>
+          <w:b/>
+          <w:bCs/>
+          <w:sz w:val="22"/>
+          <w:szCs w:val="22"/>
+          <w:lang w:val="es-CO"/>
+        </w:rPr>
+        <w:t>traducción eficiente de los requisitos</w:t>
+      </w:r>
+      <w:r>
+        <w:rPr>
+          <w:sz w:val="22"/>
+          <w:szCs w:val="22"/>
+          <w:lang w:val="es-CO"/>
+        </w:rPr>
+        <w:t> en un diseño técnico sólido, un </w:t>
+      </w:r>
+      <w:r>
+        <w:rPr>
+          <w:b/>
+          <w:bCs/>
+          <w:sz w:val="22"/>
+          <w:szCs w:val="22"/>
+          <w:lang w:val="es-CO"/>
+        </w:rPr>
+        <w:t>desarrollo iterativo</w:t>
+      </w:r>
+      <w:r>
+        <w:rPr>
+          <w:sz w:val="22"/>
+          <w:szCs w:val="22"/>
+          <w:lang w:val="es-CO"/>
+        </w:rPr>
+        <w:t> centrado en el usuario, una </w:t>
+      </w:r>
+      <w:r>
+        <w:rPr>
+          <w:b/>
+          <w:bCs/>
+          <w:sz w:val="22"/>
+          <w:szCs w:val="22"/>
+          <w:lang w:val="es-CO"/>
+        </w:rPr>
+        <w:t>evaluación rigurosa</w:t>
+      </w:r>
+      <w:r>
+        <w:rPr>
+          <w:sz w:val="22"/>
+          <w:szCs w:val="22"/>
+          <w:lang w:val="es-CO"/>
+        </w:rPr>
+        <w:t> del funcionamiento y un </w:t>
+      </w:r>
+      <w:r>
+        <w:rPr>
+          <w:b/>
+          <w:bCs/>
+          <w:sz w:val="22"/>
+          <w:szCs w:val="22"/>
+          <w:lang w:val="es-CO"/>
+        </w:rPr>
+        <w:t>despliegue controlado</w:t>
+      </w:r>
+      <w:r>
+        <w:rPr>
+          <w:sz w:val="22"/>
+          <w:szCs w:val="22"/>
+          <w:lang w:val="es-CO"/>
+        </w:rPr>
+        <w:t>. Como resultado, se ha entregado una </w:t>
+      </w:r>
+      <w:r>
+        <w:rPr>
+          <w:b/>
+          <w:bCs/>
+          <w:sz w:val="22"/>
+          <w:szCs w:val="22"/>
+          <w:lang w:val="es-CO"/>
+        </w:rPr>
+        <w:t>propuesta tecnológica final</w:t>
+      </w:r>
+      <w:r>
+        <w:rPr>
+          <w:sz w:val="22"/>
+          <w:szCs w:val="22"/>
+          <w:lang w:val="es-CO"/>
+        </w:rPr>
+        <w:t> que satisface de manera efectiva las necesidades operativas y administrativas de los talleres.</w:t>
+      </w:r>
+    </w:p>
+    <w:p>
+      <w:pPr>
+        <w:rPr>
+          <w:sz w:val="22"/>
+          <w:szCs w:val="22"/>
+          <w:lang w:val="es-CO"/>
+        </w:rPr>
+      </w:pPr>
+      <w:r>
+        <w:rPr>
+          <w:b/>
+          <w:bCs/>
+          <w:sz w:val="22"/>
+          <w:szCs w:val="22"/>
+          <w:lang w:val="es-CO"/>
+        </w:rPr>
+        <w:t>Principales Logros Técnicos:</w:t>
+      </w:r>
+    </w:p>
+    <w:p>
+      <w:pPr>
+        <w:numPr>
+          <w:ilvl w:val="0"/>
+          <w:numId w:val="27"/>
+        </w:numPr>
+        <w:rPr>
+          <w:sz w:val="22"/>
+          <w:szCs w:val="22"/>
+          <w:lang w:val="es-CO"/>
+        </w:rPr>
+      </w:pPr>
+      <w:r>
+        <w:rPr>
+          <w:b/>
+          <w:bCs/>
+          <w:sz w:val="22"/>
+          <w:szCs w:val="22"/>
+          <w:lang w:val="es-CO"/>
+        </w:rPr>
+        <w:t>Arquitectura Escalable:</w:t>
+      </w:r>
+      <w:r>
+        <w:rPr>
+          <w:sz w:val="22"/>
+          <w:szCs w:val="22"/>
+          <w:lang w:val="es-CO"/>
+        </w:rPr>
+        <w:t> Diseñada para permitir futuras extensiones sin impactar el código base existente.</w:t>
+      </w:r>
+    </w:p>
+    <w:p>
+      <w:pPr>
+        <w:numPr>
+          <w:ilvl w:val="0"/>
+          <w:numId w:val="27"/>
+        </w:numPr>
+        <w:rPr>
+          <w:sz w:val="22"/>
+          <w:szCs w:val="22"/>
+          <w:lang w:val="es-CO"/>
+        </w:rPr>
+      </w:pPr>
+      <w:r>
+        <w:rPr>
+          <w:b/>
+          <w:bCs/>
+          <w:sz w:val="22"/>
+          <w:szCs w:val="22"/>
+          <w:lang w:val="es-CO"/>
+        </w:rPr>
+        <w:t>Stack Tecnológico Moderno:</w:t>
+      </w:r>
+      <w:r>
+        <w:rPr>
+          <w:sz w:val="22"/>
+          <w:szCs w:val="22"/>
+          <w:lang w:val="es-CO"/>
+        </w:rPr>
+        <w:t> Utilización de .NET 9, React 19 y PostgreSQL con Supabase, asegurando alto rendimiento y mantenibilidad.</w:t>
+      </w:r>
+    </w:p>
+    <w:p>
+      <w:pPr>
+        <w:numPr>
+          <w:ilvl w:val="0"/>
+          <w:numId w:val="27"/>
+        </w:numPr>
+        <w:rPr>
+          <w:sz w:val="22"/>
+          <w:szCs w:val="22"/>
+          <w:lang w:val="es-CO"/>
+        </w:rPr>
+      </w:pPr>
+      <w:r>
+        <w:rPr>
+          <w:b/>
+          <w:bCs/>
+          <w:sz w:val="22"/>
+          <w:szCs w:val="22"/>
+          <w:lang w:val="es-CO"/>
+        </w:rPr>
+        <w:t>API RESTful Documentada:</w:t>
+      </w:r>
+      <w:r>
+        <w:rPr>
+          <w:sz w:val="22"/>
+          <w:szCs w:val="22"/>
+          <w:lang w:val="es-CO"/>
+        </w:rPr>
+        <w:t> Implementación completa con Swagger para una integración sencilla y transparente.</w:t>
+      </w:r>
+    </w:p>
+    <w:p>
+      <w:pPr>
+        <w:numPr>
+          <w:ilvl w:val="0"/>
+          <w:numId w:val="27"/>
+        </w:numPr>
+        <w:rPr>
+          <w:sz w:val="22"/>
+          <w:szCs w:val="22"/>
+          <w:lang w:val="es-CO"/>
+        </w:rPr>
+      </w:pPr>
+      <w:r>
+        <w:rPr>
+          <w:b/>
+          <w:bCs/>
+          <w:sz w:val="22"/>
+          <w:szCs w:val="22"/>
+          <w:lang w:val="es-CO"/>
+        </w:rPr>
+        <w:t>Sistema de Roles Robustos:</w:t>
+      </w:r>
+      <w:r>
+        <w:rPr>
+          <w:sz w:val="22"/>
+          <w:szCs w:val="22"/>
+          <w:lang w:val="es-CO"/>
+        </w:rPr>
+        <w:t> Gestión flexible de permisos para Clientes, Empresas y Empleados.</w:t>
+      </w:r>
+    </w:p>
+    <w:p>
+      <w:pPr>
+        <w:numPr>
+          <w:ilvl w:val="0"/>
+          <w:numId w:val="27"/>
+        </w:numPr>
+        <w:rPr>
+          <w:sz w:val="22"/>
+          <w:szCs w:val="22"/>
+          <w:lang w:val="es-CO"/>
+        </w:rPr>
+      </w:pPr>
+      <w:r>
+        <w:rPr>
+          <w:b/>
+          <w:bCs/>
+          <w:sz w:val="22"/>
+          <w:szCs w:val="22"/>
+          <w:lang w:val="es-CO"/>
+        </w:rPr>
+        <w:t>Módulos Funcionales Completos:</w:t>
+      </w:r>
+      <w:r>
+        <w:rPr>
+          <w:sz w:val="22"/>
+          <w:szCs w:val="22"/>
+          <w:lang w:val="es-CO"/>
+        </w:rPr>
+        <w:t> Incluyendo gestión de inventario, facturación, y un dashboard administrativo con reportes en tiempo real.</w:t>
+      </w:r>
+    </w:p>
+    <w:p>
+      <w:pPr>
+        <w:rPr>
+          <w:sz w:val="22"/>
+          <w:szCs w:val="22"/>
+          <w:lang w:val="es-CO"/>
+        </w:rPr>
+      </w:pPr>
+      <w:r>
+        <w:rPr>
+          <w:b/>
+          <w:bCs/>
+          <w:sz w:val="22"/>
+          <w:szCs w:val="22"/>
+          <w:lang w:val="es-CO"/>
+        </w:rPr>
+        <w:t>Conocimientos y Competencias Adquiridas:</w:t>
+      </w:r>
+    </w:p>
+    <w:p>
+      <w:pPr>
+        <w:numPr>
+          <w:ilvl w:val="0"/>
+          <w:numId w:val="28"/>
+        </w:numPr>
+        <w:rPr>
+          <w:sz w:val="22"/>
+          <w:szCs w:val="22"/>
+          <w:lang w:val="es-CO"/>
+        </w:rPr>
+      </w:pPr>
+      <w:r>
+        <w:rPr>
+          <w:b/>
+          <w:bCs/>
+          <w:sz w:val="22"/>
+          <w:szCs w:val="22"/>
+          <w:lang w:val="es-CO"/>
+        </w:rPr>
+        <w:t>Backend:</w:t>
+      </w:r>
+      <w:r>
+        <w:rPr>
+          <w:sz w:val="22"/>
+          <w:szCs w:val="22"/>
+          <w:lang w:val="es-CO"/>
+        </w:rPr>
+        <w:t> Dominio de .NET 9, Entity Framework Core, y el patrón Repository.</w:t>
+      </w:r>
+    </w:p>
+    <w:p>
+      <w:pPr>
+        <w:numPr>
+          <w:ilvl w:val="0"/>
+          <w:numId w:val="28"/>
+        </w:numPr>
+        <w:rPr>
+          <w:sz w:val="22"/>
+          <w:szCs w:val="22"/>
+          <w:lang w:val="es-CO"/>
+        </w:rPr>
+      </w:pPr>
+      <w:r>
+        <w:rPr>
+          <w:b/>
+          <w:bCs/>
+          <w:sz w:val="22"/>
+          <w:szCs w:val="22"/>
+          <w:lang w:val="es-CO"/>
+        </w:rPr>
+        <w:lastRenderedPageBreak/>
+        <w:t>Frontend:</w:t>
+      </w:r>
+      <w:r>
+        <w:rPr>
+          <w:sz w:val="22"/>
+          <w:szCs w:val="22"/>
+          <w:lang w:val="es-CO"/>
+        </w:rPr>
+        <w:t> Desarrollo de interfaces responsivas con React 19 y React Router DOM.</w:t>
+      </w:r>
+    </w:p>
+    <w:p>
+      <w:pPr>
+        <w:numPr>
+          <w:ilvl w:val="0"/>
+          <w:numId w:val="28"/>
+        </w:numPr>
+        <w:rPr>
+          <w:sz w:val="22"/>
+          <w:szCs w:val="22"/>
+          <w:lang w:val="es-CO"/>
+        </w:rPr>
+      </w:pPr>
+      <w:r>
+        <w:rPr>
+          <w:b/>
+          <w:bCs/>
+          <w:sz w:val="22"/>
+          <w:szCs w:val="22"/>
+          <w:lang w:val="es-CO"/>
+        </w:rPr>
+        <w:t>Arquitectura:</w:t>
+      </w:r>
+      <w:r>
+        <w:rPr>
+          <w:sz w:val="22"/>
+          <w:szCs w:val="22"/>
+          <w:lang w:val="es-CO"/>
+        </w:rPr>
+        <w:t> Aplicación de principios SOLID, inyección de dependencias y separación clara de responsabilidades.</w:t>
+      </w:r>
+    </w:p>
+    <w:p>
+      <w:pPr>
+        <w:numPr>
+          <w:ilvl w:val="0"/>
+          <w:numId w:val="28"/>
+        </w:numPr>
+        <w:rPr>
+          <w:sz w:val="22"/>
+          <w:szCs w:val="22"/>
+          <w:lang w:val="es-CO"/>
+        </w:rPr>
+      </w:pPr>
+      <w:r>
+        <w:rPr>
+          <w:b/>
+          <w:bCs/>
+          <w:sz w:val="22"/>
+          <w:szCs w:val="22"/>
+          <w:lang w:val="es-CO"/>
+        </w:rPr>
+        <w:t>DevOps:</w:t>
+      </w:r>
+      <w:r>
+        <w:rPr>
+          <w:sz w:val="22"/>
+          <w:szCs w:val="22"/>
+          <w:lang w:val="es-CO"/>
+        </w:rPr>
+        <w:t> Configuración de bases de datos en la nube (Supabase) y solución de desafíos como CORS y mapeo de DTOs.</w:t>
+      </w:r>
+    </w:p>
+    <w:p>
+      <w:pPr>
+        <w:rPr>
+          <w:b/>
+          <w:bCs/>
+          <w:sz w:val="22"/>
+          <w:szCs w:val="22"/>
+          <w:lang w:val="es-CO"/>
+        </w:rPr>
+      </w:pPr>
+      <w:r>
+        <w:rPr>
+          <w:b/>
+          <w:bCs/>
+          <w:sz w:val="22"/>
+          <w:szCs w:val="22"/>
+          <w:lang w:val="es-CO"/>
+        </w:rPr>
+        <w:t>Trabajo Futuro y Hoja de Ruta</w:t>
+      </w:r>
+    </w:p>
+    <w:p>
+      <w:pPr>
+        <w:rPr>
+          <w:sz w:val="22"/>
+          <w:szCs w:val="22"/>
+          <w:lang w:val="es-CO"/>
+        </w:rPr>
+      </w:pPr>
+      <w:r>
+        <w:rPr>
+          <w:sz w:val="22"/>
+          <w:szCs w:val="22"/>
+          <w:lang w:val="es-CO"/>
+        </w:rPr>
+        <w:t>Para seguir evolucionando la plataforma y maximizar su valor, se han identificado las siguientes líneas estratégicas de desarrollo:</w:t>
+      </w:r>
+    </w:p>
+    <w:p>
+      <w:pPr>
+        <w:rPr>
+          <w:b/>
+          <w:bCs/>
+          <w:sz w:val="22"/>
+          <w:szCs w:val="22"/>
+          <w:lang w:val="es-CO"/>
+        </w:rPr>
+      </w:pPr>
+      <w:r>
+        <w:rPr>
+          <w:b/>
+          <w:bCs/>
+          <w:sz w:val="22"/>
+          <w:szCs w:val="22"/>
+          <w:lang w:val="es-CO"/>
+        </w:rPr>
+        <w:t>1. Expansión Multiplataforma</w:t>
+      </w:r>
+    </w:p>
+    <w:p>
+      <w:pPr>
+        <w:numPr>
+          <w:ilvl w:val="0"/>
+          <w:numId w:val="29"/>
+        </w:numPr>
+        <w:rPr>
+          <w:sz w:val="22"/>
+          <w:szCs w:val="22"/>
+          <w:lang w:val="es-CO"/>
+        </w:rPr>
+      </w:pPr>
+      <w:r>
+        <w:rPr>
+          <w:b/>
+          <w:bCs/>
+          <w:sz w:val="22"/>
+          <w:szCs w:val="22"/>
+          <w:lang w:val="es-CO"/>
+        </w:rPr>
+        <w:t>Aplicaciones Móviles Nativas:</w:t>
+      </w:r>
+      <w:r>
+        <w:rPr>
+          <w:sz w:val="22"/>
+          <w:szCs w:val="22"/>
+          <w:lang w:val="es-CO"/>
+        </w:rPr>
+        <w:t> Desarrollo para iOS y Android con funcionalidades offline y notificaciones push.</w:t>
+      </w:r>
+    </w:p>
+    <w:p>
+      <w:pPr>
+        <w:numPr>
+          <w:ilvl w:val="0"/>
+          <w:numId w:val="29"/>
+        </w:numPr>
+        <w:rPr>
+          <w:sz w:val="22"/>
+          <w:szCs w:val="22"/>
+          <w:lang w:val="es-CO"/>
+        </w:rPr>
+      </w:pPr>
+      <w:r>
+        <w:rPr>
+          <w:b/>
+          <w:bCs/>
+          <w:sz w:val="22"/>
+          <w:szCs w:val="22"/>
+          <w:lang w:val="es-CO"/>
+        </w:rPr>
+        <w:t>Progressive Web App (PWA):</w:t>
+      </w:r>
+      <w:r>
+        <w:rPr>
+          <w:sz w:val="22"/>
+          <w:szCs w:val="22"/>
+          <w:lang w:val="es-CO"/>
+        </w:rPr>
+        <w:t> Para ofrecer una experiencia similar a una app nativa directamente desde el navegador.</w:t>
+      </w:r>
+    </w:p>
+    <w:p>
+      <w:pPr>
+        <w:rPr>
+          <w:b/>
+          <w:bCs/>
+          <w:sz w:val="22"/>
+          <w:szCs w:val="22"/>
+          <w:lang w:val="es-CO"/>
+        </w:rPr>
+      </w:pPr>
+      <w:r>
+        <w:rPr>
+          <w:b/>
+          <w:bCs/>
+          <w:sz w:val="22"/>
+          <w:szCs w:val="22"/>
+          <w:lang w:val="es-CO"/>
+        </w:rPr>
+        <w:t>2. Inteligencia Artificial y Automatización</w:t>
       </w:r>
     </w:p>
     <w:p>
@@ -7024,47 +8505,28 @@
           <w:numId w:val="30"/>
         </w:numPr>
         <w:rPr>
-          <w:b/>
-          <w:sz w:val="22"/>
-          <w:szCs w:val="22"/>
-        </w:rPr>
-      </w:pPr>
-      <w:r>
-        <w:rPr>
-          <w:b/>
-          <w:bCs/>
-          <w:sz w:val="22"/>
-          <w:szCs w:val="22"/>
-        </w:rPr>
-        <w:t xml:space="preserve">Backend: </w:t>
-      </w:r>
-      <w:r>
-        <w:rPr>
-          <w:sz w:val="22"/>
-          <w:szCs w:val="22"/>
-        </w:rPr>
-        <w:t>C</w:t>
-      </w:r>
-      <w:r>
-        <w:rPr>
-          <w:sz w:val="22"/>
-          <w:szCs w:val="22"/>
-        </w:rPr>
-        <w:t xml:space="preserve">#, </w:t>
-      </w:r>
-      <w:r>
-        <w:rPr>
-          <w:sz w:val="22"/>
-          <w:szCs w:val="22"/>
-        </w:rPr>
-        <w:t>ASP.</w:t>
-      </w:r>
-      <w:r>
-        <w:rPr>
-          <w:sz w:val="22"/>
-          <w:szCs w:val="22"/>
-        </w:rPr>
-        <w:t>NET CORE</w:t>
+          <w:sz w:val="22"/>
+          <w:szCs w:val="22"/>
+          <w:lang w:val="es-CO"/>
+        </w:rPr>
+      </w:pPr>
+      <w:r>
+        <w:rPr>
+          <w:b/>
+          <w:bCs/>
+          <w:sz w:val="22"/>
+          <w:szCs w:val="22"/>
+          <w:lang w:val="es-CO"/>
+        </w:rPr>
+        <w:t>Sistemas de Recomendación y Diagnóstico:</w:t>
+      </w:r>
+      <w:r>
+        <w:rPr>
+          <w:sz w:val="22"/>
+          <w:szCs w:val="22"/>
+          <w:lang w:val="es-CO"/>
+        </w:rPr>
+        <w:t> Implementar IA para sugerir servicios y diagnosticar fallas con base en el historial del vehículo.</w:t>
       </w:r>
     </w:p>
     <w:p>
@@ -7087,15 +8549,15 @@
           <w:szCs w:val="22"/>
           <w:lang w:val="es-CO"/>
         </w:rPr>
-        <w:t>Base de Datos:</w:t>
-      </w:r>
-      <w:r>
-        <w:rPr>
-          <w:sz w:val="22"/>
-          <w:szCs w:val="22"/>
-          <w:lang w:val="es-CO"/>
-        </w:rPr>
-        <w:t> PostgreSQL</w:t>
+        <w:t>Chatbots Inteligentes:</w:t>
+      </w:r>
+      <w:r>
+        <w:rPr>
+          <w:sz w:val="22"/>
+          <w:szCs w:val="22"/>
+          <w:lang w:val="es-CO"/>
+        </w:rPr>
+        <w:t> Asistentes virtuales para atención al cliente 24/7.</w:t>
       </w:r>
     </w:p>
     <w:p>
@@ -7118,178 +8580,36 @@
           <w:szCs w:val="22"/>
           <w:lang w:val="es-CO"/>
         </w:rPr>
-        <w:t>Herramientas:</w:t>
-      </w:r>
-      <w:r>
-        <w:rPr>
-          <w:sz w:val="22"/>
-          <w:szCs w:val="22"/>
-          <w:lang w:val="es-CO"/>
-        </w:rPr>
-        <w:t> </w:t>
-      </w:r>
-      <w:r>
-        <w:rPr>
-          <w:sz w:val="22"/>
-          <w:szCs w:val="22"/>
-          <w:lang w:val="es-CO"/>
-        </w:rPr>
-        <w:t>Control</w:t>
-      </w:r>
-      <w:r>
-        <w:rPr>
-          <w:sz w:val="22"/>
-          <w:szCs w:val="22"/>
-          <w:lang w:val="es-CO"/>
-        </w:rPr>
-        <w:t xml:space="preserve"> de </w:t>
-      </w:r>
-      <w:r>
-        <w:rPr>
-          <w:sz w:val="22"/>
-          <w:szCs w:val="22"/>
-          <w:lang w:val="es-CO"/>
-        </w:rPr>
-        <w:t xml:space="preserve">versiones </w:t>
-      </w:r>
-      <w:r>
-        <w:rPr>
-          <w:sz w:val="22"/>
-          <w:szCs w:val="22"/>
-          <w:lang w:val="es-CO"/>
-        </w:rPr>
-        <w:t>Git</w:t>
-      </w:r>
-      <w:r>
-        <w:rPr>
-          <w:sz w:val="22"/>
-          <w:szCs w:val="22"/>
-          <w:lang w:val="es-CO"/>
-        </w:rPr>
-        <w:t xml:space="preserve"> y</w:t>
-      </w:r>
-      <w:r>
-        <w:rPr>
-          <w:sz w:val="22"/>
-          <w:szCs w:val="22"/>
-          <w:lang w:val="es-CO"/>
-        </w:rPr>
-        <w:t xml:space="preserve"> GitHub</w:t>
-      </w:r>
-    </w:p>
-    <w:p>
-      <w:pPr>
-        <w:numPr>
-          <w:ilvl w:val="0"/>
-          <w:numId w:val="30"/>
-        </w:numPr>
-        <w:rPr>
-          <w:sz w:val="22"/>
-          <w:szCs w:val="22"/>
-          <w:lang w:val="es-CO"/>
-        </w:rPr>
-      </w:pPr>
-      <w:r>
-        <w:rPr>
-          <w:b/>
-          <w:bCs/>
-          <w:sz w:val="22"/>
-          <w:szCs w:val="22"/>
-          <w:lang w:val="es-CO"/>
-        </w:rPr>
-        <w:t>Diseño</w:t>
-      </w:r>
-      <w:r>
-        <w:rPr>
-          <w:b/>
-          <w:bCs/>
-          <w:sz w:val="22"/>
-          <w:szCs w:val="22"/>
-          <w:lang w:val="es-CO"/>
-        </w:rPr>
-        <w:t>:</w:t>
-      </w:r>
-      <w:r>
-        <w:rPr>
-          <w:sz w:val="22"/>
-          <w:szCs w:val="22"/>
-          <w:lang w:val="es-CO"/>
-        </w:rPr>
-        <w:t xml:space="preserve"> Figma</w:t>
-      </w:r>
-    </w:p>
-    <w:p>
-      <w:pPr>
-        <w:rPr>
-          <w:sz w:val="22"/>
-          <w:szCs w:val="22"/>
-          <w:lang w:val="es-CO"/>
-        </w:rPr>
-      </w:pPr>
-      <w:r>
-        <w:rPr>
-          <w:sz w:val="22"/>
-          <w:szCs w:val="22"/>
-          <w:lang w:val="es-CO"/>
-        </w:rPr>
-        <w:t>La fase de desarrollo e implementación se ejecutó siguiendo una </w:t>
-      </w:r>
-      <w:r>
-        <w:rPr>
-          <w:b/>
-          <w:bCs/>
-          <w:sz w:val="22"/>
-          <w:szCs w:val="22"/>
-          <w:lang w:val="es-CO"/>
-        </w:rPr>
-        <w:t>metodología ágil</w:t>
-      </w:r>
-      <w:r>
-        <w:rPr>
-          <w:sz w:val="22"/>
-          <w:szCs w:val="22"/>
-          <w:lang w:val="es-CO"/>
-        </w:rPr>
-        <w:t>, utilizando </w:t>
-      </w:r>
-      <w:r>
-        <w:rPr>
-          <w:b/>
-          <w:bCs/>
-          <w:sz w:val="22"/>
-          <w:szCs w:val="22"/>
-          <w:lang w:val="es-CO"/>
-        </w:rPr>
-        <w:t>Trello</w:t>
-      </w:r>
-      <w:r>
-        <w:rPr>
-          <w:sz w:val="22"/>
-          <w:szCs w:val="22"/>
-          <w:lang w:val="es-CO"/>
-        </w:rPr>
-        <w:t> como herramienta central para la gestión de tareas, lo que permitió adaptarnos a cambios, mantener una comunicación clara y entregar valor incremental en cada iteración. A continuación, se detalla cómo se llevó a cabo cada objetivo específico.</w:t>
-      </w:r>
-    </w:p>
-    <w:p>
-      <w:pPr>
-        <w:rPr>
-          <w:b/>
-          <w:bCs/>
-          <w:sz w:val="22"/>
-          <w:szCs w:val="22"/>
-          <w:lang w:val="es-CO"/>
-        </w:rPr>
-      </w:pPr>
-      <w:r>
-        <w:rPr>
-          <w:b/>
-          <w:bCs/>
-          <w:sz w:val="22"/>
-          <w:szCs w:val="22"/>
-          <w:lang w:val="es-CO"/>
-        </w:rPr>
-        <w:t>Realizar el levantamiento de requisitos.</w:t>
+        <w:t>Mantenimiento Predictivo:</w:t>
+      </w:r>
+      <w:r>
+        <w:rPr>
+          <w:sz w:val="22"/>
+          <w:szCs w:val="22"/>
+          <w:lang w:val="es-CO"/>
+        </w:rPr>
+        <w:t> Algoritmos que anticipen necesidades de mantenimiento según los datos del vehículo.</w:t>
+      </w:r>
+    </w:p>
+    <w:p>
+      <w:pPr>
+        <w:rPr>
+          <w:b/>
+          <w:bCs/>
+          <w:sz w:val="22"/>
+          <w:szCs w:val="22"/>
+          <w:lang w:val="es-CO"/>
+        </w:rPr>
+      </w:pPr>
+      <w:r>
+        <w:rPr>
+          <w:b/>
+          <w:bCs/>
+          <w:sz w:val="22"/>
+          <w:szCs w:val="22"/>
+          <w:lang w:val="es-CO"/>
+        </w:rPr>
+        <w:t>3. Integraciones y Ecosistema</w:t>
       </w:r>
     </w:p>
     <w:p>
@@ -7312,43 +8632,15 @@
           <w:szCs w:val="22"/>
           <w:lang w:val="es-CO"/>
         </w:rPr>
-        <w:t>Cómo se llevó a cabo:</w:t>
-      </w:r>
-      <w:r>
-        <w:rPr>
-          <w:sz w:val="22"/>
-          <w:szCs w:val="22"/>
-          <w:lang w:val="es-CO"/>
-        </w:rPr>
-        <w:br/>
-        <w:t xml:space="preserve">Se inició con reuniones de descubrimiento con los dueños y mecánicos de talleres piloto para comprender sus procesos actuales, dolores y necesidades. Utilizamos Trello para crear tarjetas por cada requisito funcional y no funcional identificado (ej: "El sistema debe permitir generar una orden de </w:t>
-      </w:r>
-      <w:r>
-        <w:rPr>
-          <w:sz w:val="22"/>
-          <w:szCs w:val="22"/>
-          <w:lang w:val="es-CO"/>
-        </w:rPr>
-        <w:lastRenderedPageBreak/>
-        <w:t>servicio", "Debe ser responsive"). Estas tarjetas se organizaron en una lista de </w:t>
-      </w:r>
-      <w:r>
-        <w:rPr>
-          <w:b/>
-          <w:bCs/>
-          <w:sz w:val="22"/>
-          <w:szCs w:val="22"/>
-          <w:lang w:val="es-CO"/>
-        </w:rPr>
-        <w:t>Backlog</w:t>
-      </w:r>
-      <w:r>
-        <w:rPr>
-          <w:sz w:val="22"/>
-          <w:szCs w:val="22"/>
-          <w:lang w:val="es-CO"/>
-        </w:rPr>
-        <w:t>, donde se priorizaron conjuntamente con el cliente.</w:t>
+        <w:t>Pasarelas de Pago:</w:t>
+      </w:r>
+      <w:r>
+        <w:rPr>
+          <w:sz w:val="22"/>
+          <w:szCs w:val="22"/>
+          <w:lang w:val="es-CO"/>
+        </w:rPr>
+        <w:t> Conexión con sistemas como Stripe, PayPal y soluciones locales.</w:t>
       </w:r>
     </w:p>
     <w:p>
@@ -7371,13 +8663,21 @@
           <w:szCs w:val="22"/>
           <w:lang w:val="es-CO"/>
         </w:rPr>
-        <w:t>Desafíos y Soluciones:</w:t>
+        <w:t>Proveedores y Mapas:</w:t>
+      </w:r>
+      <w:r>
+        <w:rPr>
+          <w:sz w:val="22"/>
+          <w:szCs w:val="22"/>
+          <w:lang w:val="es-CO"/>
+        </w:rPr>
+        <w:t> Integración con APIs de repuestos y Google Maps para una gestión logística mejorada.</w:t>
       </w:r>
     </w:p>
     <w:p>
       <w:pPr>
         <w:numPr>
-          <w:ilvl w:val="1"/>
+          <w:ilvl w:val="0"/>
           <w:numId w:val="31"/>
         </w:numPr>
         <w:rPr>
@@ -7394,67 +8694,36 @@
           <w:szCs w:val="22"/>
           <w:lang w:val="es-CO"/>
         </w:rPr>
-        <w:t>Desafío:</w:t>
-      </w:r>
-      <w:r>
-        <w:rPr>
-          <w:sz w:val="22"/>
-          <w:szCs w:val="22"/>
-          <w:lang w:val="es-CO"/>
-        </w:rPr>
-        <w:t> Los usuarios finales tenían dificultad para visualizar cómo un software resolvería sus problemas manuales.</w:t>
-      </w:r>
-    </w:p>
-    <w:p>
-      <w:pPr>
-        <w:numPr>
-          <w:ilvl w:val="1"/>
-          <w:numId w:val="31"/>
-        </w:numPr>
-        <w:rPr>
-          <w:sz w:val="22"/>
-          <w:szCs w:val="22"/>
-          <w:lang w:val="es-CO"/>
-        </w:rPr>
-      </w:pPr>
-      <w:r>
-        <w:rPr>
-          <w:b/>
-          <w:bCs/>
-          <w:sz w:val="22"/>
-          <w:szCs w:val="22"/>
-          <w:lang w:val="es-CO"/>
-        </w:rPr>
-        <w:t>Solución:</w:t>
-      </w:r>
-      <w:r>
-        <w:rPr>
-          <w:sz w:val="22"/>
-          <w:szCs w:val="22"/>
-          <w:lang w:val="es-CO"/>
-        </w:rPr>
-        <w:t> Creamos prototipos de baja fidelidad (sketches) en papel y maquetas interactivas simples para validar flujos y funcionalidades clave antes de escribir una sola línea de código, asegurando que los requisitos captados eran acertados.</w:t>
-      </w:r>
-    </w:p>
-    <w:p>
-      <w:pPr>
-        <w:rPr>
-          <w:b/>
-          <w:bCs/>
-          <w:sz w:val="22"/>
-          <w:szCs w:val="22"/>
-          <w:lang w:val="es-CO"/>
-        </w:rPr>
-      </w:pPr>
-      <w:r>
-        <w:rPr>
-          <w:b/>
-          <w:bCs/>
-          <w:sz w:val="22"/>
-          <w:szCs w:val="22"/>
-          <w:lang w:val="es-CO"/>
-        </w:rPr>
-        <w:t>Diseñar el modelo del sistema digital.</w:t>
+        <w:t>Conectores OEM y Diagnóstico OBD:</w:t>
+      </w:r>
+      <w:r>
+        <w:rPr>
+          <w:sz w:val="22"/>
+          <w:szCs w:val="22"/>
+          <w:lang w:val="es-CO"/>
+        </w:rPr>
+        <w:t> Para lectura automática de códigos de error y gestión de garantías.</w:t>
+      </w:r>
+    </w:p>
+    <w:p>
+      <w:pPr>
+        <w:rPr>
+          <w:b/>
+          <w:bCs/>
+          <w:sz w:val="22"/>
+          <w:szCs w:val="22"/>
+          <w:lang w:val="es-CO"/>
+        </w:rPr>
+      </w:pPr>
+      <w:r>
+        <w:rPr>
+          <w:b/>
+          <w:bCs/>
+          <w:sz w:val="22"/>
+          <w:szCs w:val="22"/>
+          <w:lang w:val="es-CO"/>
+        </w:rPr>
+        <w:t>4. Escalabilidad y Rendimiento</w:t>
       </w:r>
     </w:p>
     <w:p>
@@ -7477,109 +8746,15 @@
           <w:szCs w:val="22"/>
           <w:lang w:val="es-CO"/>
         </w:rPr>
-        <w:t>Cómo se llevó a cabo:</w:t>
-      </w:r>
-      <w:r>
-        <w:rPr>
-          <w:sz w:val="22"/>
-          <w:szCs w:val="22"/>
-          <w:lang w:val="es-CO"/>
-        </w:rPr>
-        <w:br/>
-        <w:t>Con los requisitos priorizados en Trello, se procedió al diseño técnico. Esto incluyó:</w:t>
-      </w:r>
-    </w:p>
-    <w:p>
-      <w:pPr>
-        <w:numPr>
-          <w:ilvl w:val="1"/>
-          <w:numId w:val="32"/>
-        </w:numPr>
-        <w:rPr>
-          <w:sz w:val="22"/>
-          <w:szCs w:val="22"/>
-          <w:lang w:val="es-CO"/>
-        </w:rPr>
-      </w:pPr>
-      <w:r>
-        <w:rPr>
-          <w:b/>
-          <w:bCs/>
-          <w:sz w:val="22"/>
-          <w:szCs w:val="22"/>
-          <w:lang w:val="es-CO"/>
-        </w:rPr>
-        <w:t>Diseño de la Arquitectura:</w:t>
-      </w:r>
-      <w:r>
-        <w:rPr>
-          <w:sz w:val="22"/>
-          <w:szCs w:val="22"/>
-          <w:lang w:val="es-CO"/>
-        </w:rPr>
-        <w:t> Se optó por una arquitectura cliente-servidor (frontend/backend) con una API REST.</w:t>
-      </w:r>
-    </w:p>
-    <w:p>
-      <w:pPr>
-        <w:numPr>
-          <w:ilvl w:val="1"/>
-          <w:numId w:val="32"/>
-        </w:numPr>
-        <w:rPr>
-          <w:sz w:val="22"/>
-          <w:szCs w:val="22"/>
-          <w:lang w:val="es-CO"/>
-        </w:rPr>
-      </w:pPr>
-      <w:r>
-        <w:rPr>
-          <w:b/>
-          <w:bCs/>
-          <w:sz w:val="22"/>
-          <w:szCs w:val="22"/>
-          <w:lang w:val="es-CO"/>
-        </w:rPr>
-        <w:t>Diseño de Base de Datos:</w:t>
-      </w:r>
-      <w:r>
-        <w:rPr>
-          <w:sz w:val="22"/>
-          <w:szCs w:val="22"/>
-          <w:lang w:val="es-CO"/>
-        </w:rPr>
-        <w:t> Se modeló el diagrama entidad-relación (ER) definiendo las tablas: Clientes, Vehículos, Órdenes_de_Servicio, Repuestos, etc.</w:t>
-      </w:r>
-    </w:p>
-    <w:p>
-      <w:pPr>
-        <w:numPr>
-          <w:ilvl w:val="1"/>
-          <w:numId w:val="32"/>
-        </w:numPr>
-        <w:rPr>
-          <w:sz w:val="22"/>
-          <w:szCs w:val="22"/>
-          <w:lang w:val="es-CO"/>
-        </w:rPr>
-      </w:pPr>
-      <w:r>
-        <w:rPr>
-          <w:b/>
-          <w:bCs/>
-          <w:sz w:val="22"/>
-          <w:szCs w:val="22"/>
-          <w:lang w:val="es-CO"/>
-        </w:rPr>
-        <w:t>Diseño de UI/UX:</w:t>
-      </w:r>
-      <w:r>
-        <w:rPr>
-          <w:sz w:val="22"/>
-          <w:szCs w:val="22"/>
-          <w:lang w:val="es-CO"/>
-        </w:rPr>
-        <w:t> Se crearon wireframes y prototipos para todas las pantallas, enfocándonos en la usabilidad para el entorno de un taller.</w:t>
+        <w:t>Arquitectura de Microservicios:</w:t>
+      </w:r>
+      <w:r>
+        <w:rPr>
+          <w:sz w:val="22"/>
+          <w:szCs w:val="22"/>
+          <w:lang w:val="es-CO"/>
+        </w:rPr>
+        <w:t> Migrar a una estructura desacoplada para mejorar la escalabilidad.</w:t>
       </w:r>
     </w:p>
     <w:p>
@@ -7602,13 +8777,73 @@
           <w:szCs w:val="22"/>
           <w:lang w:val="es-CO"/>
         </w:rPr>
-        <w:t>Desafíos y Soluciones:</w:t>
+        <w:t>Caching y CDN:</w:t>
+      </w:r>
+      <w:r>
+        <w:rPr>
+          <w:sz w:val="22"/>
+          <w:szCs w:val="22"/>
+          <w:lang w:val="es-CO"/>
+        </w:rPr>
+        <w:t> Implementar Redis y redes de entrega de contenido para optimizar tiempos de respuesta.</w:t>
       </w:r>
     </w:p>
     <w:p>
       <w:pPr>
         <w:numPr>
-          <w:ilvl w:val="1"/>
+          <w:ilvl w:val="0"/>
+          <w:numId w:val="32"/>
+        </w:numPr>
+        <w:rPr>
+          <w:sz w:val="22"/>
+          <w:szCs w:val="22"/>
+          <w:lang w:val="es-CO"/>
+        </w:rPr>
+      </w:pPr>
+      <w:r>
+        <w:rPr>
+          <w:b/>
+          <w:bCs/>
+          <w:sz w:val="22"/>
+          <w:szCs w:val="22"/>
+          <w:lang w:val="es-CO"/>
+        </w:rPr>
+        <w:t>Balanceo de Carga:</w:t>
+      </w:r>
+      <w:r>
+        <w:rPr>
+          <w:sz w:val="22"/>
+          <w:szCs w:val="22"/>
+          <w:lang w:val="es-CO"/>
+        </w:rPr>
+        <w:t> Garantizar alta disponibilidad en escenarios de tráfico elevado.</w:t>
+      </w:r>
+    </w:p>
+    <w:p>
+      <w:pPr>
+        <w:rPr>
+          <w:b/>
+          <w:bCs/>
+          <w:sz w:val="22"/>
+          <w:szCs w:val="22"/>
+          <w:lang w:val="es-CO"/>
+        </w:rPr>
+      </w:pPr>
+      <w:r>
+        <w:rPr>
+          <w:b/>
+          <w:bCs/>
+          <w:sz w:val="22"/>
+          <w:szCs w:val="22"/>
+          <w:lang w:val="es-CO"/>
+        </w:rPr>
+        <w:t>5. Experiencia de Usuario (UX) Avanzada</w:t>
+      </w:r>
+    </w:p>
+    <w:p>
+      <w:pPr>
+        <w:numPr>
+          <w:ilvl w:val="0"/>
           <w:numId w:val="33"/>
         </w:numPr>
         <w:rPr>
@@ -7625,21 +8860,21 @@
           <w:szCs w:val="22"/>
           <w:lang w:val="es-CO"/>
         </w:rPr>
-        <w:t>Desafío:</w:t>
-      </w:r>
-      <w:r>
-        <w:rPr>
-          <w:sz w:val="22"/>
-          <w:szCs w:val="22"/>
-          <w:lang w:val="es-CO"/>
-        </w:rPr>
-        <w:t> Diseñar un modelo de datos flexible que se adaptara a las variadas formas de trabajo de diferentes talleres.</w:t>
+        <w:t>Interfaz de Voz y Realidad Aumentada:</w:t>
+      </w:r>
+      <w:r>
+        <w:rPr>
+          <w:sz w:val="22"/>
+          <w:szCs w:val="22"/>
+          <w:lang w:val="es-CO"/>
+        </w:rPr>
+        <w:t> Facilitar interacciones hands-free y visualización de reparaciones.</w:t>
       </w:r>
     </w:p>
     <w:p>
       <w:pPr>
         <w:numPr>
-          <w:ilvl w:val="1"/>
+          <w:ilvl w:val="0"/>
           <w:numId w:val="33"/>
         </w:numPr>
         <w:rPr>
@@ -7656,36 +8891,36 @@
           <w:szCs w:val="22"/>
           <w:lang w:val="es-CO"/>
         </w:rPr>
-        <w:t>Solución:</w:t>
-      </w:r>
-      <w:r>
-        <w:rPr>
-          <w:sz w:val="22"/>
-          <w:szCs w:val="22"/>
-          <w:lang w:val="es-CO"/>
-        </w:rPr>
-        <w:t> Se realizó una revisión de modelos de negocio de varios talleres para identificar patrones comunes y se diseñó un esquema de base de datos lo suficientemente robusto y flexible para acomodarlos.</w:t>
-      </w:r>
-    </w:p>
-    <w:p>
-      <w:pPr>
-        <w:rPr>
-          <w:b/>
-          <w:bCs/>
-          <w:sz w:val="22"/>
-          <w:szCs w:val="22"/>
-          <w:lang w:val="es-CO"/>
-        </w:rPr>
-      </w:pPr>
-      <w:r>
-        <w:rPr>
-          <w:b/>
-          <w:bCs/>
-          <w:sz w:val="22"/>
-          <w:szCs w:val="22"/>
-          <w:lang w:val="es-CO"/>
-        </w:rPr>
-        <w:t>Desarrollar la propuesta tecnológica.</w:t>
+        <w:t>Tema Oscuro y Personalización:</w:t>
+      </w:r>
+      <w:r>
+        <w:rPr>
+          <w:sz w:val="22"/>
+          <w:szCs w:val="22"/>
+          <w:lang w:val="es-CO"/>
+        </w:rPr>
+        <w:t> Mejorar la accesibilidad y comodidad visual.</w:t>
+      </w:r>
+    </w:p>
+    <w:p>
+      <w:pPr>
+        <w:rPr>
+          <w:b/>
+          <w:bCs/>
+          <w:sz w:val="22"/>
+          <w:szCs w:val="22"/>
+          <w:lang w:val="es-CO"/>
+        </w:rPr>
+      </w:pPr>
+      <w:r>
+        <w:rPr>
+          <w:b/>
+          <w:bCs/>
+          <w:sz w:val="22"/>
+          <w:szCs w:val="22"/>
+          <w:lang w:val="es-CO"/>
+        </w:rPr>
+        <w:t>6. Seguridad y Cumplimiento</w:t>
       </w:r>
     </w:p>
     <w:p>
@@ -7708,94 +8943,16 @@
           <w:szCs w:val="22"/>
           <w:lang w:val="es-CO"/>
         </w:rPr>
-        <w:t>Cómo se llevó a cabo:</w:t>
-      </w:r>
-      <w:r>
-        <w:rPr>
-          <w:sz w:val="22"/>
-          <w:szCs w:val="22"/>
-          <w:lang w:val="es-CO"/>
-        </w:rPr>
-        <w:br/>
-        <w:t>El desarrollo se organizó en Sprints de 2 semanas usando el tablero de Trello. Las tarjetas del backlog se convertían en tareas de desarrollo en las listas "Por Hacer", "En Progreso", "Revisión" y "Hecho".</w:t>
-      </w:r>
-    </w:p>
-    <w:p>
-      <w:pPr>
-        <w:numPr>
-          <w:ilvl w:val="1"/>
-          <w:numId w:val="34"/>
-        </w:numPr>
-        <w:rPr>
-          <w:sz w:val="22"/>
-          <w:szCs w:val="22"/>
-          <w:lang w:val="es-CO"/>
-        </w:rPr>
-      </w:pPr>
-      <w:r>
-        <w:rPr>
-          <w:b/>
-          <w:bCs/>
-          <w:sz w:val="22"/>
-          <w:szCs w:val="22"/>
-          <w:lang w:val="es-CO"/>
-        </w:rPr>
-        <w:t>Tecnologías:</w:t>
-      </w:r>
-      <w:r>
-        <w:rPr>
-          <w:sz w:val="22"/>
-          <w:szCs w:val="22"/>
-          <w:lang w:val="es-CO"/>
-        </w:rPr>
-        <w:t> El frontend se desarrolló con React.js para una interfaz dinámica, el backend con </w:t>
-      </w:r>
-      <w:r>
-        <w:rPr>
-          <w:sz w:val="22"/>
-          <w:szCs w:val="22"/>
-          <w:lang w:val="es-CO"/>
-        </w:rPr>
-        <w:t>ASP .NET CORE</w:t>
-      </w:r>
-      <w:r>
-        <w:rPr>
-          <w:sz w:val="22"/>
-          <w:szCs w:val="22"/>
-          <w:lang w:val="es-CO"/>
-        </w:rPr>
-        <w:t> y la base de datos con PostgreSQL.</w:t>
-      </w:r>
-    </w:p>
-    <w:p>
-      <w:pPr>
-        <w:numPr>
-          <w:ilvl w:val="1"/>
-          <w:numId w:val="34"/>
-        </w:numPr>
-        <w:rPr>
-          <w:sz w:val="22"/>
-          <w:szCs w:val="22"/>
-          <w:lang w:val="es-CO"/>
-        </w:rPr>
-      </w:pPr>
-      <w:r>
-        <w:rPr>
-          <w:b/>
-          <w:bCs/>
-          <w:sz w:val="22"/>
-          <w:szCs w:val="22"/>
-          <w:lang w:val="es-CO"/>
-        </w:rPr>
-        <w:t>Enfoque:</w:t>
-      </w:r>
-      <w:r>
-        <w:rPr>
-          <w:sz w:val="22"/>
-          <w:szCs w:val="22"/>
-          <w:lang w:val="es-CO"/>
-        </w:rPr>
-        <w:t> Se desarrolló por módulos priorizados (Ej: Módulo de Clientes/Vehículos -&gt; Módulo de Órdenes de Servicio -&gt; Módulo de Inventario -&gt; Dashboard). Cada funcionalidad terminada se integraba y probaba inmediatamente.</w:t>
+        <w:lastRenderedPageBreak/>
+        <w:t>Autenticación Multi-Factor (2FA):</w:t>
+      </w:r>
+      <w:r>
+        <w:rPr>
+          <w:sz w:val="22"/>
+          <w:szCs w:val="22"/>
+          <w:lang w:val="es-CO"/>
+        </w:rPr>
+        <w:t> Añadir una capa adicional de seguridad.</w:t>
       </w:r>
     </w:p>
     <w:p>
@@ -7818,13 +8975,21 @@
           <w:szCs w:val="22"/>
           <w:lang w:val="es-CO"/>
         </w:rPr>
-        <w:t>Desafíos y Soluciones:</w:t>
+        <w:t>Auditoría y Backups Automatizados:</w:t>
+      </w:r>
+      <w:r>
+        <w:rPr>
+          <w:sz w:val="22"/>
+          <w:szCs w:val="22"/>
+          <w:lang w:val="es-CO"/>
+        </w:rPr>
+        <w:t> Garantizar la trazabilidad y resiliencia de los datos.</w:t>
       </w:r>
     </w:p>
     <w:p>
       <w:pPr>
         <w:numPr>
-          <w:ilvl w:val="1"/>
+          <w:ilvl w:val="0"/>
           <w:numId w:val="34"/>
         </w:numPr>
         <w:rPr>
@@ -7841,68 +9006,36 @@
           <w:szCs w:val="22"/>
           <w:lang w:val="es-CO"/>
         </w:rPr>
-        <w:t>Desafío:</w:t>
-      </w:r>
-      <w:r>
-        <w:rPr>
-          <w:sz w:val="22"/>
-          <w:szCs w:val="22"/>
-          <w:lang w:val="es-CO"/>
-        </w:rPr>
-        <w:t> Gestionar la actualización en tiempo real del inventario cuando múltiples usuarios acceden al mismo tiempo.</w:t>
-      </w:r>
-    </w:p>
-    <w:p>
-      <w:pPr>
-        <w:numPr>
-          <w:ilvl w:val="1"/>
-          <w:numId w:val="34"/>
-        </w:numPr>
-        <w:rPr>
-          <w:sz w:val="22"/>
-          <w:szCs w:val="22"/>
-          <w:lang w:val="es-CO"/>
-        </w:rPr>
-      </w:pPr>
-      <w:r>
-        <w:rPr>
-          <w:b/>
-          <w:bCs/>
-          <w:sz w:val="22"/>
-          <w:szCs w:val="22"/>
-          <w:lang w:val="es-CO"/>
-        </w:rPr>
-        <w:t>Solución:</w:t>
-      </w:r>
-      <w:r>
-        <w:rPr>
-          <w:sz w:val="22"/>
-          <w:szCs w:val="22"/>
-          <w:lang w:val="es-CO"/>
-        </w:rPr>
-        <w:t> Se implementaron transacciones de base de datos y bloqueos optimistas para evitar condiciones de carrera y garantizar la integridad absoluta de los datos del stock.</w:t>
-      </w:r>
-    </w:p>
-    <w:p>
-      <w:pPr>
-        <w:rPr>
-          <w:b/>
-          <w:bCs/>
-          <w:sz w:val="22"/>
-          <w:szCs w:val="22"/>
-          <w:lang w:val="es-CO"/>
-        </w:rPr>
-      </w:pPr>
-      <w:r>
-        <w:rPr>
-          <w:b/>
-          <w:bCs/>
-          <w:sz w:val="22"/>
-          <w:szCs w:val="22"/>
-          <w:lang w:val="es-CO"/>
-        </w:rPr>
-        <w:lastRenderedPageBreak/>
-        <w:t>Evaluar el funcionamiento de la propuesta digital implementada.</w:t>
+        <w:t>Cumplimiento Normativo:</w:t>
+      </w:r>
+      <w:r>
+        <w:rPr>
+          <w:sz w:val="22"/>
+          <w:szCs w:val="22"/>
+          <w:lang w:val="es-CO"/>
+        </w:rPr>
+        <w:t> Adaptar la plataforma a regulaciones específicas del sector automotriz.</w:t>
+      </w:r>
+    </w:p>
+    <w:p>
+      <w:pPr>
+        <w:rPr>
+          <w:b/>
+          <w:bCs/>
+          <w:sz w:val="22"/>
+          <w:szCs w:val="22"/>
+          <w:lang w:val="es-CO"/>
+        </w:rPr>
+      </w:pPr>
+      <w:r>
+        <w:rPr>
+          <w:b/>
+          <w:bCs/>
+          <w:sz w:val="22"/>
+          <w:szCs w:val="22"/>
+          <w:lang w:val="es-CO"/>
+        </w:rPr>
+        <w:t>7. Intelligence y Analytics</w:t>
       </w:r>
     </w:p>
     <w:p>
@@ -7925,125 +9058,15 @@
           <w:szCs w:val="22"/>
           <w:lang w:val="es-CO"/>
         </w:rPr>
-        <w:t>Cómo se llevó a cabo:</w:t>
-      </w:r>
-      <w:r>
-        <w:rPr>
-          <w:sz w:val="22"/>
-          <w:szCs w:val="22"/>
-          <w:lang w:val="es-CO"/>
-        </w:rPr>
-        <w:br/>
-        <w:t>La evaluación fue continua:</w:t>
-      </w:r>
-    </w:p>
-    <w:p>
-      <w:pPr>
-        <w:numPr>
-          <w:ilvl w:val="1"/>
-          <w:numId w:val="35"/>
-        </w:numPr>
-        <w:rPr>
-          <w:sz w:val="22"/>
-          <w:szCs w:val="22"/>
-          <w:lang w:val="es-CO"/>
-        </w:rPr>
-      </w:pPr>
-      <w:r>
-        <w:rPr>
-          <w:b/>
-          <w:bCs/>
-          <w:sz w:val="22"/>
-          <w:szCs w:val="22"/>
-          <w:lang w:val="es-CO"/>
-        </w:rPr>
-        <w:t>Pruebas Unitarias:</w:t>
-      </w:r>
-      <w:r>
-        <w:rPr>
-          <w:sz w:val="22"/>
-          <w:szCs w:val="22"/>
-          <w:lang w:val="es-CO"/>
-        </w:rPr>
-        <w:t> Para cada componente y función crítica.</w:t>
-      </w:r>
-    </w:p>
-    <w:p>
-      <w:pPr>
-        <w:numPr>
-          <w:ilvl w:val="1"/>
-          <w:numId w:val="35"/>
-        </w:numPr>
-        <w:rPr>
-          <w:sz w:val="22"/>
-          <w:szCs w:val="22"/>
-          <w:lang w:val="es-CO"/>
-        </w:rPr>
-      </w:pPr>
-      <w:r>
-        <w:rPr>
-          <w:b/>
-          <w:bCs/>
-          <w:sz w:val="22"/>
-          <w:szCs w:val="22"/>
-          <w:lang w:val="es-CO"/>
-        </w:rPr>
-        <w:t>Pruebas de Integración:</w:t>
-      </w:r>
-      <w:r>
-        <w:rPr>
-          <w:sz w:val="22"/>
-          <w:szCs w:val="22"/>
-          <w:lang w:val="es-CO"/>
-        </w:rPr>
-        <w:t> Para verificar que los módulos funcionaran correctamente.</w:t>
-      </w:r>
-    </w:p>
-    <w:p>
-      <w:pPr>
-        <w:numPr>
-          <w:ilvl w:val="1"/>
-          <w:numId w:val="35"/>
-        </w:numPr>
-        <w:rPr>
-          <w:sz w:val="22"/>
-          <w:szCs w:val="22"/>
-          <w:lang w:val="es-CO"/>
-        </w:rPr>
-      </w:pPr>
-      <w:r>
-        <w:rPr>
-          <w:b/>
-          <w:bCs/>
-          <w:sz w:val="22"/>
-          <w:szCs w:val="22"/>
-          <w:lang w:val="es-CO"/>
-        </w:rPr>
-        <w:t>Pruebas de Usuario (UAT):</w:t>
-      </w:r>
-      <w:r>
-        <w:rPr>
-          <w:sz w:val="22"/>
-          <w:szCs w:val="22"/>
-          <w:lang w:val="es-CO"/>
-        </w:rPr>
-        <w:t xml:space="preserve"> La fase más crucial. Se desplegó una versión beta en un entorno de testing y se </w:t>
-      </w:r>
-      <w:r>
-        <w:rPr>
-          <w:sz w:val="22"/>
-          <w:szCs w:val="22"/>
-          <w:lang w:val="es-CO"/>
-        </w:rPr>
-        <w:t>realizó de manera secuencial un manejo dependiendo de los roles como un recorrido que haría un cliente, un administrador, un mecánico y una secretaria</w:t>
-      </w:r>
-      <w:r>
-        <w:rPr>
-          <w:sz w:val="22"/>
-          <w:szCs w:val="22"/>
-          <w:lang w:val="es-CO"/>
-        </w:rPr>
-        <w:t>. Su feedback se registraba directamente en Trello con la etiqueta "Bug" o "Mejora".</w:t>
+        <w:t>Dashboards Avanzados y KPIs:</w:t>
+      </w:r>
+      <w:r>
+        <w:rPr>
+          <w:sz w:val="22"/>
+          <w:szCs w:val="22"/>
+          <w:lang w:val="es-CO"/>
+        </w:rPr>
+        <w:t> Profundizar en métricas de negocio para una toma de decisiones basada en datos.</w:t>
       </w:r>
     </w:p>
     <w:p>
@@ -8066,13 +9089,42 @@
           <w:szCs w:val="22"/>
           <w:lang w:val="es-CO"/>
         </w:rPr>
-        <w:t>Desafíos y Soluciones:</w:t>
+        <w:t>Machine Learning para Análisis de Clientes:</w:t>
+      </w:r>
+      <w:r>
+        <w:rPr>
+          <w:sz w:val="22"/>
+          <w:szCs w:val="22"/>
+          <w:lang w:val="es-CO"/>
+        </w:rPr>
+        <w:t> Identificar patrones de comportamiento y optimizar estrategias de engagement.</w:t>
+      </w:r>
+    </w:p>
+    <w:p>
+      <w:pPr>
+        <w:rPr>
+          <w:b/>
+          <w:bCs/>
+          <w:sz w:val="22"/>
+          <w:szCs w:val="22"/>
+          <w:lang w:val="es-CO"/>
+        </w:rPr>
+      </w:pPr>
+      <w:r>
+        <w:rPr>
+          <w:b/>
+          <w:bCs/>
+          <w:sz w:val="22"/>
+          <w:szCs w:val="22"/>
+          <w:lang w:val="es-CO"/>
+        </w:rPr>
+        <w:t>8. Funcionalidades Empresariales</w:t>
       </w:r>
     </w:p>
     <w:p>
       <w:pPr>
         <w:numPr>
-          <w:ilvl w:val="1"/>
+          <w:ilvl w:val="0"/>
           <w:numId w:val="36"/>
         </w:numPr>
         <w:rPr>
@@ -8089,21 +9141,21 @@
           <w:szCs w:val="22"/>
           <w:lang w:val="es-CO"/>
         </w:rPr>
-        <w:t>Desafío:</w:t>
-      </w:r>
-      <w:r>
-        <w:rPr>
-          <w:sz w:val="22"/>
-          <w:szCs w:val="22"/>
-          <w:lang w:val="es-CO"/>
-        </w:rPr>
-        <w:t> Los usuarios de prueba no reportaban problemas de forma estructurada.</w:t>
+        <w:t>Modelo Multi-tenant:</w:t>
+      </w:r>
+      <w:r>
+        <w:rPr>
+          <w:sz w:val="22"/>
+          <w:szCs w:val="22"/>
+          <w:lang w:val="es-CO"/>
+        </w:rPr>
+        <w:t> Soporte para múltiples talleres bajo una misma instancia.</w:t>
       </w:r>
     </w:p>
     <w:p>
       <w:pPr>
         <w:numPr>
-          <w:ilvl w:val="1"/>
+          <w:ilvl w:val="0"/>
           <w:numId w:val="36"/>
         </w:numPr>
         <w:rPr>
@@ -8120,122 +9172,257 @@
           <w:szCs w:val="22"/>
           <w:lang w:val="es-CO"/>
         </w:rPr>
-        <w:t>Solución:</w:t>
-      </w:r>
-      <w:r>
-        <w:rPr>
-          <w:sz w:val="22"/>
-          <w:szCs w:val="22"/>
-          <w:lang w:val="es-CO"/>
-        </w:rPr>
-        <w:t> Se creó una plantilla estándar en Trello para reportar bugs (incluyendo pasos para reproducir, navegador usado y capturas de pantalla), lo que agilizó enormemente la identificación y solución de problemas.</w:t>
-      </w:r>
-    </w:p>
-    <w:p>
-      <w:pPr>
-        <w:rPr>
-          <w:b/>
-          <w:bCs/>
-          <w:color w:val="EE0000"/>
-          <w:sz w:val="22"/>
-          <w:szCs w:val="22"/>
-          <w:lang w:val="es-CO"/>
-        </w:rPr>
-      </w:pPr>
-      <w:r>
-        <w:rPr>
-          <w:b/>
-          <w:bCs/>
-          <w:color w:val="EE0000"/>
-          <w:sz w:val="22"/>
-          <w:szCs w:val="22"/>
-          <w:lang w:val="es-CO"/>
-        </w:rPr>
-        <w:t>Desplegar aplicación a los usuarios finales del sistema.</w:t>
-      </w:r>
-    </w:p>
-    <w:p>
-      <w:pPr>
-        <w:numPr>
-          <w:ilvl w:val="0"/>
-          <w:numId w:val="37"/>
-        </w:numPr>
-        <w:rPr>
-          <w:b/>
-          <w:bCs/>
-          <w:color w:val="EE0000"/>
-          <w:sz w:val="22"/>
-          <w:szCs w:val="22"/>
-          <w:lang w:val="es-CO"/>
-        </w:rPr>
-      </w:pPr>
-      <w:r>
-        <w:rPr>
-          <w:b/>
-          <w:bCs/>
-          <w:color w:val="EE0000"/>
-          <w:sz w:val="22"/>
-          <w:szCs w:val="22"/>
-          <w:lang w:val="es-CO"/>
-        </w:rPr>
-        <w:t>Cómo se llevó a cabo:</w:t>
-      </w:r>
-    </w:p>
-    <w:p>
-      <w:pPr>
-        <w:numPr>
-          <w:ilvl w:val="0"/>
-          <w:numId w:val="37"/>
-        </w:numPr>
-        <w:rPr>
-          <w:b/>
-          <w:bCs/>
-          <w:color w:val="EE0000"/>
-          <w:sz w:val="22"/>
-          <w:szCs w:val="22"/>
-          <w:lang w:val="es-CO"/>
-        </w:rPr>
-      </w:pPr>
-      <w:r>
-        <w:rPr>
-          <w:b/>
-          <w:bCs/>
-          <w:color w:val="EE0000"/>
-          <w:sz w:val="22"/>
-          <w:szCs w:val="22"/>
-          <w:lang w:val="es-CO"/>
-        </w:rPr>
-        <w:t>Desafíos y Soluciones:</w:t>
-      </w:r>
-    </w:p>
-    <w:p>
-      <w:pPr>
-        <w:rPr>
-          <w:sz w:val="22"/>
-          <w:szCs w:val="22"/>
-          <w:lang w:val="es-CO"/>
-        </w:rPr>
-      </w:pPr>
-      <w:r>
-        <w:rPr>
-          <w:b/>
-          <w:bCs/>
-          <w:sz w:val="22"/>
-          <w:szCs w:val="22"/>
-          <w:lang w:val="es-CO"/>
-        </w:rPr>
-        <w:t>Conclusión:</w:t>
-      </w:r>
-      <w:r>
-        <w:rPr>
-          <w:sz w:val="22"/>
-          <w:szCs w:val="22"/>
-          <w:lang w:val="es-CO"/>
-        </w:rPr>
-        <w:br/>
-        <w:t>El uso de una metodología ágil gestionada con Trello fue instrumental para el éxito de la implementación. Nos permitió traducir los requisitos en un diseño sólido, desarrollar de forma iterativa y centrada en el usuario, evaluar rigurosamente el funcionamiento y realizar un despliegue controlado, asegurando que la propuesta tecnológica final cumpliera de manera efectiva con las necesidades de los talleres mecánicos.</w:t>
-      </w:r>
-    </w:p>
+        <w:t>CRM y ERP:</w:t>
+      </w:r>
+      <w:r>
+        <w:rPr>
+          <w:sz w:val="22"/>
+          <w:szCs w:val="22"/>
+          <w:lang w:val="es-CO"/>
+        </w:rPr>
+        <w:t> Integración con sistemas de gestión empresarial para un flujo unificado de información.</w:t>
+      </w:r>
+    </w:p>
+    <w:p>
+      <w:pPr>
+        <w:rPr>
+          <w:sz w:val="22"/>
+          <w:szCs w:val="22"/>
+          <w:lang w:val="es-CO"/>
+        </w:rPr>
+      </w:pPr>
+    </w:p>
+    <w:sdt>
+      <w:sdtPr>
+        <w:rPr>
+          <w:lang w:val="es-ES"/>
+        </w:rPr>
+        <w:id w:val="-1713949768"/>
+        <w:docPartObj>
+          <w:docPartGallery w:val="Bibliographies"/>
+          <w:docPartUnique/>
+        </w:docPartObj>
+      </w:sdtPr>
+      <w:sdtEndPr>
+        <w:rPr>
+          <w:rFonts w:asciiTheme="minorHAnsi" w:eastAsiaTheme="minorEastAsia" w:hAnsiTheme="minorHAnsi" w:cstheme="minorBidi"/>
+          <w:color w:val="auto"/>
+          <w:sz w:val="24"/>
+          <w:szCs w:val="24"/>
+          <w:lang w:val="en-US"/>
+        </w:rPr>
+      </w:sdtEndPr>
+      <w:sdtContent>
+        <w:p>
+          <w:pPr>
+            <w:pStyle w:val="Ttulo1"/>
+            <w:rPr>
+              <w:lang w:val="es-CO"/>
+            </w:rPr>
+          </w:pPr>
+          <w:r>
+            <w:rPr>
+              <w:lang w:val="es-ES"/>
+            </w:rPr>
+            <w:t>Bibliografía</w:t>
+          </w:r>
+        </w:p>
+        <w:sdt>
+          <w:sdtPr>
+            <w:id w:val="111145805"/>
+            <w:bibliography/>
+          </w:sdtPr>
+          <w:sdtContent>
+            <w:p>
+              <w:pPr>
+                <w:pStyle w:val="Bibliografa"/>
+                <w:ind w:left="720" w:hanging="720"/>
+                <w:rPr>
+                  <w:noProof/>
+                  <w:lang w:val="es-ES"/>
+                </w:rPr>
+              </w:pPr>
+              <w:r>
+                <w:fldChar w:fldCharType="begin"/>
+              </w:r>
+              <w:r>
+                <w:rPr>
+                  <w:lang w:val="es-CO"/>
+                </w:rPr>
+                <w:instrText>BIBLIOGRAPHY</w:instrText>
+              </w:r>
+              <w:r>
+                <w:fldChar w:fldCharType="separate"/>
+              </w:r>
+              <w:r>
+                <w:rPr>
+                  <w:noProof/>
+                  <w:lang w:val="es-ES"/>
+                </w:rPr>
+                <w:t xml:space="preserve">Asociacion de Fundaciones Familiares y Empresiariales. (13 de 9 de 2023). </w:t>
+              </w:r>
+              <w:r>
+                <w:rPr>
+                  <w:i/>
+                  <w:iCs/>
+                  <w:noProof/>
+                  <w:lang w:val="es-ES"/>
+                </w:rPr>
+                <w:t>Informe Sociedad Digital en América Latina: Aumento del 1% en el índice de digitalización generaría un crecimiento de 0.3% en el PIB</w:t>
+              </w:r>
+              <w:r>
+                <w:rPr>
+                  <w:noProof/>
+                  <w:lang w:val="es-ES"/>
+                </w:rPr>
+                <w:t>. Obtenido de Informe Sociedad Digital en América Latina - AFE Colombia: https://afecolombia.org/digital/</w:t>
+              </w:r>
+            </w:p>
+            <w:p>
+              <w:pPr>
+                <w:pStyle w:val="Bibliografa"/>
+                <w:ind w:left="720" w:hanging="720"/>
+                <w:rPr>
+                  <w:noProof/>
+                  <w:lang w:val="es-ES"/>
+                </w:rPr>
+              </w:pPr>
+              <w:r>
+                <w:rPr>
+                  <w:noProof/>
+                  <w:lang w:val="es-ES"/>
+                </w:rPr>
+                <w:t xml:space="preserve">Motor16. (30 de 10 de 2024). </w:t>
+              </w:r>
+              <w:r>
+                <w:rPr>
+                  <w:i/>
+                  <w:iCs/>
+                  <w:noProof/>
+                  <w:lang w:val="es-ES"/>
+                </w:rPr>
+                <w:t>La digitalización de los talleres mecánicos en 2025 conduce a una gestión eficiente</w:t>
+              </w:r>
+              <w:r>
+                <w:rPr>
+                  <w:noProof/>
+                  <w:lang w:val="es-ES"/>
+                </w:rPr>
+                <w:t>. Obtenido de La digitalización de los talleres mecánicos en 2025 conduce a una ...: https://www.motor16.com/comunicados/digitalizacion-talleres-mecanicos/</w:t>
+              </w:r>
+            </w:p>
+            <w:p>
+              <w:pPr>
+                <w:pStyle w:val="Bibliografa"/>
+                <w:ind w:left="720" w:hanging="720"/>
+                <w:rPr>
+                  <w:noProof/>
+                  <w:lang w:val="es-ES"/>
+                </w:rPr>
+              </w:pPr>
+              <w:r>
+                <w:rPr>
+                  <w:noProof/>
+                  <w:lang w:val="es-ES"/>
+                </w:rPr>
+                <w:t xml:space="preserve">Pérez-Moure, H., F. Lampón, J., &amp; Cabanelas, P. (16 de 04 de 2025). </w:t>
+              </w:r>
+              <w:r>
+                <w:rPr>
+                  <w:i/>
+                  <w:iCs/>
+                  <w:noProof/>
+                  <w:lang w:val="es-ES"/>
+                </w:rPr>
+                <w:t>Impacto de la transformación digital en la movilidad: Un análisis de los nuevos modelos de negocio en la industria automotriz</w:t>
+              </w:r>
+              <w:r>
+                <w:rPr>
+                  <w:noProof/>
+                  <w:lang w:val="es-ES"/>
+                </w:rPr>
+                <w:t>. Obtenido de Impacto de la transformación digital en la movilidad: Un análisis de los nuevos modelos de negocio en la industria automotriz: https://revistadyo.es/DyO/index.php/dyo/article/view/688</w:t>
+              </w:r>
+            </w:p>
+            <w:p>
+              <w:pPr>
+                <w:pStyle w:val="Bibliografa"/>
+                <w:ind w:left="720" w:hanging="720"/>
+                <w:rPr>
+                  <w:noProof/>
+                  <w:lang w:val="es-ES"/>
+                </w:rPr>
+              </w:pPr>
+              <w:r>
+                <w:rPr>
+                  <w:noProof/>
+                  <w:lang w:val="es-ES"/>
+                </w:rPr>
+                <w:t xml:space="preserve">Plaza, D. (3 de 10 de 2024). </w:t>
+              </w:r>
+              <w:r>
+                <w:rPr>
+                  <w:i/>
+                  <w:iCs/>
+                  <w:noProof/>
+                  <w:lang w:val="es-ES"/>
+                </w:rPr>
+                <w:t>Qué es un taller mecánico y qué servicios presta</w:t>
+              </w:r>
+              <w:r>
+                <w:rPr>
+                  <w:noProof/>
+                  <w:lang w:val="es-ES"/>
+                </w:rPr>
+                <w:t>. Obtenido de Qué es un taller mecánico y qué servicios presta: https://www.motor.es/que-es/taller-mecanico</w:t>
+              </w:r>
+            </w:p>
+            <w:p>
+              <w:pPr>
+                <w:pStyle w:val="Bibliografa"/>
+                <w:ind w:left="720" w:hanging="720"/>
+                <w:rPr>
+                  <w:noProof/>
+                  <w:lang w:val="es-ES"/>
+                </w:rPr>
+              </w:pPr>
+              <w:r>
+                <w:rPr>
+                  <w:noProof/>
+                  <w:lang w:val="es-ES"/>
+                </w:rPr>
+                <w:t xml:space="preserve">SENA Sofia Plus. (s.f.). </w:t>
+              </w:r>
+              <w:r>
+                <w:rPr>
+                  <w:i/>
+                  <w:iCs/>
+                  <w:noProof/>
+                  <w:lang w:val="es-ES"/>
+                </w:rPr>
+                <w:t>Tecnólogo en Gestión del Mantenimiento de Automotores</w:t>
+              </w:r>
+              <w:r>
+                <w:rPr>
+                  <w:noProof/>
+                  <w:lang w:val="es-ES"/>
+                </w:rPr>
+                <w:t>. Obtenido de Tecnólogo en Gestión del Mantenimiento de …: https://zajuna-sena-edu.co/curso/tecnologo-en-gestion-del-mantenimiento-de-automotores/</w:t>
+              </w:r>
+            </w:p>
+            <w:p>
+              <w:r>
+                <w:rPr>
+                  <w:b/>
+                  <w:bCs/>
+                </w:rPr>
+                <w:fldChar w:fldCharType="end"/>
+              </w:r>
+            </w:p>
+          </w:sdtContent>
+        </w:sdt>
+      </w:sdtContent>
+    </w:sdt>
     <w:p>
       <w:pPr>
         <w:rPr>
@@ -8273,6 +9460,155 @@
 <file path=word/numbering.xml><?xml version="1.0" encoding="utf-8"?>
 <w:numbering xmlns:wpc="http://schemas.microsoft.com/office/word/2010/wordprocessingCanvas" xmlns:cx="http://schemas.microsoft.com/office/drawing/2014/chartex" xmlns:cx1="http://schemas.microsoft.com/office/drawing/2015/9/8/chartex" xmlns:cx2="http://schemas.microsoft.com/office/drawing/2015/10/21/chartex" xmlns:cx3="http://schemas.microsoft.com/office/drawing/2016/5/9/chartex" xmlns:cx4="http://schemas.microsoft.com/office/drawing/2016/5/10/chartex" xmlns:cx5="http://schemas.microsoft.com/office/drawing/2016/5/11/chartex" xmlns:cx6="http://schemas.microsoft.com/office/drawing/2016/5/12/chartex" xmlns:cx7="http://schemas.microsoft.com/office/drawing/2016/5/13/chartex" xmlns:cx8="http://schemas.microsoft.com/office/drawing/2016/5/14/chartex" xmlns:mc="http://schemas.openxmlformats.org/markup-compatibility/2006" xmlns:aink="http://schemas.microsoft.com/office/drawing/2016/ink" xmlns:am3d="http://schemas.microsoft.com/office/drawing/2017/model3d" xmlns:o="urn:schemas-microsoft-com:office:office" xmlns:oel="http://schemas.microsoft.com/office/2019/extlst" xmlns:r="http://schemas.openxmlformats.org/officeDocument/2006/relationships" xmlns:m="http://schemas.openxmlformats.org/officeDocument/2006/math" xmlns:v="urn:schemas-microsoft-com:vml" xmlns:wp14="http://schemas.microsoft.com/office/word/2010/wordprocessingDrawing" xmlns:wp="http://schemas.openxmlformats.org/drawingml/2006/wordprocessingDrawing" xmlns:w10="urn:schemas-microsoft-com:office:word" xmlns:w="http://schemas.openxmlformats.org/wordprocessingml/2006/main" xmlns:w14="http://schemas.microsoft.com/office/word/2010/wordml" xmlns:w15="http://schemas.microsoft.com/office/word/2012/wordml" xmlns:w16cex="http://schemas.microsoft.com/office/word/2018/wordml/cex" xmlns:w16cid="http://schemas.microsoft.com/office/word/2016/wordml/cid" xmlns:w16="http://schemas.microsoft.com/office/word/2018/wordml" xmlns:w16du="http://schemas.microsoft.com/office/word/2023/wordml/word16du" xmlns:w16sdtdh="http://schemas.microsoft.com/office/word/2020/wordml/sdtdatahash" xmlns:w16sdtfl="http://schemas.microsoft.com/office/word/2024/wordml/sdtformatlock" xmlns:w16se="http://schemas.microsoft.com/office/word/2015/wordml/symex" xmlns:wpg="http://schemas.microsoft.com/office/word/2010/wordprocessingGroup" xmlns:wpi="http://schemas.microsoft.com/office/word/2010/wordprocessingInk" xmlns:wne="http://schemas.microsoft.com/office/word/2006/wordml" xmlns:wps="http://schemas.microsoft.com/office/word/2010/wordprocessingShape" mc:Ignorable="w14 w15 w16se w16cid w16 w16cex w16sdtdh w16sdtfl w16du wp14">
   <w:abstractNum w:abstractNumId="0" w15:restartNumberingAfterBreak="0">
+    <w:nsid w:val="04137768"/>
+    <w:multiLevelType w:val="multilevel"/>
+    <w:tmpl w:val="29667650"/>
+    <w:lvl w:ilvl="0">
+      <w:start w:val="1"/>
+      <w:numFmt w:val="bullet"/>
+      <w:lvlText w:val=""/>
+      <w:lvlJc w:val="left"/>
+      <w:pPr>
+        <w:tabs>
+          <w:tab w:val="num" w:pos="720"/>
+        </w:tabs>
+        <w:ind w:left="720" w:hanging="360"/>
+      </w:pPr>
+      <w:rPr>
+        <w:rFonts w:ascii="Symbol" w:hAnsi="Symbol" w:hint="default"/>
+        <w:sz w:val="20"/>
+      </w:rPr>
+    </w:lvl>
+    <w:lvl w:ilvl="1" w:tentative="1">
+      <w:start w:val="1"/>
+      <w:numFmt w:val="bullet"/>
+      <w:lvlText w:val="o"/>
+      <w:lvlJc w:val="left"/>
+      <w:pPr>
+        <w:tabs>
+          <w:tab w:val="num" w:pos="1440"/>
+        </w:tabs>
+        <w:ind w:left="1440" w:hanging="360"/>
+      </w:pPr>
+      <w:rPr>
+        <w:rFonts w:ascii="Courier New" w:hAnsi="Courier New" w:hint="default"/>
+        <w:sz w:val="20"/>
+      </w:rPr>
+    </w:lvl>
+    <w:lvl w:ilvl="2" w:tentative="1">
+      <w:start w:val="1"/>
+      <w:numFmt w:val="bullet"/>
+      <w:lvlText w:val=""/>
+      <w:lvlJc w:val="left"/>
+      <w:pPr>
+        <w:tabs>
+          <w:tab w:val="num" w:pos="2160"/>
+        </w:tabs>
+        <w:ind w:left="2160" w:hanging="360"/>
+      </w:pPr>
+      <w:rPr>
+        <w:rFonts w:ascii="Wingdings" w:hAnsi="Wingdings" w:hint="default"/>
+        <w:sz w:val="20"/>
+      </w:rPr>
+    </w:lvl>
+    <w:lvl w:ilvl="3" w:tentative="1">
+      <w:start w:val="1"/>
+      <w:numFmt w:val="bullet"/>
+      <w:lvlText w:val=""/>
+      <w:lvlJc w:val="left"/>
+      <w:pPr>
+        <w:tabs>
+          <w:tab w:val="num" w:pos="2880"/>
+        </w:tabs>
+        <w:ind w:left="2880" w:hanging="360"/>
+      </w:pPr>
+      <w:rPr>
+        <w:rFonts w:ascii="Wingdings" w:hAnsi="Wingdings" w:hint="default"/>
+        <w:sz w:val="20"/>
+      </w:rPr>
+    </w:lvl>
+    <w:lvl w:ilvl="4" w:tentative="1">
+      <w:start w:val="1"/>
+      <w:numFmt w:val="bullet"/>
+      <w:lvlText w:val=""/>
+      <w:lvlJc w:val="left"/>
+      <w:pPr>
+        <w:tabs>
+          <w:tab w:val="num" w:pos="3600"/>
+        </w:tabs>
+        <w:ind w:left="3600" w:hanging="360"/>
+      </w:pPr>
+      <w:rPr>
+        <w:rFonts w:ascii="Wingdings" w:hAnsi="Wingdings" w:hint="default"/>
+        <w:sz w:val="20"/>
+      </w:rPr>
+    </w:lvl>
+    <w:lvl w:ilvl="5" w:tentative="1">
+      <w:start w:val="1"/>
+      <w:numFmt w:val="bullet"/>
+      <w:lvlText w:val=""/>
+      <w:lvlJc w:val="left"/>
+      <w:pPr>
+        <w:tabs>
+          <w:tab w:val="num" w:pos="4320"/>
+        </w:tabs>
+        <w:ind w:left="4320" w:hanging="360"/>
+      </w:pPr>
+      <w:rPr>
+        <w:rFonts w:ascii="Wingdings" w:hAnsi="Wingdings" w:hint="default"/>
+        <w:sz w:val="20"/>
+      </w:rPr>
+    </w:lvl>
+    <w:lvl w:ilvl="6" w:tentative="1">
+      <w:start w:val="1"/>
+      <w:numFmt w:val="bullet"/>
+      <w:lvlText w:val=""/>
+      <w:lvlJc w:val="left"/>
+      <w:pPr>
+        <w:tabs>
+          <w:tab w:val="num" w:pos="5040"/>
+        </w:tabs>
+        <w:ind w:left="5040" w:hanging="360"/>
+      </w:pPr>
+      <w:rPr>
+        <w:rFonts w:ascii="Wingdings" w:hAnsi="Wingdings" w:hint="default"/>
+        <w:sz w:val="20"/>
+      </w:rPr>
+    </w:lvl>
+    <w:lvl w:ilvl="7" w:tentative="1">
+      <w:start w:val="1"/>
+      <w:numFmt w:val="bullet"/>
+      <w:lvlText w:val=""/>
+      <w:lvlJc w:val="left"/>
+      <w:pPr>
+        <w:tabs>
+          <w:tab w:val="num" w:pos="5760"/>
+        </w:tabs>
+        <w:ind w:left="5760" w:hanging="360"/>
+      </w:pPr>
+      <w:rPr>
+        <w:rFonts w:ascii="Wingdings" w:hAnsi="Wingdings" w:hint="default"/>
+        <w:sz w:val="20"/>
+      </w:rPr>
+    </w:lvl>
+    <w:lvl w:ilvl="8" w:tentative="1">
+      <w:start w:val="1"/>
+      <w:numFmt w:val="bullet"/>
+      <w:lvlText w:val=""/>
+      <w:lvlJc w:val="left"/>
+      <w:pPr>
+        <w:tabs>
+          <w:tab w:val="num" w:pos="6480"/>
+        </w:tabs>
+        <w:ind w:left="6480" w:hanging="360"/>
+      </w:pPr>
+      <w:rPr>
+        <w:rFonts w:ascii="Wingdings" w:hAnsi="Wingdings" w:hint="default"/>
+        <w:sz w:val="20"/>
+      </w:rPr>
+    </w:lvl>
+  </w:abstractNum>
+  <w:abstractNum w:abstractNumId="1" w15:restartNumberingAfterBreak="0">
     <w:nsid w:val="045DAAD9"/>
     <w:multiLevelType w:val="hybridMultilevel"/>
     <w:tmpl w:val="FFFFFFFF"/>
@@ -8358,7 +9694,7 @@
       </w:pPr>
     </w:lvl>
   </w:abstractNum>
-  <w:abstractNum w:abstractNumId="1" w15:restartNumberingAfterBreak="0">
+  <w:abstractNum w:abstractNumId="2" w15:restartNumberingAfterBreak="0">
     <w:nsid w:val="06D37E84"/>
     <w:multiLevelType w:val="multilevel"/>
     <w:tmpl w:val="9E5E054A"/>
@@ -8479,7 +9815,7 @@
       </w:pPr>
     </w:lvl>
   </w:abstractNum>
-  <w:abstractNum w:abstractNumId="2" w15:restartNumberingAfterBreak="0">
+  <w:abstractNum w:abstractNumId="3" w15:restartNumberingAfterBreak="0">
     <w:nsid w:val="0CFB3E4B"/>
     <w:multiLevelType w:val="hybridMultilevel"/>
     <w:tmpl w:val="FFFFFFFF"/>
@@ -8565,93 +9901,305 @@
       </w:pPr>
     </w:lvl>
   </w:abstractNum>
-  <w:abstractNum w:abstractNumId="3" w15:restartNumberingAfterBreak="0">
-    <w:nsid w:val="0F751AA4"/>
-    <w:multiLevelType w:val="hybridMultilevel"/>
-    <w:tmpl w:val="FFFFFFFF"/>
-    <w:lvl w:ilvl="0" w:tplc="F3F0DBB8">
-      <w:start w:val="1"/>
-      <w:numFmt w:val="decimal"/>
-      <w:lvlText w:val="%1."/>
-      <w:lvlJc w:val="left"/>
-      <w:pPr>
+  <w:abstractNum w:abstractNumId="4" w15:restartNumberingAfterBreak="0">
+    <w:nsid w:val="0ED11F42"/>
+    <w:multiLevelType w:val="multilevel"/>
+    <w:tmpl w:val="DFCE9220"/>
+    <w:lvl w:ilvl="0">
+      <w:start w:val="1"/>
+      <w:numFmt w:val="bullet"/>
+      <w:lvlText w:val=""/>
+      <w:lvlJc w:val="left"/>
+      <w:pPr>
+        <w:tabs>
+          <w:tab w:val="num" w:pos="720"/>
+        </w:tabs>
         <w:ind w:left="720" w:hanging="360"/>
       </w:pPr>
-    </w:lvl>
-    <w:lvl w:ilvl="1" w:tplc="E4D8DAFC">
-      <w:start w:val="1"/>
-      <w:numFmt w:val="lowerLetter"/>
-      <w:lvlText w:val="%2."/>
-      <w:lvlJc w:val="left"/>
-      <w:pPr>
+      <w:rPr>
+        <w:rFonts w:ascii="Symbol" w:hAnsi="Symbol" w:hint="default"/>
+        <w:sz w:val="20"/>
+      </w:rPr>
+    </w:lvl>
+    <w:lvl w:ilvl="1" w:tentative="1">
+      <w:start w:val="1"/>
+      <w:numFmt w:val="bullet"/>
+      <w:lvlText w:val="o"/>
+      <w:lvlJc w:val="left"/>
+      <w:pPr>
+        <w:tabs>
+          <w:tab w:val="num" w:pos="1440"/>
+        </w:tabs>
         <w:ind w:left="1440" w:hanging="360"/>
       </w:pPr>
-    </w:lvl>
-    <w:lvl w:ilvl="2" w:tplc="AF1E9134">
-      <w:start w:val="1"/>
-      <w:numFmt w:val="lowerRoman"/>
-      <w:lvlText w:val="%3."/>
-      <w:lvlJc w:val="right"/>
-      <w:pPr>
-        <w:ind w:left="2160" w:hanging="180"/>
-      </w:pPr>
-    </w:lvl>
-    <w:lvl w:ilvl="3" w:tplc="F4589FFA">
-      <w:start w:val="1"/>
-      <w:numFmt w:val="decimal"/>
-      <w:lvlText w:val="%4."/>
-      <w:lvlJc w:val="left"/>
-      <w:pPr>
+      <w:rPr>
+        <w:rFonts w:ascii="Courier New" w:hAnsi="Courier New" w:hint="default"/>
+        <w:sz w:val="20"/>
+      </w:rPr>
+    </w:lvl>
+    <w:lvl w:ilvl="2" w:tentative="1">
+      <w:start w:val="1"/>
+      <w:numFmt w:val="bullet"/>
+      <w:lvlText w:val=""/>
+      <w:lvlJc w:val="left"/>
+      <w:pPr>
+        <w:tabs>
+          <w:tab w:val="num" w:pos="2160"/>
+        </w:tabs>
+        <w:ind w:left="2160" w:hanging="360"/>
+      </w:pPr>
+      <w:rPr>
+        <w:rFonts w:ascii="Wingdings" w:hAnsi="Wingdings" w:hint="default"/>
+        <w:sz w:val="20"/>
+      </w:rPr>
+    </w:lvl>
+    <w:lvl w:ilvl="3" w:tentative="1">
+      <w:start w:val="1"/>
+      <w:numFmt w:val="bullet"/>
+      <w:lvlText w:val=""/>
+      <w:lvlJc w:val="left"/>
+      <w:pPr>
+        <w:tabs>
+          <w:tab w:val="num" w:pos="2880"/>
+        </w:tabs>
         <w:ind w:left="2880" w:hanging="360"/>
       </w:pPr>
-    </w:lvl>
-    <w:lvl w:ilvl="4" w:tplc="AB9625BA">
-      <w:start w:val="1"/>
-      <w:numFmt w:val="lowerLetter"/>
-      <w:lvlText w:val="%5."/>
-      <w:lvlJc w:val="left"/>
-      <w:pPr>
+      <w:rPr>
+        <w:rFonts w:ascii="Wingdings" w:hAnsi="Wingdings" w:hint="default"/>
+        <w:sz w:val="20"/>
+      </w:rPr>
+    </w:lvl>
+    <w:lvl w:ilvl="4" w:tentative="1">
+      <w:start w:val="1"/>
+      <w:numFmt w:val="bullet"/>
+      <w:lvlText w:val=""/>
+      <w:lvlJc w:val="left"/>
+      <w:pPr>
+        <w:tabs>
+          <w:tab w:val="num" w:pos="3600"/>
+        </w:tabs>
         <w:ind w:left="3600" w:hanging="360"/>
       </w:pPr>
-    </w:lvl>
-    <w:lvl w:ilvl="5" w:tplc="D34EE6D8">
-      <w:start w:val="1"/>
-      <w:numFmt w:val="lowerRoman"/>
-      <w:lvlText w:val="%6."/>
-      <w:lvlJc w:val="right"/>
-      <w:pPr>
-        <w:ind w:left="4320" w:hanging="180"/>
-      </w:pPr>
-    </w:lvl>
-    <w:lvl w:ilvl="6" w:tplc="ADB0D422">
-      <w:start w:val="1"/>
-      <w:numFmt w:val="decimal"/>
-      <w:lvlText w:val="%7."/>
-      <w:lvlJc w:val="left"/>
-      <w:pPr>
+      <w:rPr>
+        <w:rFonts w:ascii="Wingdings" w:hAnsi="Wingdings" w:hint="default"/>
+        <w:sz w:val="20"/>
+      </w:rPr>
+    </w:lvl>
+    <w:lvl w:ilvl="5" w:tentative="1">
+      <w:start w:val="1"/>
+      <w:numFmt w:val="bullet"/>
+      <w:lvlText w:val=""/>
+      <w:lvlJc w:val="left"/>
+      <w:pPr>
+        <w:tabs>
+          <w:tab w:val="num" w:pos="4320"/>
+        </w:tabs>
+        <w:ind w:left="4320" w:hanging="360"/>
+      </w:pPr>
+      <w:rPr>
+        <w:rFonts w:ascii="Wingdings" w:hAnsi="Wingdings" w:hint="default"/>
+        <w:sz w:val="20"/>
+      </w:rPr>
+    </w:lvl>
+    <w:lvl w:ilvl="6" w:tentative="1">
+      <w:start w:val="1"/>
+      <w:numFmt w:val="bullet"/>
+      <w:lvlText w:val=""/>
+      <w:lvlJc w:val="left"/>
+      <w:pPr>
+        <w:tabs>
+          <w:tab w:val="num" w:pos="5040"/>
+        </w:tabs>
         <w:ind w:left="5040" w:hanging="360"/>
       </w:pPr>
-    </w:lvl>
-    <w:lvl w:ilvl="7" w:tplc="DBCC9BC6">
-      <w:start w:val="1"/>
-      <w:numFmt w:val="lowerLetter"/>
-      <w:lvlText w:val="%8."/>
-      <w:lvlJc w:val="left"/>
-      <w:pPr>
+      <w:rPr>
+        <w:rFonts w:ascii="Wingdings" w:hAnsi="Wingdings" w:hint="default"/>
+        <w:sz w:val="20"/>
+      </w:rPr>
+    </w:lvl>
+    <w:lvl w:ilvl="7" w:tentative="1">
+      <w:start w:val="1"/>
+      <w:numFmt w:val="bullet"/>
+      <w:lvlText w:val=""/>
+      <w:lvlJc w:val="left"/>
+      <w:pPr>
+        <w:tabs>
+          <w:tab w:val="num" w:pos="5760"/>
+        </w:tabs>
         <w:ind w:left="5760" w:hanging="360"/>
       </w:pPr>
-    </w:lvl>
-    <w:lvl w:ilvl="8" w:tplc="A0185100">
-      <w:start w:val="1"/>
-      <w:numFmt w:val="lowerRoman"/>
-      <w:lvlText w:val="%9."/>
-      <w:lvlJc w:val="right"/>
-      <w:pPr>
-        <w:ind w:left="6480" w:hanging="180"/>
-      </w:pPr>
+      <w:rPr>
+        <w:rFonts w:ascii="Wingdings" w:hAnsi="Wingdings" w:hint="default"/>
+        <w:sz w:val="20"/>
+      </w:rPr>
+    </w:lvl>
+    <w:lvl w:ilvl="8" w:tentative="1">
+      <w:start w:val="1"/>
+      <w:numFmt w:val="bullet"/>
+      <w:lvlText w:val=""/>
+      <w:lvlJc w:val="left"/>
+      <w:pPr>
+        <w:tabs>
+          <w:tab w:val="num" w:pos="6480"/>
+        </w:tabs>
+        <w:ind w:left="6480" w:hanging="360"/>
+      </w:pPr>
+      <w:rPr>
+        <w:rFonts w:ascii="Wingdings" w:hAnsi="Wingdings" w:hint="default"/>
+        <w:sz w:val="20"/>
+      </w:rPr>
     </w:lvl>
   </w:abstractNum>
-  <w:abstractNum w:abstractNumId="4" w15:restartNumberingAfterBreak="0">
+  <w:abstractNum w:abstractNumId="5" w15:restartNumberingAfterBreak="0">
+    <w:nsid w:val="159100E4"/>
+    <w:multiLevelType w:val="multilevel"/>
+    <w:tmpl w:val="AA480FD8"/>
+    <w:lvl w:ilvl="0">
+      <w:start w:val="1"/>
+      <w:numFmt w:val="bullet"/>
+      <w:lvlText w:val=""/>
+      <w:lvlJc w:val="left"/>
+      <w:pPr>
+        <w:tabs>
+          <w:tab w:val="num" w:pos="720"/>
+        </w:tabs>
+        <w:ind w:left="720" w:hanging="360"/>
+      </w:pPr>
+      <w:rPr>
+        <w:rFonts w:ascii="Symbol" w:hAnsi="Symbol" w:hint="default"/>
+        <w:sz w:val="20"/>
+      </w:rPr>
+    </w:lvl>
+    <w:lvl w:ilvl="1" w:tentative="1">
+      <w:start w:val="1"/>
+      <w:numFmt w:val="bullet"/>
+      <w:lvlText w:val="o"/>
+      <w:lvlJc w:val="left"/>
+      <w:pPr>
+        <w:tabs>
+          <w:tab w:val="num" w:pos="1440"/>
+        </w:tabs>
+        <w:ind w:left="1440" w:hanging="360"/>
+      </w:pPr>
+      <w:rPr>
+        <w:rFonts w:ascii="Courier New" w:hAnsi="Courier New" w:hint="default"/>
+        <w:sz w:val="20"/>
+      </w:rPr>
+    </w:lvl>
+    <w:lvl w:ilvl="2" w:tentative="1">
+      <w:start w:val="1"/>
+      <w:numFmt w:val="bullet"/>
+      <w:lvlText w:val=""/>
+      <w:lvlJc w:val="left"/>
+      <w:pPr>
+        <w:tabs>
+          <w:tab w:val="num" w:pos="2160"/>
+        </w:tabs>
+        <w:ind w:left="2160" w:hanging="360"/>
+      </w:pPr>
+      <w:rPr>
+        <w:rFonts w:ascii="Wingdings" w:hAnsi="Wingdings" w:hint="default"/>
+        <w:sz w:val="20"/>
+      </w:rPr>
+    </w:lvl>
+    <w:lvl w:ilvl="3" w:tentative="1">
+      <w:start w:val="1"/>
+      <w:numFmt w:val="bullet"/>
+      <w:lvlText w:val=""/>
+      <w:lvlJc w:val="left"/>
+      <w:pPr>
+        <w:tabs>
+          <w:tab w:val="num" w:pos="2880"/>
+        </w:tabs>
+        <w:ind w:left="2880" w:hanging="360"/>
+      </w:pPr>
+      <w:rPr>
+        <w:rFonts w:ascii="Wingdings" w:hAnsi="Wingdings" w:hint="default"/>
+        <w:sz w:val="20"/>
+      </w:rPr>
+    </w:lvl>
+    <w:lvl w:ilvl="4" w:tentative="1">
+      <w:start w:val="1"/>
+      <w:numFmt w:val="bullet"/>
+      <w:lvlText w:val=""/>
+      <w:lvlJc w:val="left"/>
+      <w:pPr>
+        <w:tabs>
+          <w:tab w:val="num" w:pos="3600"/>
+        </w:tabs>
+        <w:ind w:left="3600" w:hanging="360"/>
+      </w:pPr>
+      <w:rPr>
+        <w:rFonts w:ascii="Wingdings" w:hAnsi="Wingdings" w:hint="default"/>
+        <w:sz w:val="20"/>
+      </w:rPr>
+    </w:lvl>
+    <w:lvl w:ilvl="5" w:tentative="1">
+      <w:start w:val="1"/>
+      <w:numFmt w:val="bullet"/>
+      <w:lvlText w:val=""/>
+      <w:lvlJc w:val="left"/>
+      <w:pPr>
+        <w:tabs>
+          <w:tab w:val="num" w:pos="4320"/>
+        </w:tabs>
+        <w:ind w:left="4320" w:hanging="360"/>
+      </w:pPr>
+      <w:rPr>
+        <w:rFonts w:ascii="Wingdings" w:hAnsi="Wingdings" w:hint="default"/>
+        <w:sz w:val="20"/>
+      </w:rPr>
+    </w:lvl>
+    <w:lvl w:ilvl="6" w:tentative="1">
+      <w:start w:val="1"/>
+      <w:numFmt w:val="bullet"/>
+      <w:lvlText w:val=""/>
+      <w:lvlJc w:val="left"/>
+      <w:pPr>
+        <w:tabs>
+          <w:tab w:val="num" w:pos="5040"/>
+        </w:tabs>
+        <w:ind w:left="5040" w:hanging="360"/>
+      </w:pPr>
+      <w:rPr>
+        <w:rFonts w:ascii="Wingdings" w:hAnsi="Wingdings" w:hint="default"/>
+        <w:sz w:val="20"/>
+      </w:rPr>
+    </w:lvl>
+    <w:lvl w:ilvl="7" w:tentative="1">
+      <w:start w:val="1"/>
+      <w:numFmt w:val="bullet"/>
+      <w:lvlText w:val=""/>
+      <w:lvlJc w:val="left"/>
+      <w:pPr>
+        <w:tabs>
+          <w:tab w:val="num" w:pos="5760"/>
+        </w:tabs>
+        <w:ind w:left="5760" w:hanging="360"/>
+      </w:pPr>
+      <w:rPr>
+        <w:rFonts w:ascii="Wingdings" w:hAnsi="Wingdings" w:hint="default"/>
+        <w:sz w:val="20"/>
+      </w:rPr>
+    </w:lvl>
+    <w:lvl w:ilvl="8" w:tentative="1">
+      <w:start w:val="1"/>
+      <w:numFmt w:val="bullet"/>
+      <w:lvlText w:val=""/>
+      <w:lvlJc w:val="left"/>
+      <w:pPr>
+        <w:tabs>
+          <w:tab w:val="num" w:pos="6480"/>
+        </w:tabs>
+        <w:ind w:left="6480" w:hanging="360"/>
+      </w:pPr>
+      <w:rPr>
+        <w:rFonts w:ascii="Wingdings" w:hAnsi="Wingdings" w:hint="default"/>
+        <w:sz w:val="20"/>
+      </w:rPr>
+    </w:lvl>
+  </w:abstractNum>
+  <w:abstractNum w:abstractNumId="6" w15:restartNumberingAfterBreak="0">
     <w:nsid w:val="17E56212"/>
     <w:multiLevelType w:val="multilevel"/>
     <w:tmpl w:val="33BAC05A"/>
@@ -8800,10 +10348,10 @@
       </w:rPr>
     </w:lvl>
   </w:abstractNum>
-  <w:abstractNum w:abstractNumId="5" w15:restartNumberingAfterBreak="0">
-    <w:nsid w:val="1CC905D3"/>
+  <w:abstractNum w:abstractNumId="7" w15:restartNumberingAfterBreak="0">
+    <w:nsid w:val="1B886ED8"/>
     <w:multiLevelType w:val="multilevel"/>
-    <w:tmpl w:val="42EE1B9A"/>
+    <w:tmpl w:val="2E32B080"/>
     <w:lvl w:ilvl="0">
       <w:start w:val="1"/>
       <w:numFmt w:val="bullet"/>
@@ -8949,128 +10497,7 @@
       </w:rPr>
     </w:lvl>
   </w:abstractNum>
-  <w:abstractNum w:abstractNumId="6" w15:restartNumberingAfterBreak="0">
-    <w:nsid w:val="1F0252DF"/>
-    <w:multiLevelType w:val="multilevel"/>
-    <w:tmpl w:val="9E5E054A"/>
-    <w:lvl w:ilvl="0">
-      <w:start w:val="1"/>
-      <w:numFmt w:val="decimal"/>
-      <w:lvlText w:val="%1."/>
-      <w:lvlJc w:val="left"/>
-      <w:pPr>
-        <w:tabs>
-          <w:tab w:val="num" w:pos="720"/>
-        </w:tabs>
-        <w:ind w:left="720" w:hanging="360"/>
-      </w:pPr>
-    </w:lvl>
-    <w:lvl w:ilvl="1">
-      <w:start w:val="1"/>
-      <w:numFmt w:val="bullet"/>
-      <w:lvlText w:val="o"/>
-      <w:lvlJc w:val="left"/>
-      <w:pPr>
-        <w:tabs>
-          <w:tab w:val="num" w:pos="1440"/>
-        </w:tabs>
-        <w:ind w:left="1440" w:hanging="360"/>
-      </w:pPr>
-      <w:rPr>
-        <w:rFonts w:ascii="Courier New" w:hAnsi="Courier New" w:hint="default"/>
-        <w:sz w:val="20"/>
-      </w:rPr>
-    </w:lvl>
-    <w:lvl w:ilvl="2">
-      <w:start w:val="1"/>
-      <w:numFmt w:val="bullet"/>
-      <w:lvlText w:val=""/>
-      <w:lvlJc w:val="left"/>
-      <w:pPr>
-        <w:tabs>
-          <w:tab w:val="num" w:pos="2160"/>
-        </w:tabs>
-        <w:ind w:left="2160" w:hanging="360"/>
-      </w:pPr>
-      <w:rPr>
-        <w:rFonts w:ascii="Wingdings" w:hAnsi="Wingdings" w:hint="default"/>
-        <w:sz w:val="20"/>
-      </w:rPr>
-    </w:lvl>
-    <w:lvl w:ilvl="3" w:tentative="1">
-      <w:start w:val="1"/>
-      <w:numFmt w:val="decimal"/>
-      <w:lvlText w:val="%4."/>
-      <w:lvlJc w:val="left"/>
-      <w:pPr>
-        <w:tabs>
-          <w:tab w:val="num" w:pos="2880"/>
-        </w:tabs>
-        <w:ind w:left="2880" w:hanging="360"/>
-      </w:pPr>
-    </w:lvl>
-    <w:lvl w:ilvl="4" w:tentative="1">
-      <w:start w:val="1"/>
-      <w:numFmt w:val="decimal"/>
-      <w:lvlText w:val="%5."/>
-      <w:lvlJc w:val="left"/>
-      <w:pPr>
-        <w:tabs>
-          <w:tab w:val="num" w:pos="3600"/>
-        </w:tabs>
-        <w:ind w:left="3600" w:hanging="360"/>
-      </w:pPr>
-    </w:lvl>
-    <w:lvl w:ilvl="5" w:tentative="1">
-      <w:start w:val="1"/>
-      <w:numFmt w:val="decimal"/>
-      <w:lvlText w:val="%6."/>
-      <w:lvlJc w:val="left"/>
-      <w:pPr>
-        <w:tabs>
-          <w:tab w:val="num" w:pos="4320"/>
-        </w:tabs>
-        <w:ind w:left="4320" w:hanging="360"/>
-      </w:pPr>
-    </w:lvl>
-    <w:lvl w:ilvl="6" w:tentative="1">
-      <w:start w:val="1"/>
-      <w:numFmt w:val="decimal"/>
-      <w:lvlText w:val="%7."/>
-      <w:lvlJc w:val="left"/>
-      <w:pPr>
-        <w:tabs>
-          <w:tab w:val="num" w:pos="5040"/>
-        </w:tabs>
-        <w:ind w:left="5040" w:hanging="360"/>
-      </w:pPr>
-    </w:lvl>
-    <w:lvl w:ilvl="7" w:tentative="1">
-      <w:start w:val="1"/>
-      <w:numFmt w:val="decimal"/>
-      <w:lvlText w:val="%8."/>
-      <w:lvlJc w:val="left"/>
-      <w:pPr>
-        <w:tabs>
-          <w:tab w:val="num" w:pos="5760"/>
-        </w:tabs>
-        <w:ind w:left="5760" w:hanging="360"/>
-      </w:pPr>
-    </w:lvl>
-    <w:lvl w:ilvl="8" w:tentative="1">
-      <w:start w:val="1"/>
-      <w:numFmt w:val="decimal"/>
-      <w:lvlText w:val="%9."/>
-      <w:lvlJc w:val="left"/>
-      <w:pPr>
-        <w:tabs>
-          <w:tab w:val="num" w:pos="6480"/>
-        </w:tabs>
-        <w:ind w:left="6480" w:hanging="360"/>
-      </w:pPr>
-    </w:lvl>
-  </w:abstractNum>
-  <w:abstractNum w:abstractNumId="7" w15:restartNumberingAfterBreak="0">
+  <w:abstractNum w:abstractNumId="8" w15:restartNumberingAfterBreak="0">
     <w:nsid w:val="226C4135"/>
     <w:multiLevelType w:val="hybridMultilevel"/>
     <w:tmpl w:val="FFFFFFFF"/>
@@ -9183,7 +10610,7 @@
       </w:rPr>
     </w:lvl>
   </w:abstractNum>
-  <w:abstractNum w:abstractNumId="8" w15:restartNumberingAfterBreak="0">
+  <w:abstractNum w:abstractNumId="9" w15:restartNumberingAfterBreak="0">
     <w:nsid w:val="2F9AC9C0"/>
     <w:multiLevelType w:val="hybridMultilevel"/>
     <w:tmpl w:val="FFFFFFFF"/>
@@ -9296,7 +10723,7 @@
       </w:rPr>
     </w:lvl>
   </w:abstractNum>
-  <w:abstractNum w:abstractNumId="9" w15:restartNumberingAfterBreak="0">
+  <w:abstractNum w:abstractNumId="10" w15:restartNumberingAfterBreak="0">
     <w:nsid w:val="35AF4171"/>
     <w:multiLevelType w:val="multilevel"/>
     <w:tmpl w:val="90F822FE"/>
@@ -9445,7 +10872,156 @@
       </w:rPr>
     </w:lvl>
   </w:abstractNum>
-  <w:abstractNum w:abstractNumId="10" w15:restartNumberingAfterBreak="0">
+  <w:abstractNum w:abstractNumId="11" w15:restartNumberingAfterBreak="0">
+    <w:nsid w:val="387D456F"/>
+    <w:multiLevelType w:val="multilevel"/>
+    <w:tmpl w:val="E844F87E"/>
+    <w:lvl w:ilvl="0">
+      <w:start w:val="1"/>
+      <w:numFmt w:val="bullet"/>
+      <w:lvlText w:val=""/>
+      <w:lvlJc w:val="left"/>
+      <w:pPr>
+        <w:tabs>
+          <w:tab w:val="num" w:pos="720"/>
+        </w:tabs>
+        <w:ind w:left="720" w:hanging="360"/>
+      </w:pPr>
+      <w:rPr>
+        <w:rFonts w:ascii="Symbol" w:hAnsi="Symbol" w:hint="default"/>
+        <w:sz w:val="20"/>
+      </w:rPr>
+    </w:lvl>
+    <w:lvl w:ilvl="1" w:tentative="1">
+      <w:start w:val="1"/>
+      <w:numFmt w:val="bullet"/>
+      <w:lvlText w:val="o"/>
+      <w:lvlJc w:val="left"/>
+      <w:pPr>
+        <w:tabs>
+          <w:tab w:val="num" w:pos="1440"/>
+        </w:tabs>
+        <w:ind w:left="1440" w:hanging="360"/>
+      </w:pPr>
+      <w:rPr>
+        <w:rFonts w:ascii="Courier New" w:hAnsi="Courier New" w:hint="default"/>
+        <w:sz w:val="20"/>
+      </w:rPr>
+    </w:lvl>
+    <w:lvl w:ilvl="2" w:tentative="1">
+      <w:start w:val="1"/>
+      <w:numFmt w:val="bullet"/>
+      <w:lvlText w:val=""/>
+      <w:lvlJc w:val="left"/>
+      <w:pPr>
+        <w:tabs>
+          <w:tab w:val="num" w:pos="2160"/>
+        </w:tabs>
+        <w:ind w:left="2160" w:hanging="360"/>
+      </w:pPr>
+      <w:rPr>
+        <w:rFonts w:ascii="Wingdings" w:hAnsi="Wingdings" w:hint="default"/>
+        <w:sz w:val="20"/>
+      </w:rPr>
+    </w:lvl>
+    <w:lvl w:ilvl="3" w:tentative="1">
+      <w:start w:val="1"/>
+      <w:numFmt w:val="bullet"/>
+      <w:lvlText w:val=""/>
+      <w:lvlJc w:val="left"/>
+      <w:pPr>
+        <w:tabs>
+          <w:tab w:val="num" w:pos="2880"/>
+        </w:tabs>
+        <w:ind w:left="2880" w:hanging="360"/>
+      </w:pPr>
+      <w:rPr>
+        <w:rFonts w:ascii="Wingdings" w:hAnsi="Wingdings" w:hint="default"/>
+        <w:sz w:val="20"/>
+      </w:rPr>
+    </w:lvl>
+    <w:lvl w:ilvl="4" w:tentative="1">
+      <w:start w:val="1"/>
+      <w:numFmt w:val="bullet"/>
+      <w:lvlText w:val=""/>
+      <w:lvlJc w:val="left"/>
+      <w:pPr>
+        <w:tabs>
+          <w:tab w:val="num" w:pos="3600"/>
+        </w:tabs>
+        <w:ind w:left="3600" w:hanging="360"/>
+      </w:pPr>
+      <w:rPr>
+        <w:rFonts w:ascii="Wingdings" w:hAnsi="Wingdings" w:hint="default"/>
+        <w:sz w:val="20"/>
+      </w:rPr>
+    </w:lvl>
+    <w:lvl w:ilvl="5" w:tentative="1">
+      <w:start w:val="1"/>
+      <w:numFmt w:val="bullet"/>
+      <w:lvlText w:val=""/>
+      <w:lvlJc w:val="left"/>
+      <w:pPr>
+        <w:tabs>
+          <w:tab w:val="num" w:pos="4320"/>
+        </w:tabs>
+        <w:ind w:left="4320" w:hanging="360"/>
+      </w:pPr>
+      <w:rPr>
+        <w:rFonts w:ascii="Wingdings" w:hAnsi="Wingdings" w:hint="default"/>
+        <w:sz w:val="20"/>
+      </w:rPr>
+    </w:lvl>
+    <w:lvl w:ilvl="6" w:tentative="1">
+      <w:start w:val="1"/>
+      <w:numFmt w:val="bullet"/>
+      <w:lvlText w:val=""/>
+      <w:lvlJc w:val="left"/>
+      <w:pPr>
+        <w:tabs>
+          <w:tab w:val="num" w:pos="5040"/>
+        </w:tabs>
+        <w:ind w:left="5040" w:hanging="360"/>
+      </w:pPr>
+      <w:rPr>
+        <w:rFonts w:ascii="Wingdings" w:hAnsi="Wingdings" w:hint="default"/>
+        <w:sz w:val="20"/>
+      </w:rPr>
+    </w:lvl>
+    <w:lvl w:ilvl="7" w:tentative="1">
+      <w:start w:val="1"/>
+      <w:numFmt w:val="bullet"/>
+      <w:lvlText w:val=""/>
+      <w:lvlJc w:val="left"/>
+      <w:pPr>
+        <w:tabs>
+          <w:tab w:val="num" w:pos="5760"/>
+        </w:tabs>
+        <w:ind w:left="5760" w:hanging="360"/>
+      </w:pPr>
+      <w:rPr>
+        <w:rFonts w:ascii="Wingdings" w:hAnsi="Wingdings" w:hint="default"/>
+        <w:sz w:val="20"/>
+      </w:rPr>
+    </w:lvl>
+    <w:lvl w:ilvl="8" w:tentative="1">
+      <w:start w:val="1"/>
+      <w:numFmt w:val="bullet"/>
+      <w:lvlText w:val=""/>
+      <w:lvlJc w:val="left"/>
+      <w:pPr>
+        <w:tabs>
+          <w:tab w:val="num" w:pos="6480"/>
+        </w:tabs>
+        <w:ind w:left="6480" w:hanging="360"/>
+      </w:pPr>
+      <w:rPr>
+        <w:rFonts w:ascii="Wingdings" w:hAnsi="Wingdings" w:hint="default"/>
+        <w:sz w:val="20"/>
+      </w:rPr>
+    </w:lvl>
+  </w:abstractNum>
+  <w:abstractNum w:abstractNumId="12" w15:restartNumberingAfterBreak="0">
     <w:nsid w:val="3A8B34DE"/>
     <w:multiLevelType w:val="multilevel"/>
     <w:tmpl w:val="C91A9DD8"/>
@@ -9590,7 +11166,7 @@
       </w:rPr>
     </w:lvl>
   </w:abstractNum>
-  <w:abstractNum w:abstractNumId="11" w15:restartNumberingAfterBreak="0">
+  <w:abstractNum w:abstractNumId="13" w15:restartNumberingAfterBreak="0">
     <w:nsid w:val="3B12A56F"/>
     <w:multiLevelType w:val="hybridMultilevel"/>
     <w:tmpl w:val="FFFFFFFF"/>
@@ -9703,7 +11279,7 @@
       </w:rPr>
     </w:lvl>
   </w:abstractNum>
-  <w:abstractNum w:abstractNumId="12" w15:restartNumberingAfterBreak="0">
+  <w:abstractNum w:abstractNumId="14" w15:restartNumberingAfterBreak="0">
     <w:nsid w:val="3C1068D4"/>
     <w:multiLevelType w:val="multilevel"/>
     <w:tmpl w:val="9E5E054A"/>
@@ -9824,14 +11400,14 @@
       </w:pPr>
     </w:lvl>
   </w:abstractNum>
-  <w:abstractNum w:abstractNumId="13" w15:restartNumberingAfterBreak="0">
-    <w:nsid w:val="3E8E128B"/>
+  <w:abstractNum w:abstractNumId="15" w15:restartNumberingAfterBreak="0">
+    <w:nsid w:val="41853BE0"/>
     <w:multiLevelType w:val="multilevel"/>
-    <w:tmpl w:val="459493E6"/>
+    <w:tmpl w:val="8BDE5944"/>
     <w:lvl w:ilvl="0">
       <w:start w:val="1"/>
-      <w:numFmt w:val="decimal"/>
-      <w:lvlText w:val="%1."/>
+      <w:numFmt w:val="bullet"/>
+      <w:lvlText w:val=""/>
       <w:lvlJc w:val="left"/>
       <w:pPr>
         <w:tabs>
@@ -9839,8 +11415,12 @@
         </w:tabs>
         <w:ind w:left="720" w:hanging="360"/>
       </w:pPr>
-    </w:lvl>
-    <w:lvl w:ilvl="1">
+      <w:rPr>
+        <w:rFonts w:ascii="Symbol" w:hAnsi="Symbol" w:hint="default"/>
+        <w:sz w:val="20"/>
+      </w:rPr>
+    </w:lvl>
+    <w:lvl w:ilvl="1" w:tentative="1">
       <w:start w:val="1"/>
       <w:numFmt w:val="bullet"/>
       <w:lvlText w:val="o"/>
@@ -9858,8 +11438,8 @@
     </w:lvl>
     <w:lvl w:ilvl="2" w:tentative="1">
       <w:start w:val="1"/>
-      <w:numFmt w:val="decimal"/>
-      <w:lvlText w:val="%3."/>
+      <w:numFmt w:val="bullet"/>
+      <w:lvlText w:val=""/>
       <w:lvlJc w:val="left"/>
       <w:pPr>
         <w:tabs>
@@ -9867,11 +11447,15 @@
         </w:tabs>
         <w:ind w:left="2160" w:hanging="360"/>
       </w:pPr>
+      <w:rPr>
+        <w:rFonts w:ascii="Wingdings" w:hAnsi="Wingdings" w:hint="default"/>
+        <w:sz w:val="20"/>
+      </w:rPr>
     </w:lvl>
     <w:lvl w:ilvl="3" w:tentative="1">
       <w:start w:val="1"/>
-      <w:numFmt w:val="decimal"/>
-      <w:lvlText w:val="%4."/>
+      <w:numFmt w:val="bullet"/>
+      <w:lvlText w:val=""/>
       <w:lvlJc w:val="left"/>
       <w:pPr>
         <w:tabs>
@@ -9879,11 +11463,15 @@
         </w:tabs>
         <w:ind w:left="2880" w:hanging="360"/>
       </w:pPr>
+      <w:rPr>
+        <w:rFonts w:ascii="Wingdings" w:hAnsi="Wingdings" w:hint="default"/>
+        <w:sz w:val="20"/>
+      </w:rPr>
     </w:lvl>
     <w:lvl w:ilvl="4" w:tentative="1">
       <w:start w:val="1"/>
-      <w:numFmt w:val="decimal"/>
-      <w:lvlText w:val="%5."/>
+      <w:numFmt w:val="bullet"/>
+      <w:lvlText w:val=""/>
       <w:lvlJc w:val="left"/>
       <w:pPr>
         <w:tabs>
@@ -9891,11 +11479,15 @@
         </w:tabs>
         <w:ind w:left="3600" w:hanging="360"/>
       </w:pPr>
+      <w:rPr>
+        <w:rFonts w:ascii="Wingdings" w:hAnsi="Wingdings" w:hint="default"/>
+        <w:sz w:val="20"/>
+      </w:rPr>
     </w:lvl>
     <w:lvl w:ilvl="5" w:tentative="1">
       <w:start w:val="1"/>
-      <w:numFmt w:val="decimal"/>
-      <w:lvlText w:val="%6."/>
+      <w:numFmt w:val="bullet"/>
+      <w:lvlText w:val=""/>
       <w:lvlJc w:val="left"/>
       <w:pPr>
         <w:tabs>
@@ -9903,11 +11495,15 @@
         </w:tabs>
         <w:ind w:left="4320" w:hanging="360"/>
       </w:pPr>
+      <w:rPr>
+        <w:rFonts w:ascii="Wingdings" w:hAnsi="Wingdings" w:hint="default"/>
+        <w:sz w:val="20"/>
+      </w:rPr>
     </w:lvl>
     <w:lvl w:ilvl="6" w:tentative="1">
       <w:start w:val="1"/>
-      <w:numFmt w:val="decimal"/>
-      <w:lvlText w:val="%7."/>
+      <w:numFmt w:val="bullet"/>
+      <w:lvlText w:val=""/>
       <w:lvlJc w:val="left"/>
       <w:pPr>
         <w:tabs>
@@ -9915,11 +11511,15 @@
         </w:tabs>
         <w:ind w:left="5040" w:hanging="360"/>
       </w:pPr>
+      <w:rPr>
+        <w:rFonts w:ascii="Wingdings" w:hAnsi="Wingdings" w:hint="default"/>
+        <w:sz w:val="20"/>
+      </w:rPr>
     </w:lvl>
     <w:lvl w:ilvl="7" w:tentative="1">
       <w:start w:val="1"/>
-      <w:numFmt w:val="decimal"/>
-      <w:lvlText w:val="%8."/>
+      <w:numFmt w:val="bullet"/>
+      <w:lvlText w:val=""/>
       <w:lvlJc w:val="left"/>
       <w:pPr>
         <w:tabs>
@@ -9927,11 +11527,15 @@
         </w:tabs>
         <w:ind w:left="5760" w:hanging="360"/>
       </w:pPr>
+      <w:rPr>
+        <w:rFonts w:ascii="Wingdings" w:hAnsi="Wingdings" w:hint="default"/>
+        <w:sz w:val="20"/>
+      </w:rPr>
     </w:lvl>
     <w:lvl w:ilvl="8" w:tentative="1">
       <w:start w:val="1"/>
-      <w:numFmt w:val="decimal"/>
-      <w:lvlText w:val="%9."/>
+      <w:numFmt w:val="bullet"/>
+      <w:lvlText w:val=""/>
       <w:lvlJc w:val="left"/>
       <w:pPr>
         <w:tabs>
@@ -9939,95 +11543,162 @@
         </w:tabs>
         <w:ind w:left="6480" w:hanging="360"/>
       </w:pPr>
+      <w:rPr>
+        <w:rFonts w:ascii="Wingdings" w:hAnsi="Wingdings" w:hint="default"/>
+        <w:sz w:val="20"/>
+      </w:rPr>
     </w:lvl>
   </w:abstractNum>
-  <w:abstractNum w:abstractNumId="14" w15:restartNumberingAfterBreak="0">
-    <w:nsid w:val="4152D65A"/>
-    <w:multiLevelType w:val="hybridMultilevel"/>
-    <w:tmpl w:val="FFFFFFFF"/>
-    <w:lvl w:ilvl="0" w:tplc="502AF2CC">
-      <w:start w:val="1"/>
-      <w:numFmt w:val="decimal"/>
-      <w:lvlText w:val="%1."/>
-      <w:lvlJc w:val="left"/>
-      <w:pPr>
+  <w:abstractNum w:abstractNumId="16" w15:restartNumberingAfterBreak="0">
+    <w:nsid w:val="44CD3CB5"/>
+    <w:multiLevelType w:val="multilevel"/>
+    <w:tmpl w:val="5D1A0CB2"/>
+    <w:lvl w:ilvl="0">
+      <w:start w:val="1"/>
+      <w:numFmt w:val="bullet"/>
+      <w:lvlText w:val=""/>
+      <w:lvlJc w:val="left"/>
+      <w:pPr>
+        <w:tabs>
+          <w:tab w:val="num" w:pos="720"/>
+        </w:tabs>
         <w:ind w:left="720" w:hanging="360"/>
       </w:pPr>
-    </w:lvl>
-    <w:lvl w:ilvl="1" w:tplc="1B54DF78">
-      <w:start w:val="1"/>
-      <w:numFmt w:val="lowerLetter"/>
-      <w:lvlText w:val="%2."/>
-      <w:lvlJc w:val="left"/>
-      <w:pPr>
+      <w:rPr>
+        <w:rFonts w:ascii="Symbol" w:hAnsi="Symbol" w:hint="default"/>
+        <w:sz w:val="20"/>
+      </w:rPr>
+    </w:lvl>
+    <w:lvl w:ilvl="1" w:tentative="1">
+      <w:start w:val="1"/>
+      <w:numFmt w:val="bullet"/>
+      <w:lvlText w:val="o"/>
+      <w:lvlJc w:val="left"/>
+      <w:pPr>
+        <w:tabs>
+          <w:tab w:val="num" w:pos="1440"/>
+        </w:tabs>
         <w:ind w:left="1440" w:hanging="360"/>
       </w:pPr>
-    </w:lvl>
-    <w:lvl w:ilvl="2" w:tplc="B6AED432">
-      <w:start w:val="1"/>
-      <w:numFmt w:val="lowerRoman"/>
-      <w:lvlText w:val="%3."/>
-      <w:lvlJc w:val="right"/>
-      <w:pPr>
-        <w:ind w:left="2160" w:hanging="180"/>
-      </w:pPr>
-    </w:lvl>
-    <w:lvl w:ilvl="3" w:tplc="39109F10">
-      <w:start w:val="1"/>
-      <w:numFmt w:val="decimal"/>
-      <w:lvlText w:val="%4."/>
-      <w:lvlJc w:val="left"/>
-      <w:pPr>
+      <w:rPr>
+        <w:rFonts w:ascii="Courier New" w:hAnsi="Courier New" w:hint="default"/>
+        <w:sz w:val="20"/>
+      </w:rPr>
+    </w:lvl>
+    <w:lvl w:ilvl="2" w:tentative="1">
+      <w:start w:val="1"/>
+      <w:numFmt w:val="bullet"/>
+      <w:lvlText w:val=""/>
+      <w:lvlJc w:val="left"/>
+      <w:pPr>
+        <w:tabs>
+          <w:tab w:val="num" w:pos="2160"/>
+        </w:tabs>
+        <w:ind w:left="2160" w:hanging="360"/>
+      </w:pPr>
+      <w:rPr>
+        <w:rFonts w:ascii="Wingdings" w:hAnsi="Wingdings" w:hint="default"/>
+        <w:sz w:val="20"/>
+      </w:rPr>
+    </w:lvl>
+    <w:lvl w:ilvl="3" w:tentative="1">
+      <w:start w:val="1"/>
+      <w:numFmt w:val="bullet"/>
+      <w:lvlText w:val=""/>
+      <w:lvlJc w:val="left"/>
+      <w:pPr>
+        <w:tabs>
+          <w:tab w:val="num" w:pos="2880"/>
+        </w:tabs>
         <w:ind w:left="2880" w:hanging="360"/>
       </w:pPr>
-    </w:lvl>
-    <w:lvl w:ilvl="4" w:tplc="BC942C80">
-      <w:start w:val="1"/>
-      <w:numFmt w:val="lowerLetter"/>
-      <w:lvlText w:val="%5."/>
-      <w:lvlJc w:val="left"/>
-      <w:pPr>
+      <w:rPr>
+        <w:rFonts w:ascii="Wingdings" w:hAnsi="Wingdings" w:hint="default"/>
+        <w:sz w:val="20"/>
+      </w:rPr>
+    </w:lvl>
+    <w:lvl w:ilvl="4" w:tentative="1">
+      <w:start w:val="1"/>
+      <w:numFmt w:val="bullet"/>
+      <w:lvlText w:val=""/>
+      <w:lvlJc w:val="left"/>
+      <w:pPr>
+        <w:tabs>
+          <w:tab w:val="num" w:pos="3600"/>
+        </w:tabs>
         <w:ind w:left="3600" w:hanging="360"/>
       </w:pPr>
-    </w:lvl>
-    <w:lvl w:ilvl="5" w:tplc="9850E28C">
-      <w:start w:val="1"/>
-      <w:numFmt w:val="lowerRoman"/>
-      <w:lvlText w:val="%6."/>
-      <w:lvlJc w:val="right"/>
-      <w:pPr>
-        <w:ind w:left="4320" w:hanging="180"/>
-      </w:pPr>
-    </w:lvl>
-    <w:lvl w:ilvl="6" w:tplc="BC78C0D0">
-      <w:start w:val="1"/>
-      <w:numFmt w:val="decimal"/>
-      <w:lvlText w:val="%7."/>
-      <w:lvlJc w:val="left"/>
-      <w:pPr>
+      <w:rPr>
+        <w:rFonts w:ascii="Wingdings" w:hAnsi="Wingdings" w:hint="default"/>
+        <w:sz w:val="20"/>
+      </w:rPr>
+    </w:lvl>
+    <w:lvl w:ilvl="5" w:tentative="1">
+      <w:start w:val="1"/>
+      <w:numFmt w:val="bullet"/>
+      <w:lvlText w:val=""/>
+      <w:lvlJc w:val="left"/>
+      <w:pPr>
+        <w:tabs>
+          <w:tab w:val="num" w:pos="4320"/>
+        </w:tabs>
+        <w:ind w:left="4320" w:hanging="360"/>
+      </w:pPr>
+      <w:rPr>
+        <w:rFonts w:ascii="Wingdings" w:hAnsi="Wingdings" w:hint="default"/>
+        <w:sz w:val="20"/>
+      </w:rPr>
+    </w:lvl>
+    <w:lvl w:ilvl="6" w:tentative="1">
+      <w:start w:val="1"/>
+      <w:numFmt w:val="bullet"/>
+      <w:lvlText w:val=""/>
+      <w:lvlJc w:val="left"/>
+      <w:pPr>
+        <w:tabs>
+          <w:tab w:val="num" w:pos="5040"/>
+        </w:tabs>
         <w:ind w:left="5040" w:hanging="360"/>
       </w:pPr>
-    </w:lvl>
-    <w:lvl w:ilvl="7" w:tplc="941EED04">
-      <w:start w:val="1"/>
-      <w:numFmt w:val="lowerLetter"/>
-      <w:lvlText w:val="%8."/>
-      <w:lvlJc w:val="left"/>
-      <w:pPr>
+      <w:rPr>
+        <w:rFonts w:ascii="Wingdings" w:hAnsi="Wingdings" w:hint="default"/>
+        <w:sz w:val="20"/>
+      </w:rPr>
+    </w:lvl>
+    <w:lvl w:ilvl="7" w:tentative="1">
+      <w:start w:val="1"/>
+      <w:numFmt w:val="bullet"/>
+      <w:lvlText w:val=""/>
+      <w:lvlJc w:val="left"/>
+      <w:pPr>
+        <w:tabs>
+          <w:tab w:val="num" w:pos="5760"/>
+        </w:tabs>
         <w:ind w:left="5760" w:hanging="360"/>
       </w:pPr>
-    </w:lvl>
-    <w:lvl w:ilvl="8" w:tplc="4C06E5E8">
-      <w:start w:val="1"/>
-      <w:numFmt w:val="lowerRoman"/>
-      <w:lvlText w:val="%9."/>
-      <w:lvlJc w:val="right"/>
-      <w:pPr>
-        <w:ind w:left="6480" w:hanging="180"/>
-      </w:pPr>
+      <w:rPr>
+        <w:rFonts w:ascii="Wingdings" w:hAnsi="Wingdings" w:hint="default"/>
+        <w:sz w:val="20"/>
+      </w:rPr>
+    </w:lvl>
+    <w:lvl w:ilvl="8" w:tentative="1">
+      <w:start w:val="1"/>
+      <w:numFmt w:val="bullet"/>
+      <w:lvlText w:val=""/>
+      <w:lvlJc w:val="left"/>
+      <w:pPr>
+        <w:tabs>
+          <w:tab w:val="num" w:pos="6480"/>
+        </w:tabs>
+        <w:ind w:left="6480" w:hanging="360"/>
+      </w:pPr>
+      <w:rPr>
+        <w:rFonts w:ascii="Wingdings" w:hAnsi="Wingdings" w:hint="default"/>
+        <w:sz w:val="20"/>
+      </w:rPr>
     </w:lvl>
   </w:abstractNum>
-  <w:abstractNum w:abstractNumId="15" w15:restartNumberingAfterBreak="0">
+  <w:abstractNum w:abstractNumId="17" w15:restartNumberingAfterBreak="0">
     <w:nsid w:val="46E200B3"/>
     <w:multiLevelType w:val="hybridMultilevel"/>
     <w:tmpl w:val="FFFFFFFF"/>
@@ -10113,7 +11784,7 @@
       </w:pPr>
     </w:lvl>
   </w:abstractNum>
-  <w:abstractNum w:abstractNumId="16" w15:restartNumberingAfterBreak="0">
+  <w:abstractNum w:abstractNumId="18" w15:restartNumberingAfterBreak="0">
     <w:nsid w:val="53507E19"/>
     <w:multiLevelType w:val="multilevel"/>
     <w:tmpl w:val="B7C464C6"/>
@@ -10255,208 +11926,6 @@
       <w:rPr>
         <w:rFonts w:ascii="Wingdings" w:hAnsi="Wingdings" w:hint="default"/>
         <w:sz w:val="20"/>
-      </w:rPr>
-    </w:lvl>
-  </w:abstractNum>
-  <w:abstractNum w:abstractNumId="17" w15:restartNumberingAfterBreak="0">
-    <w:nsid w:val="540377CD"/>
-    <w:multiLevelType w:val="hybridMultilevel"/>
-    <w:tmpl w:val="FFFFFFFF"/>
-    <w:lvl w:ilvl="0" w:tplc="27A8E04C">
-      <w:start w:val="3"/>
-      <w:numFmt w:val="decimal"/>
-      <w:lvlText w:val="%1."/>
-      <w:lvlJc w:val="left"/>
-      <w:pPr>
-        <w:ind w:left="720" w:hanging="360"/>
-      </w:pPr>
-      <w:rPr>
-        <w:rFonts w:ascii="Aptos" w:hAnsi="Aptos" w:hint="default"/>
-      </w:rPr>
-    </w:lvl>
-    <w:lvl w:ilvl="1" w:tplc="482AF0B8">
-      <w:start w:val="1"/>
-      <w:numFmt w:val="lowerLetter"/>
-      <w:lvlText w:val="%2."/>
-      <w:lvlJc w:val="left"/>
-      <w:pPr>
-        <w:ind w:left="1440" w:hanging="360"/>
-      </w:pPr>
-    </w:lvl>
-    <w:lvl w:ilvl="2" w:tplc="4A7CD65E">
-      <w:start w:val="1"/>
-      <w:numFmt w:val="lowerRoman"/>
-      <w:lvlText w:val="%3."/>
-      <w:lvlJc w:val="right"/>
-      <w:pPr>
-        <w:ind w:left="2160" w:hanging="180"/>
-      </w:pPr>
-    </w:lvl>
-    <w:lvl w:ilvl="3" w:tplc="5E7C33A2">
-      <w:start w:val="1"/>
-      <w:numFmt w:val="decimal"/>
-      <w:lvlText w:val="%4."/>
-      <w:lvlJc w:val="left"/>
-      <w:pPr>
-        <w:ind w:left="2880" w:hanging="360"/>
-      </w:pPr>
-    </w:lvl>
-    <w:lvl w:ilvl="4" w:tplc="2F040314">
-      <w:start w:val="1"/>
-      <w:numFmt w:val="lowerLetter"/>
-      <w:lvlText w:val="%5."/>
-      <w:lvlJc w:val="left"/>
-      <w:pPr>
-        <w:ind w:left="3600" w:hanging="360"/>
-      </w:pPr>
-    </w:lvl>
-    <w:lvl w:ilvl="5" w:tplc="8B4662CC">
-      <w:start w:val="1"/>
-      <w:numFmt w:val="lowerRoman"/>
-      <w:lvlText w:val="%6."/>
-      <w:lvlJc w:val="right"/>
-      <w:pPr>
-        <w:ind w:left="4320" w:hanging="180"/>
-      </w:pPr>
-    </w:lvl>
-    <w:lvl w:ilvl="6" w:tplc="BD54BB56">
-      <w:start w:val="1"/>
-      <w:numFmt w:val="decimal"/>
-      <w:lvlText w:val="%7."/>
-      <w:lvlJc w:val="left"/>
-      <w:pPr>
-        <w:ind w:left="5040" w:hanging="360"/>
-      </w:pPr>
-    </w:lvl>
-    <w:lvl w:ilvl="7" w:tplc="42BA674C">
-      <w:start w:val="1"/>
-      <w:numFmt w:val="lowerLetter"/>
-      <w:lvlText w:val="%8."/>
-      <w:lvlJc w:val="left"/>
-      <w:pPr>
-        <w:ind w:left="5760" w:hanging="360"/>
-      </w:pPr>
-    </w:lvl>
-    <w:lvl w:ilvl="8" w:tplc="53A079AE">
-      <w:start w:val="1"/>
-      <w:numFmt w:val="lowerRoman"/>
-      <w:lvlText w:val="%9."/>
-      <w:lvlJc w:val="right"/>
-      <w:pPr>
-        <w:ind w:left="6480" w:hanging="180"/>
-      </w:pPr>
-    </w:lvl>
-  </w:abstractNum>
-  <w:abstractNum w:abstractNumId="18" w15:restartNumberingAfterBreak="0">
-    <w:nsid w:val="54AC2339"/>
-    <w:multiLevelType w:val="hybridMultilevel"/>
-    <w:tmpl w:val="FC06043C"/>
-    <w:lvl w:ilvl="0" w:tplc="240A0001">
-      <w:start w:val="1"/>
-      <w:numFmt w:val="bullet"/>
-      <w:lvlText w:val=""/>
-      <w:lvlJc w:val="left"/>
-      <w:pPr>
-        <w:ind w:left="720" w:hanging="360"/>
-      </w:pPr>
-      <w:rPr>
-        <w:rFonts w:ascii="Symbol" w:hAnsi="Symbol" w:hint="default"/>
-      </w:rPr>
-    </w:lvl>
-    <w:lvl w:ilvl="1" w:tplc="240A0003" w:tentative="1">
-      <w:start w:val="1"/>
-      <w:numFmt w:val="bullet"/>
-      <w:lvlText w:val="o"/>
-      <w:lvlJc w:val="left"/>
-      <w:pPr>
-        <w:ind w:left="1440" w:hanging="360"/>
-      </w:pPr>
-      <w:rPr>
-        <w:rFonts w:ascii="Courier New" w:hAnsi="Courier New" w:cs="Courier New" w:hint="default"/>
-      </w:rPr>
-    </w:lvl>
-    <w:lvl w:ilvl="2" w:tplc="240A0005" w:tentative="1">
-      <w:start w:val="1"/>
-      <w:numFmt w:val="bullet"/>
-      <w:lvlText w:val=""/>
-      <w:lvlJc w:val="left"/>
-      <w:pPr>
-        <w:ind w:left="2160" w:hanging="360"/>
-      </w:pPr>
-      <w:rPr>
-        <w:rFonts w:ascii="Wingdings" w:hAnsi="Wingdings" w:hint="default"/>
-      </w:rPr>
-    </w:lvl>
-    <w:lvl w:ilvl="3" w:tplc="240A0001" w:tentative="1">
-      <w:start w:val="1"/>
-      <w:numFmt w:val="bullet"/>
-      <w:lvlText w:val=""/>
-      <w:lvlJc w:val="left"/>
-      <w:pPr>
-        <w:ind w:left="2880" w:hanging="360"/>
-      </w:pPr>
-      <w:rPr>
-        <w:rFonts w:ascii="Symbol" w:hAnsi="Symbol" w:hint="default"/>
-      </w:rPr>
-    </w:lvl>
-    <w:lvl w:ilvl="4" w:tplc="240A0003" w:tentative="1">
-      <w:start w:val="1"/>
-      <w:numFmt w:val="bullet"/>
-      <w:lvlText w:val="o"/>
-      <w:lvlJc w:val="left"/>
-      <w:pPr>
-        <w:ind w:left="3600" w:hanging="360"/>
-      </w:pPr>
-      <w:rPr>
-        <w:rFonts w:ascii="Courier New" w:hAnsi="Courier New" w:cs="Courier New" w:hint="default"/>
-      </w:rPr>
-    </w:lvl>
-    <w:lvl w:ilvl="5" w:tplc="240A0005" w:tentative="1">
-      <w:start w:val="1"/>
-      <w:numFmt w:val="bullet"/>
-      <w:lvlText w:val=""/>
-      <w:lvlJc w:val="left"/>
-      <w:pPr>
-        <w:ind w:left="4320" w:hanging="360"/>
-      </w:pPr>
-      <w:rPr>
-        <w:rFonts w:ascii="Wingdings" w:hAnsi="Wingdings" w:hint="default"/>
-      </w:rPr>
-    </w:lvl>
-    <w:lvl w:ilvl="6" w:tplc="240A0001" w:tentative="1">
-      <w:start w:val="1"/>
-      <w:numFmt w:val="bullet"/>
-      <w:lvlText w:val=""/>
-      <w:lvlJc w:val="left"/>
-      <w:pPr>
-        <w:ind w:left="5040" w:hanging="360"/>
-      </w:pPr>
-      <w:rPr>
-        <w:rFonts w:ascii="Symbol" w:hAnsi="Symbol" w:hint="default"/>
-      </w:rPr>
-    </w:lvl>
-    <w:lvl w:ilvl="7" w:tplc="240A0003" w:tentative="1">
-      <w:start w:val="1"/>
-      <w:numFmt w:val="bullet"/>
-      <w:lvlText w:val="o"/>
-      <w:lvlJc w:val="left"/>
-      <w:pPr>
-        <w:ind w:left="5760" w:hanging="360"/>
-      </w:pPr>
-      <w:rPr>
-        <w:rFonts w:ascii="Courier New" w:hAnsi="Courier New" w:cs="Courier New" w:hint="default"/>
-      </w:rPr>
-    </w:lvl>
-    <w:lvl w:ilvl="8" w:tplc="240A0005" w:tentative="1">
-      <w:start w:val="1"/>
-      <w:numFmt w:val="bullet"/>
-      <w:lvlText w:val=""/>
-      <w:lvlJc w:val="left"/>
-      <w:pPr>
-        <w:ind w:left="6480" w:hanging="360"/>
-      </w:pPr>
-      <w:rPr>
-        <w:rFonts w:ascii="Wingdings" w:hAnsi="Wingdings" w:hint="default"/>
       </w:rPr>
     </w:lvl>
   </w:abstractNum>
@@ -10633,155 +12102,6 @@
     </w:lvl>
   </w:abstractNum>
   <w:abstractNum w:abstractNumId="21" w15:restartNumberingAfterBreak="0">
-    <w:nsid w:val="625A5E5A"/>
-    <w:multiLevelType w:val="multilevel"/>
-    <w:tmpl w:val="D70C76A8"/>
-    <w:lvl w:ilvl="0">
-      <w:start w:val="1"/>
-      <w:numFmt w:val="bullet"/>
-      <w:lvlText w:val=""/>
-      <w:lvlJc w:val="left"/>
-      <w:pPr>
-        <w:tabs>
-          <w:tab w:val="num" w:pos="720"/>
-        </w:tabs>
-        <w:ind w:left="720" w:hanging="360"/>
-      </w:pPr>
-      <w:rPr>
-        <w:rFonts w:ascii="Symbol" w:hAnsi="Symbol" w:hint="default"/>
-        <w:sz w:val="20"/>
-      </w:rPr>
-    </w:lvl>
-    <w:lvl w:ilvl="1" w:tentative="1">
-      <w:start w:val="1"/>
-      <w:numFmt w:val="bullet"/>
-      <w:lvlText w:val="o"/>
-      <w:lvlJc w:val="left"/>
-      <w:pPr>
-        <w:tabs>
-          <w:tab w:val="num" w:pos="1440"/>
-        </w:tabs>
-        <w:ind w:left="1440" w:hanging="360"/>
-      </w:pPr>
-      <w:rPr>
-        <w:rFonts w:ascii="Courier New" w:hAnsi="Courier New" w:hint="default"/>
-        <w:sz w:val="20"/>
-      </w:rPr>
-    </w:lvl>
-    <w:lvl w:ilvl="2" w:tentative="1">
-      <w:start w:val="1"/>
-      <w:numFmt w:val="bullet"/>
-      <w:lvlText w:val=""/>
-      <w:lvlJc w:val="left"/>
-      <w:pPr>
-        <w:tabs>
-          <w:tab w:val="num" w:pos="2160"/>
-        </w:tabs>
-        <w:ind w:left="2160" w:hanging="360"/>
-      </w:pPr>
-      <w:rPr>
-        <w:rFonts w:ascii="Wingdings" w:hAnsi="Wingdings" w:hint="default"/>
-        <w:sz w:val="20"/>
-      </w:rPr>
-    </w:lvl>
-    <w:lvl w:ilvl="3" w:tentative="1">
-      <w:start w:val="1"/>
-      <w:numFmt w:val="bullet"/>
-      <w:lvlText w:val=""/>
-      <w:lvlJc w:val="left"/>
-      <w:pPr>
-        <w:tabs>
-          <w:tab w:val="num" w:pos="2880"/>
-        </w:tabs>
-        <w:ind w:left="2880" w:hanging="360"/>
-      </w:pPr>
-      <w:rPr>
-        <w:rFonts w:ascii="Wingdings" w:hAnsi="Wingdings" w:hint="default"/>
-        <w:sz w:val="20"/>
-      </w:rPr>
-    </w:lvl>
-    <w:lvl w:ilvl="4" w:tentative="1">
-      <w:start w:val="1"/>
-      <w:numFmt w:val="bullet"/>
-      <w:lvlText w:val=""/>
-      <w:lvlJc w:val="left"/>
-      <w:pPr>
-        <w:tabs>
-          <w:tab w:val="num" w:pos="3600"/>
-        </w:tabs>
-        <w:ind w:left="3600" w:hanging="360"/>
-      </w:pPr>
-      <w:rPr>
-        <w:rFonts w:ascii="Wingdings" w:hAnsi="Wingdings" w:hint="default"/>
-        <w:sz w:val="20"/>
-      </w:rPr>
-    </w:lvl>
-    <w:lvl w:ilvl="5" w:tentative="1">
-      <w:start w:val="1"/>
-      <w:numFmt w:val="bullet"/>
-      <w:lvlText w:val=""/>
-      <w:lvlJc w:val="left"/>
-      <w:pPr>
-        <w:tabs>
-          <w:tab w:val="num" w:pos="4320"/>
-        </w:tabs>
-        <w:ind w:left="4320" w:hanging="360"/>
-      </w:pPr>
-      <w:rPr>
-        <w:rFonts w:ascii="Wingdings" w:hAnsi="Wingdings" w:hint="default"/>
-        <w:sz w:val="20"/>
-      </w:rPr>
-    </w:lvl>
-    <w:lvl w:ilvl="6" w:tentative="1">
-      <w:start w:val="1"/>
-      <w:numFmt w:val="bullet"/>
-      <w:lvlText w:val=""/>
-      <w:lvlJc w:val="left"/>
-      <w:pPr>
-        <w:tabs>
-          <w:tab w:val="num" w:pos="5040"/>
-        </w:tabs>
-        <w:ind w:left="5040" w:hanging="360"/>
-      </w:pPr>
-      <w:rPr>
-        <w:rFonts w:ascii="Wingdings" w:hAnsi="Wingdings" w:hint="default"/>
-        <w:sz w:val="20"/>
-      </w:rPr>
-    </w:lvl>
-    <w:lvl w:ilvl="7" w:tentative="1">
-      <w:start w:val="1"/>
-      <w:numFmt w:val="bullet"/>
-      <w:lvlText w:val=""/>
-      <w:lvlJc w:val="left"/>
-      <w:pPr>
-        <w:tabs>
-          <w:tab w:val="num" w:pos="5760"/>
-        </w:tabs>
-        <w:ind w:left="5760" w:hanging="360"/>
-      </w:pPr>
-      <w:rPr>
-        <w:rFonts w:ascii="Wingdings" w:hAnsi="Wingdings" w:hint="default"/>
-        <w:sz w:val="20"/>
-      </w:rPr>
-    </w:lvl>
-    <w:lvl w:ilvl="8" w:tentative="1">
-      <w:start w:val="1"/>
-      <w:numFmt w:val="bullet"/>
-      <w:lvlText w:val=""/>
-      <w:lvlJc w:val="left"/>
-      <w:pPr>
-        <w:tabs>
-          <w:tab w:val="num" w:pos="6480"/>
-        </w:tabs>
-        <w:ind w:left="6480" w:hanging="360"/>
-      </w:pPr>
-      <w:rPr>
-        <w:rFonts w:ascii="Wingdings" w:hAnsi="Wingdings" w:hint="default"/>
-        <w:sz w:val="20"/>
-      </w:rPr>
-    </w:lvl>
-  </w:abstractNum>
-  <w:abstractNum w:abstractNumId="22" w15:restartNumberingAfterBreak="0">
     <w:nsid w:val="62938C33"/>
     <w:multiLevelType w:val="hybridMultilevel"/>
     <w:tmpl w:val="FFFFFFFF"/>
@@ -10867,7 +12187,7 @@
       </w:pPr>
     </w:lvl>
   </w:abstractNum>
-  <w:abstractNum w:abstractNumId="23" w15:restartNumberingAfterBreak="0">
+  <w:abstractNum w:abstractNumId="22" w15:restartNumberingAfterBreak="0">
     <w:nsid w:val="648477D8"/>
     <w:multiLevelType w:val="hybridMultilevel"/>
     <w:tmpl w:val="EA2A0C70"/>
@@ -10980,7 +12300,7 @@
       </w:rPr>
     </w:lvl>
   </w:abstractNum>
-  <w:abstractNum w:abstractNumId="24" w15:restartNumberingAfterBreak="0">
+  <w:abstractNum w:abstractNumId="23" w15:restartNumberingAfterBreak="0">
     <w:nsid w:val="66836D58"/>
     <w:multiLevelType w:val="multilevel"/>
     <w:tmpl w:val="557E40DC"/>
@@ -11093,7 +12413,7 @@
       </w:pPr>
     </w:lvl>
   </w:abstractNum>
-  <w:abstractNum w:abstractNumId="25" w15:restartNumberingAfterBreak="0">
+  <w:abstractNum w:abstractNumId="24" w15:restartNumberingAfterBreak="0">
     <w:nsid w:val="692E13BC"/>
     <w:multiLevelType w:val="hybridMultilevel"/>
     <w:tmpl w:val="FFFFFFFF"/>
@@ -11182,7 +12502,7 @@
       </w:pPr>
     </w:lvl>
   </w:abstractNum>
-  <w:abstractNum w:abstractNumId="26" w15:restartNumberingAfterBreak="0">
+  <w:abstractNum w:abstractNumId="25" w15:restartNumberingAfterBreak="0">
     <w:nsid w:val="696D4953"/>
     <w:multiLevelType w:val="multilevel"/>
     <w:tmpl w:val="56C8BF0A"/>
@@ -11327,7 +12647,7 @@
       </w:rPr>
     </w:lvl>
   </w:abstractNum>
-  <w:abstractNum w:abstractNumId="27" w15:restartNumberingAfterBreak="0">
+  <w:abstractNum w:abstractNumId="26" w15:restartNumberingAfterBreak="0">
     <w:nsid w:val="71DEF4B8"/>
     <w:multiLevelType w:val="hybridMultilevel"/>
     <w:tmpl w:val="FFFFFFFF"/>
@@ -11413,292 +12733,156 @@
       </w:pPr>
     </w:lvl>
   </w:abstractNum>
+  <w:abstractNum w:abstractNumId="27" w15:restartNumberingAfterBreak="0">
+    <w:nsid w:val="74DA17BE"/>
+    <w:multiLevelType w:val="multilevel"/>
+    <w:tmpl w:val="EFFAF668"/>
+    <w:lvl w:ilvl="0">
+      <w:start w:val="1"/>
+      <w:numFmt w:val="bullet"/>
+      <w:lvlText w:val=""/>
+      <w:lvlJc w:val="left"/>
+      <w:pPr>
+        <w:tabs>
+          <w:tab w:val="num" w:pos="720"/>
+        </w:tabs>
+        <w:ind w:left="720" w:hanging="360"/>
+      </w:pPr>
+      <w:rPr>
+        <w:rFonts w:ascii="Symbol" w:hAnsi="Symbol" w:hint="default"/>
+        <w:sz w:val="20"/>
+      </w:rPr>
+    </w:lvl>
+    <w:lvl w:ilvl="1" w:tentative="1">
+      <w:start w:val="1"/>
+      <w:numFmt w:val="bullet"/>
+      <w:lvlText w:val="o"/>
+      <w:lvlJc w:val="left"/>
+      <w:pPr>
+        <w:tabs>
+          <w:tab w:val="num" w:pos="1440"/>
+        </w:tabs>
+        <w:ind w:left="1440" w:hanging="360"/>
+      </w:pPr>
+      <w:rPr>
+        <w:rFonts w:ascii="Courier New" w:hAnsi="Courier New" w:hint="default"/>
+        <w:sz w:val="20"/>
+      </w:rPr>
+    </w:lvl>
+    <w:lvl w:ilvl="2" w:tentative="1">
+      <w:start w:val="1"/>
+      <w:numFmt w:val="bullet"/>
+      <w:lvlText w:val=""/>
+      <w:lvlJc w:val="left"/>
+      <w:pPr>
+        <w:tabs>
+          <w:tab w:val="num" w:pos="2160"/>
+        </w:tabs>
+        <w:ind w:left="2160" w:hanging="360"/>
+      </w:pPr>
+      <w:rPr>
+        <w:rFonts w:ascii="Wingdings" w:hAnsi="Wingdings" w:hint="default"/>
+        <w:sz w:val="20"/>
+      </w:rPr>
+    </w:lvl>
+    <w:lvl w:ilvl="3" w:tentative="1">
+      <w:start w:val="1"/>
+      <w:numFmt w:val="bullet"/>
+      <w:lvlText w:val=""/>
+      <w:lvlJc w:val="left"/>
+      <w:pPr>
+        <w:tabs>
+          <w:tab w:val="num" w:pos="2880"/>
+        </w:tabs>
+        <w:ind w:left="2880" w:hanging="360"/>
+      </w:pPr>
+      <w:rPr>
+        <w:rFonts w:ascii="Wingdings" w:hAnsi="Wingdings" w:hint="default"/>
+        <w:sz w:val="20"/>
+      </w:rPr>
+    </w:lvl>
+    <w:lvl w:ilvl="4" w:tentative="1">
+      <w:start w:val="1"/>
+      <w:numFmt w:val="bullet"/>
+      <w:lvlText w:val=""/>
+      <w:lvlJc w:val="left"/>
+      <w:pPr>
+        <w:tabs>
+          <w:tab w:val="num" w:pos="3600"/>
+        </w:tabs>
+        <w:ind w:left="3600" w:hanging="360"/>
+      </w:pPr>
+      <w:rPr>
+        <w:rFonts w:ascii="Wingdings" w:hAnsi="Wingdings" w:hint="default"/>
+        <w:sz w:val="20"/>
+      </w:rPr>
+    </w:lvl>
+    <w:lvl w:ilvl="5" w:tentative="1">
+      <w:start w:val="1"/>
+      <w:numFmt w:val="bullet"/>
+      <w:lvlText w:val=""/>
+      <w:lvlJc w:val="left"/>
+      <w:pPr>
+        <w:tabs>
+          <w:tab w:val="num" w:pos="4320"/>
+        </w:tabs>
+        <w:ind w:left="4320" w:hanging="360"/>
+      </w:pPr>
+      <w:rPr>
+        <w:rFonts w:ascii="Wingdings" w:hAnsi="Wingdings" w:hint="default"/>
+        <w:sz w:val="20"/>
+      </w:rPr>
+    </w:lvl>
+    <w:lvl w:ilvl="6" w:tentative="1">
+      <w:start w:val="1"/>
+      <w:numFmt w:val="bullet"/>
+      <w:lvlText w:val=""/>
+      <w:lvlJc w:val="left"/>
+      <w:pPr>
+        <w:tabs>
+          <w:tab w:val="num" w:pos="5040"/>
+        </w:tabs>
+        <w:ind w:left="5040" w:hanging="360"/>
+      </w:pPr>
+      <w:rPr>
+        <w:rFonts w:ascii="Wingdings" w:hAnsi="Wingdings" w:hint="default"/>
+        <w:sz w:val="20"/>
+      </w:rPr>
+    </w:lvl>
+    <w:lvl w:ilvl="7" w:tentative="1">
+      <w:start w:val="1"/>
+      <w:numFmt w:val="bullet"/>
+      <w:lvlText w:val=""/>
+      <w:lvlJc w:val="left"/>
+      <w:pPr>
+        <w:tabs>
+          <w:tab w:val="num" w:pos="5760"/>
+        </w:tabs>
+        <w:ind w:left="5760" w:hanging="360"/>
+      </w:pPr>
+      <w:rPr>
+        <w:rFonts w:ascii="Wingdings" w:hAnsi="Wingdings" w:hint="default"/>
+        <w:sz w:val="20"/>
+      </w:rPr>
+    </w:lvl>
+    <w:lvl w:ilvl="8" w:tentative="1">
+      <w:start w:val="1"/>
+      <w:numFmt w:val="bullet"/>
+      <w:lvlText w:val=""/>
+      <w:lvlJc w:val="left"/>
+      <w:pPr>
+        <w:tabs>
+          <w:tab w:val="num" w:pos="6480"/>
+        </w:tabs>
+        <w:ind w:left="6480" w:hanging="360"/>
+      </w:pPr>
+      <w:rPr>
+        <w:rFonts w:ascii="Wingdings" w:hAnsi="Wingdings" w:hint="default"/>
+        <w:sz w:val="20"/>
+      </w:rPr>
+    </w:lvl>
+  </w:abstractNum>
   <w:abstractNum w:abstractNumId="28" w15:restartNumberingAfterBreak="0">
-    <w:nsid w:val="725B4CAB"/>
-    <w:multiLevelType w:val="multilevel"/>
-    <w:tmpl w:val="1E04F97C"/>
-    <w:lvl w:ilvl="0">
-      <w:start w:val="1"/>
-      <w:numFmt w:val="bullet"/>
-      <w:lvlText w:val=""/>
-      <w:lvlJc w:val="left"/>
-      <w:pPr>
-        <w:tabs>
-          <w:tab w:val="num" w:pos="720"/>
-        </w:tabs>
-        <w:ind w:left="720" w:hanging="360"/>
-      </w:pPr>
-      <w:rPr>
-        <w:rFonts w:ascii="Symbol" w:hAnsi="Symbol" w:hint="default"/>
-        <w:sz w:val="20"/>
-      </w:rPr>
-    </w:lvl>
-    <w:lvl w:ilvl="1">
-      <w:start w:val="1"/>
-      <w:numFmt w:val="decimal"/>
-      <w:lvlText w:val="%2."/>
-      <w:lvlJc w:val="left"/>
-      <w:pPr>
-        <w:tabs>
-          <w:tab w:val="num" w:pos="1440"/>
-        </w:tabs>
-        <w:ind w:left="1440" w:hanging="360"/>
-      </w:pPr>
-    </w:lvl>
-    <w:lvl w:ilvl="2" w:tentative="1">
-      <w:start w:val="1"/>
-      <w:numFmt w:val="bullet"/>
-      <w:lvlText w:val=""/>
-      <w:lvlJc w:val="left"/>
-      <w:pPr>
-        <w:tabs>
-          <w:tab w:val="num" w:pos="2160"/>
-        </w:tabs>
-        <w:ind w:left="2160" w:hanging="360"/>
-      </w:pPr>
-      <w:rPr>
-        <w:rFonts w:ascii="Wingdings" w:hAnsi="Wingdings" w:hint="default"/>
-        <w:sz w:val="20"/>
-      </w:rPr>
-    </w:lvl>
-    <w:lvl w:ilvl="3" w:tentative="1">
-      <w:start w:val="1"/>
-      <w:numFmt w:val="bullet"/>
-      <w:lvlText w:val=""/>
-      <w:lvlJc w:val="left"/>
-      <w:pPr>
-        <w:tabs>
-          <w:tab w:val="num" w:pos="2880"/>
-        </w:tabs>
-        <w:ind w:left="2880" w:hanging="360"/>
-      </w:pPr>
-      <w:rPr>
-        <w:rFonts w:ascii="Wingdings" w:hAnsi="Wingdings" w:hint="default"/>
-        <w:sz w:val="20"/>
-      </w:rPr>
-    </w:lvl>
-    <w:lvl w:ilvl="4" w:tentative="1">
-      <w:start w:val="1"/>
-      <w:numFmt w:val="bullet"/>
-      <w:lvlText w:val=""/>
-      <w:lvlJc w:val="left"/>
-      <w:pPr>
-        <w:tabs>
-          <w:tab w:val="num" w:pos="3600"/>
-        </w:tabs>
-        <w:ind w:left="3600" w:hanging="360"/>
-      </w:pPr>
-      <w:rPr>
-        <w:rFonts w:ascii="Wingdings" w:hAnsi="Wingdings" w:hint="default"/>
-        <w:sz w:val="20"/>
-      </w:rPr>
-    </w:lvl>
-    <w:lvl w:ilvl="5" w:tentative="1">
-      <w:start w:val="1"/>
-      <w:numFmt w:val="bullet"/>
-      <w:lvlText w:val=""/>
-      <w:lvlJc w:val="left"/>
-      <w:pPr>
-        <w:tabs>
-          <w:tab w:val="num" w:pos="4320"/>
-        </w:tabs>
-        <w:ind w:left="4320" w:hanging="360"/>
-      </w:pPr>
-      <w:rPr>
-        <w:rFonts w:ascii="Wingdings" w:hAnsi="Wingdings" w:hint="default"/>
-        <w:sz w:val="20"/>
-      </w:rPr>
-    </w:lvl>
-    <w:lvl w:ilvl="6" w:tentative="1">
-      <w:start w:val="1"/>
-      <w:numFmt w:val="bullet"/>
-      <w:lvlText w:val=""/>
-      <w:lvlJc w:val="left"/>
-      <w:pPr>
-        <w:tabs>
-          <w:tab w:val="num" w:pos="5040"/>
-        </w:tabs>
-        <w:ind w:left="5040" w:hanging="360"/>
-      </w:pPr>
-      <w:rPr>
-        <w:rFonts w:ascii="Wingdings" w:hAnsi="Wingdings" w:hint="default"/>
-        <w:sz w:val="20"/>
-      </w:rPr>
-    </w:lvl>
-    <w:lvl w:ilvl="7" w:tentative="1">
-      <w:start w:val="1"/>
-      <w:numFmt w:val="bullet"/>
-      <w:lvlText w:val=""/>
-      <w:lvlJc w:val="left"/>
-      <w:pPr>
-        <w:tabs>
-          <w:tab w:val="num" w:pos="5760"/>
-        </w:tabs>
-        <w:ind w:left="5760" w:hanging="360"/>
-      </w:pPr>
-      <w:rPr>
-        <w:rFonts w:ascii="Wingdings" w:hAnsi="Wingdings" w:hint="default"/>
-        <w:sz w:val="20"/>
-      </w:rPr>
-    </w:lvl>
-    <w:lvl w:ilvl="8" w:tentative="1">
-      <w:start w:val="1"/>
-      <w:numFmt w:val="bullet"/>
-      <w:lvlText w:val=""/>
-      <w:lvlJc w:val="left"/>
-      <w:pPr>
-        <w:tabs>
-          <w:tab w:val="num" w:pos="6480"/>
-        </w:tabs>
-        <w:ind w:left="6480" w:hanging="360"/>
-      </w:pPr>
-      <w:rPr>
-        <w:rFonts w:ascii="Wingdings" w:hAnsi="Wingdings" w:hint="default"/>
-        <w:sz w:val="20"/>
-      </w:rPr>
-    </w:lvl>
-  </w:abstractNum>
-  <w:abstractNum w:abstractNumId="29" w15:restartNumberingAfterBreak="0">
-    <w:nsid w:val="73892E79"/>
-    <w:multiLevelType w:val="hybridMultilevel"/>
-    <w:tmpl w:val="2B884472"/>
-    <w:lvl w:ilvl="0" w:tplc="1DAA5650">
-      <w:start w:val="1"/>
-      <w:numFmt w:val="bullet"/>
-      <w:lvlText w:val="•"/>
-      <w:lvlJc w:val="left"/>
-      <w:pPr>
-        <w:tabs>
-          <w:tab w:val="num" w:pos="720"/>
-        </w:tabs>
-        <w:ind w:left="720" w:hanging="360"/>
-      </w:pPr>
-      <w:rPr>
-        <w:rFonts w:ascii="Arial" w:hAnsi="Arial" w:hint="default"/>
-      </w:rPr>
-    </w:lvl>
-    <w:lvl w:ilvl="1" w:tplc="C458EF8C" w:tentative="1">
-      <w:start w:val="1"/>
-      <w:numFmt w:val="bullet"/>
-      <w:lvlText w:val="•"/>
-      <w:lvlJc w:val="left"/>
-      <w:pPr>
-        <w:tabs>
-          <w:tab w:val="num" w:pos="1440"/>
-        </w:tabs>
-        <w:ind w:left="1440" w:hanging="360"/>
-      </w:pPr>
-      <w:rPr>
-        <w:rFonts w:ascii="Arial" w:hAnsi="Arial" w:hint="default"/>
-      </w:rPr>
-    </w:lvl>
-    <w:lvl w:ilvl="2" w:tplc="78666428" w:tentative="1">
-      <w:start w:val="1"/>
-      <w:numFmt w:val="bullet"/>
-      <w:lvlText w:val="•"/>
-      <w:lvlJc w:val="left"/>
-      <w:pPr>
-        <w:tabs>
-          <w:tab w:val="num" w:pos="2160"/>
-        </w:tabs>
-        <w:ind w:left="2160" w:hanging="360"/>
-      </w:pPr>
-      <w:rPr>
-        <w:rFonts w:ascii="Arial" w:hAnsi="Arial" w:hint="default"/>
-      </w:rPr>
-    </w:lvl>
-    <w:lvl w:ilvl="3" w:tplc="CD6C4A28" w:tentative="1">
-      <w:start w:val="1"/>
-      <w:numFmt w:val="bullet"/>
-      <w:lvlText w:val="•"/>
-      <w:lvlJc w:val="left"/>
-      <w:pPr>
-        <w:tabs>
-          <w:tab w:val="num" w:pos="2880"/>
-        </w:tabs>
-        <w:ind w:left="2880" w:hanging="360"/>
-      </w:pPr>
-      <w:rPr>
-        <w:rFonts w:ascii="Arial" w:hAnsi="Arial" w:hint="default"/>
-      </w:rPr>
-    </w:lvl>
-    <w:lvl w:ilvl="4" w:tplc="70AA8FE4" w:tentative="1">
-      <w:start w:val="1"/>
-      <w:numFmt w:val="bullet"/>
-      <w:lvlText w:val="•"/>
-      <w:lvlJc w:val="left"/>
-      <w:pPr>
-        <w:tabs>
-          <w:tab w:val="num" w:pos="3600"/>
-        </w:tabs>
-        <w:ind w:left="3600" w:hanging="360"/>
-      </w:pPr>
-      <w:rPr>
-        <w:rFonts w:ascii="Arial" w:hAnsi="Arial" w:hint="default"/>
-      </w:rPr>
-    </w:lvl>
-    <w:lvl w:ilvl="5" w:tplc="B6AEC512" w:tentative="1">
-      <w:start w:val="1"/>
-      <w:numFmt w:val="bullet"/>
-      <w:lvlText w:val="•"/>
-      <w:lvlJc w:val="left"/>
-      <w:pPr>
-        <w:tabs>
-          <w:tab w:val="num" w:pos="4320"/>
-        </w:tabs>
-        <w:ind w:left="4320" w:hanging="360"/>
-      </w:pPr>
-      <w:rPr>
-        <w:rFonts w:ascii="Arial" w:hAnsi="Arial" w:hint="default"/>
-      </w:rPr>
-    </w:lvl>
-    <w:lvl w:ilvl="6" w:tplc="B6D82AB8" w:tentative="1">
-      <w:start w:val="1"/>
-      <w:numFmt w:val="bullet"/>
-      <w:lvlText w:val="•"/>
-      <w:lvlJc w:val="left"/>
-      <w:pPr>
-        <w:tabs>
-          <w:tab w:val="num" w:pos="5040"/>
-        </w:tabs>
-        <w:ind w:left="5040" w:hanging="360"/>
-      </w:pPr>
-      <w:rPr>
-        <w:rFonts w:ascii="Arial" w:hAnsi="Arial" w:hint="default"/>
-      </w:rPr>
-    </w:lvl>
-    <w:lvl w:ilvl="7" w:tplc="5E647766" w:tentative="1">
-      <w:start w:val="1"/>
-      <w:numFmt w:val="bullet"/>
-      <w:lvlText w:val="•"/>
-      <w:lvlJc w:val="left"/>
-      <w:pPr>
-        <w:tabs>
-          <w:tab w:val="num" w:pos="5760"/>
-        </w:tabs>
-        <w:ind w:left="5760" w:hanging="360"/>
-      </w:pPr>
-      <w:rPr>
-        <w:rFonts w:ascii="Arial" w:hAnsi="Arial" w:hint="default"/>
-      </w:rPr>
-    </w:lvl>
-    <w:lvl w:ilvl="8" w:tplc="01E63CCA" w:tentative="1">
-      <w:start w:val="1"/>
-      <w:numFmt w:val="bullet"/>
-      <w:lvlText w:val="•"/>
-      <w:lvlJc w:val="left"/>
-      <w:pPr>
-        <w:tabs>
-          <w:tab w:val="num" w:pos="6480"/>
-        </w:tabs>
-        <w:ind w:left="6480" w:hanging="360"/>
-      </w:pPr>
-      <w:rPr>
-        <w:rFonts w:ascii="Arial" w:hAnsi="Arial" w:hint="default"/>
-      </w:rPr>
-    </w:lvl>
-  </w:abstractNum>
-  <w:abstractNum w:abstractNumId="30" w15:restartNumberingAfterBreak="0">
     <w:nsid w:val="75576941"/>
     <w:multiLevelType w:val="hybridMultilevel"/>
     <w:tmpl w:val="FFFFFFFF"/>
@@ -11784,7 +12968,7 @@
       </w:pPr>
     </w:lvl>
   </w:abstractNum>
-  <w:abstractNum w:abstractNumId="31" w15:restartNumberingAfterBreak="0">
+  <w:abstractNum w:abstractNumId="29" w15:restartNumberingAfterBreak="0">
     <w:nsid w:val="77042977"/>
     <w:multiLevelType w:val="multilevel"/>
     <w:tmpl w:val="C6426B90"/>
@@ -11933,93 +13117,156 @@
       </w:rPr>
     </w:lvl>
   </w:abstractNum>
-  <w:abstractNum w:abstractNumId="32" w15:restartNumberingAfterBreak="0">
-    <w:nsid w:val="7772BDA2"/>
-    <w:multiLevelType w:val="hybridMultilevel"/>
-    <w:tmpl w:val="FFFFFFFF"/>
-    <w:lvl w:ilvl="0" w:tplc="C778F450">
-      <w:start w:val="1"/>
-      <w:numFmt w:val="decimal"/>
-      <w:lvlText w:val="%1."/>
-      <w:lvlJc w:val="left"/>
-      <w:pPr>
+  <w:abstractNum w:abstractNumId="30" w15:restartNumberingAfterBreak="0">
+    <w:nsid w:val="796A1AA8"/>
+    <w:multiLevelType w:val="multilevel"/>
+    <w:tmpl w:val="C688CBF4"/>
+    <w:lvl w:ilvl="0">
+      <w:start w:val="1"/>
+      <w:numFmt w:val="bullet"/>
+      <w:lvlText w:val=""/>
+      <w:lvlJc w:val="left"/>
+      <w:pPr>
+        <w:tabs>
+          <w:tab w:val="num" w:pos="720"/>
+        </w:tabs>
         <w:ind w:left="720" w:hanging="360"/>
       </w:pPr>
-    </w:lvl>
-    <w:lvl w:ilvl="1" w:tplc="4B5EC76E">
-      <w:start w:val="1"/>
-      <w:numFmt w:val="lowerLetter"/>
-      <w:lvlText w:val="%2."/>
-      <w:lvlJc w:val="left"/>
-      <w:pPr>
+      <w:rPr>
+        <w:rFonts w:ascii="Symbol" w:hAnsi="Symbol" w:hint="default"/>
+        <w:sz w:val="20"/>
+      </w:rPr>
+    </w:lvl>
+    <w:lvl w:ilvl="1" w:tentative="1">
+      <w:start w:val="1"/>
+      <w:numFmt w:val="bullet"/>
+      <w:lvlText w:val="o"/>
+      <w:lvlJc w:val="left"/>
+      <w:pPr>
+        <w:tabs>
+          <w:tab w:val="num" w:pos="1440"/>
+        </w:tabs>
         <w:ind w:left="1440" w:hanging="360"/>
       </w:pPr>
-    </w:lvl>
-    <w:lvl w:ilvl="2" w:tplc="446E991C">
-      <w:start w:val="1"/>
-      <w:numFmt w:val="lowerRoman"/>
-      <w:lvlText w:val="%3."/>
-      <w:lvlJc w:val="right"/>
-      <w:pPr>
-        <w:ind w:left="2160" w:hanging="180"/>
-      </w:pPr>
-    </w:lvl>
-    <w:lvl w:ilvl="3" w:tplc="535EAE86">
-      <w:start w:val="1"/>
-      <w:numFmt w:val="decimal"/>
-      <w:lvlText w:val="%4."/>
-      <w:lvlJc w:val="left"/>
-      <w:pPr>
+      <w:rPr>
+        <w:rFonts w:ascii="Courier New" w:hAnsi="Courier New" w:hint="default"/>
+        <w:sz w:val="20"/>
+      </w:rPr>
+    </w:lvl>
+    <w:lvl w:ilvl="2" w:tentative="1">
+      <w:start w:val="1"/>
+      <w:numFmt w:val="bullet"/>
+      <w:lvlText w:val=""/>
+      <w:lvlJc w:val="left"/>
+      <w:pPr>
+        <w:tabs>
+          <w:tab w:val="num" w:pos="2160"/>
+        </w:tabs>
+        <w:ind w:left="2160" w:hanging="360"/>
+      </w:pPr>
+      <w:rPr>
+        <w:rFonts w:ascii="Wingdings" w:hAnsi="Wingdings" w:hint="default"/>
+        <w:sz w:val="20"/>
+      </w:rPr>
+    </w:lvl>
+    <w:lvl w:ilvl="3" w:tentative="1">
+      <w:start w:val="1"/>
+      <w:numFmt w:val="bullet"/>
+      <w:lvlText w:val=""/>
+      <w:lvlJc w:val="left"/>
+      <w:pPr>
+        <w:tabs>
+          <w:tab w:val="num" w:pos="2880"/>
+        </w:tabs>
         <w:ind w:left="2880" w:hanging="360"/>
       </w:pPr>
-    </w:lvl>
-    <w:lvl w:ilvl="4" w:tplc="DBC46C62">
-      <w:start w:val="1"/>
-      <w:numFmt w:val="lowerLetter"/>
-      <w:lvlText w:val="%5."/>
-      <w:lvlJc w:val="left"/>
-      <w:pPr>
+      <w:rPr>
+        <w:rFonts w:ascii="Wingdings" w:hAnsi="Wingdings" w:hint="default"/>
+        <w:sz w:val="20"/>
+      </w:rPr>
+    </w:lvl>
+    <w:lvl w:ilvl="4" w:tentative="1">
+      <w:start w:val="1"/>
+      <w:numFmt w:val="bullet"/>
+      <w:lvlText w:val=""/>
+      <w:lvlJc w:val="left"/>
+      <w:pPr>
+        <w:tabs>
+          <w:tab w:val="num" w:pos="3600"/>
+        </w:tabs>
         <w:ind w:left="3600" w:hanging="360"/>
       </w:pPr>
-    </w:lvl>
-    <w:lvl w:ilvl="5" w:tplc="7BD6346C">
-      <w:start w:val="1"/>
-      <w:numFmt w:val="lowerRoman"/>
-      <w:lvlText w:val="%6."/>
-      <w:lvlJc w:val="right"/>
-      <w:pPr>
-        <w:ind w:left="4320" w:hanging="180"/>
-      </w:pPr>
-    </w:lvl>
-    <w:lvl w:ilvl="6" w:tplc="A31006A4">
-      <w:start w:val="1"/>
-      <w:numFmt w:val="decimal"/>
-      <w:lvlText w:val="%7."/>
-      <w:lvlJc w:val="left"/>
-      <w:pPr>
+      <w:rPr>
+        <w:rFonts w:ascii="Wingdings" w:hAnsi="Wingdings" w:hint="default"/>
+        <w:sz w:val="20"/>
+      </w:rPr>
+    </w:lvl>
+    <w:lvl w:ilvl="5" w:tentative="1">
+      <w:start w:val="1"/>
+      <w:numFmt w:val="bullet"/>
+      <w:lvlText w:val=""/>
+      <w:lvlJc w:val="left"/>
+      <w:pPr>
+        <w:tabs>
+          <w:tab w:val="num" w:pos="4320"/>
+        </w:tabs>
+        <w:ind w:left="4320" w:hanging="360"/>
+      </w:pPr>
+      <w:rPr>
+        <w:rFonts w:ascii="Wingdings" w:hAnsi="Wingdings" w:hint="default"/>
+        <w:sz w:val="20"/>
+      </w:rPr>
+    </w:lvl>
+    <w:lvl w:ilvl="6" w:tentative="1">
+      <w:start w:val="1"/>
+      <w:numFmt w:val="bullet"/>
+      <w:lvlText w:val=""/>
+      <w:lvlJc w:val="left"/>
+      <w:pPr>
+        <w:tabs>
+          <w:tab w:val="num" w:pos="5040"/>
+        </w:tabs>
         <w:ind w:left="5040" w:hanging="360"/>
       </w:pPr>
-    </w:lvl>
-    <w:lvl w:ilvl="7" w:tplc="3C3050D2">
-      <w:start w:val="1"/>
-      <w:numFmt w:val="lowerLetter"/>
-      <w:lvlText w:val="%8."/>
-      <w:lvlJc w:val="left"/>
-      <w:pPr>
+      <w:rPr>
+        <w:rFonts w:ascii="Wingdings" w:hAnsi="Wingdings" w:hint="default"/>
+        <w:sz w:val="20"/>
+      </w:rPr>
+    </w:lvl>
+    <w:lvl w:ilvl="7" w:tentative="1">
+      <w:start w:val="1"/>
+      <w:numFmt w:val="bullet"/>
+      <w:lvlText w:val=""/>
+      <w:lvlJc w:val="left"/>
+      <w:pPr>
+        <w:tabs>
+          <w:tab w:val="num" w:pos="5760"/>
+        </w:tabs>
         <w:ind w:left="5760" w:hanging="360"/>
       </w:pPr>
-    </w:lvl>
-    <w:lvl w:ilvl="8" w:tplc="075CD002">
-      <w:start w:val="1"/>
-      <w:numFmt w:val="lowerRoman"/>
-      <w:lvlText w:val="%9."/>
-      <w:lvlJc w:val="right"/>
-      <w:pPr>
-        <w:ind w:left="6480" w:hanging="180"/>
-      </w:pPr>
+      <w:rPr>
+        <w:rFonts w:ascii="Wingdings" w:hAnsi="Wingdings" w:hint="default"/>
+        <w:sz w:val="20"/>
+      </w:rPr>
+    </w:lvl>
+    <w:lvl w:ilvl="8" w:tentative="1">
+      <w:start w:val="1"/>
+      <w:numFmt w:val="bullet"/>
+      <w:lvlText w:val=""/>
+      <w:lvlJc w:val="left"/>
+      <w:pPr>
+        <w:tabs>
+          <w:tab w:val="num" w:pos="6480"/>
+        </w:tabs>
+        <w:ind w:left="6480" w:hanging="360"/>
+      </w:pPr>
+      <w:rPr>
+        <w:rFonts w:ascii="Wingdings" w:hAnsi="Wingdings" w:hint="default"/>
+        <w:sz w:val="20"/>
+      </w:rPr>
     </w:lvl>
   </w:abstractNum>
-  <w:abstractNum w:abstractNumId="33" w15:restartNumberingAfterBreak="0">
+  <w:abstractNum w:abstractNumId="31" w15:restartNumberingAfterBreak="0">
     <w:nsid w:val="7D02D6BB"/>
     <w:multiLevelType w:val="hybridMultilevel"/>
     <w:tmpl w:val="FFFFFFFF"/>
@@ -12105,7 +13352,156 @@
       </w:pPr>
     </w:lvl>
   </w:abstractNum>
-  <w:abstractNum w:abstractNumId="34" w15:restartNumberingAfterBreak="0">
+  <w:abstractNum w:abstractNumId="32" w15:restartNumberingAfterBreak="0">
+    <w:nsid w:val="7D4C1274"/>
+    <w:multiLevelType w:val="multilevel"/>
+    <w:tmpl w:val="3F0AC7E0"/>
+    <w:lvl w:ilvl="0">
+      <w:start w:val="1"/>
+      <w:numFmt w:val="bullet"/>
+      <w:lvlText w:val=""/>
+      <w:lvlJc w:val="left"/>
+      <w:pPr>
+        <w:tabs>
+          <w:tab w:val="num" w:pos="720"/>
+        </w:tabs>
+        <w:ind w:left="720" w:hanging="360"/>
+      </w:pPr>
+      <w:rPr>
+        <w:rFonts w:ascii="Symbol" w:hAnsi="Symbol" w:hint="default"/>
+        <w:sz w:val="20"/>
+      </w:rPr>
+    </w:lvl>
+    <w:lvl w:ilvl="1" w:tentative="1">
+      <w:start w:val="1"/>
+      <w:numFmt w:val="bullet"/>
+      <w:lvlText w:val="o"/>
+      <w:lvlJc w:val="left"/>
+      <w:pPr>
+        <w:tabs>
+          <w:tab w:val="num" w:pos="1440"/>
+        </w:tabs>
+        <w:ind w:left="1440" w:hanging="360"/>
+      </w:pPr>
+      <w:rPr>
+        <w:rFonts w:ascii="Courier New" w:hAnsi="Courier New" w:hint="default"/>
+        <w:sz w:val="20"/>
+      </w:rPr>
+    </w:lvl>
+    <w:lvl w:ilvl="2" w:tentative="1">
+      <w:start w:val="1"/>
+      <w:numFmt w:val="bullet"/>
+      <w:lvlText w:val=""/>
+      <w:lvlJc w:val="left"/>
+      <w:pPr>
+        <w:tabs>
+          <w:tab w:val="num" w:pos="2160"/>
+        </w:tabs>
+        <w:ind w:left="2160" w:hanging="360"/>
+      </w:pPr>
+      <w:rPr>
+        <w:rFonts w:ascii="Wingdings" w:hAnsi="Wingdings" w:hint="default"/>
+        <w:sz w:val="20"/>
+      </w:rPr>
+    </w:lvl>
+    <w:lvl w:ilvl="3" w:tentative="1">
+      <w:start w:val="1"/>
+      <w:numFmt w:val="bullet"/>
+      <w:lvlText w:val=""/>
+      <w:lvlJc w:val="left"/>
+      <w:pPr>
+        <w:tabs>
+          <w:tab w:val="num" w:pos="2880"/>
+        </w:tabs>
+        <w:ind w:left="2880" w:hanging="360"/>
+      </w:pPr>
+      <w:rPr>
+        <w:rFonts w:ascii="Wingdings" w:hAnsi="Wingdings" w:hint="default"/>
+        <w:sz w:val="20"/>
+      </w:rPr>
+    </w:lvl>
+    <w:lvl w:ilvl="4" w:tentative="1">
+      <w:start w:val="1"/>
+      <w:numFmt w:val="bullet"/>
+      <w:lvlText w:val=""/>
+      <w:lvlJc w:val="left"/>
+      <w:pPr>
+        <w:tabs>
+          <w:tab w:val="num" w:pos="3600"/>
+        </w:tabs>
+        <w:ind w:left="3600" w:hanging="360"/>
+      </w:pPr>
+      <w:rPr>
+        <w:rFonts w:ascii="Wingdings" w:hAnsi="Wingdings" w:hint="default"/>
+        <w:sz w:val="20"/>
+      </w:rPr>
+    </w:lvl>
+    <w:lvl w:ilvl="5" w:tentative="1">
+      <w:start w:val="1"/>
+      <w:numFmt w:val="bullet"/>
+      <w:lvlText w:val=""/>
+      <w:lvlJc w:val="left"/>
+      <w:pPr>
+        <w:tabs>
+          <w:tab w:val="num" w:pos="4320"/>
+        </w:tabs>
+        <w:ind w:left="4320" w:hanging="360"/>
+      </w:pPr>
+      <w:rPr>
+        <w:rFonts w:ascii="Wingdings" w:hAnsi="Wingdings" w:hint="default"/>
+        <w:sz w:val="20"/>
+      </w:rPr>
+    </w:lvl>
+    <w:lvl w:ilvl="6" w:tentative="1">
+      <w:start w:val="1"/>
+      <w:numFmt w:val="bullet"/>
+      <w:lvlText w:val=""/>
+      <w:lvlJc w:val="left"/>
+      <w:pPr>
+        <w:tabs>
+          <w:tab w:val="num" w:pos="5040"/>
+        </w:tabs>
+        <w:ind w:left="5040" w:hanging="360"/>
+      </w:pPr>
+      <w:rPr>
+        <w:rFonts w:ascii="Wingdings" w:hAnsi="Wingdings" w:hint="default"/>
+        <w:sz w:val="20"/>
+      </w:rPr>
+    </w:lvl>
+    <w:lvl w:ilvl="7" w:tentative="1">
+      <w:start w:val="1"/>
+      <w:numFmt w:val="bullet"/>
+      <w:lvlText w:val=""/>
+      <w:lvlJc w:val="left"/>
+      <w:pPr>
+        <w:tabs>
+          <w:tab w:val="num" w:pos="5760"/>
+        </w:tabs>
+        <w:ind w:left="5760" w:hanging="360"/>
+      </w:pPr>
+      <w:rPr>
+        <w:rFonts w:ascii="Wingdings" w:hAnsi="Wingdings" w:hint="default"/>
+        <w:sz w:val="20"/>
+      </w:rPr>
+    </w:lvl>
+    <w:lvl w:ilvl="8" w:tentative="1">
+      <w:start w:val="1"/>
+      <w:numFmt w:val="bullet"/>
+      <w:lvlText w:val=""/>
+      <w:lvlJc w:val="left"/>
+      <w:pPr>
+        <w:tabs>
+          <w:tab w:val="num" w:pos="6480"/>
+        </w:tabs>
+        <w:ind w:left="6480" w:hanging="360"/>
+      </w:pPr>
+      <w:rPr>
+        <w:rFonts w:ascii="Wingdings" w:hAnsi="Wingdings" w:hint="default"/>
+        <w:sz w:val="20"/>
+      </w:rPr>
+    </w:lvl>
+  </w:abstractNum>
+  <w:abstractNum w:abstractNumId="33" w15:restartNumberingAfterBreak="0">
     <w:nsid w:val="7F7A4270"/>
     <w:multiLevelType w:val="multilevel"/>
     <w:tmpl w:val="F61AF938"/>
@@ -12255,103 +13651,70 @@
     </w:lvl>
   </w:abstractNum>
   <w:num w:numId="1" w16cid:durableId="568269913">
+    <w:abstractNumId w:val="2"/>
+  </w:num>
+  <w:num w:numId="2" w16cid:durableId="279919078">
+    <w:abstractNumId w:val="31"/>
+  </w:num>
+  <w:num w:numId="3" w16cid:durableId="294918267">
+    <w:abstractNumId w:val="22"/>
+  </w:num>
+  <w:num w:numId="4" w16cid:durableId="1012417367">
+    <w:abstractNumId w:val="33"/>
+  </w:num>
+  <w:num w:numId="5" w16cid:durableId="1687245312">
+    <w:abstractNumId w:val="6"/>
+  </w:num>
+  <w:num w:numId="6" w16cid:durableId="1933271074">
+    <w:abstractNumId w:val="13"/>
+  </w:num>
+  <w:num w:numId="7" w16cid:durableId="64306603">
+    <w:abstractNumId w:val="8"/>
+  </w:num>
+  <w:num w:numId="8" w16cid:durableId="1095710183">
+    <w:abstractNumId w:val="24"/>
+  </w:num>
+  <w:num w:numId="9" w16cid:durableId="440490101">
+    <w:abstractNumId w:val="9"/>
+  </w:num>
+  <w:num w:numId="10" w16cid:durableId="1564682919">
+    <w:abstractNumId w:val="23"/>
+  </w:num>
+  <w:num w:numId="11" w16cid:durableId="1176337409">
+    <w:abstractNumId w:val="17"/>
+  </w:num>
+  <w:num w:numId="12" w16cid:durableId="391734265">
+    <w:abstractNumId w:val="19"/>
+  </w:num>
+  <w:num w:numId="13" w16cid:durableId="547646956">
+    <w:abstractNumId w:val="26"/>
+  </w:num>
+  <w:num w:numId="14" w16cid:durableId="460081105">
+    <w:abstractNumId w:val="3"/>
+  </w:num>
+  <w:num w:numId="15" w16cid:durableId="1401711999">
+    <w:abstractNumId w:val="21"/>
+  </w:num>
+  <w:num w:numId="16" w16cid:durableId="506096005">
+    <w:abstractNumId w:val="28"/>
+  </w:num>
+  <w:num w:numId="17" w16cid:durableId="706028726">
+    <w:abstractNumId w:val="20"/>
+  </w:num>
+  <w:num w:numId="18" w16cid:durableId="1974362141">
     <w:abstractNumId w:val="1"/>
   </w:num>
-  <w:num w:numId="2" w16cid:durableId="885142790">
-    <w:abstractNumId w:val="13"/>
-  </w:num>
-  <w:num w:numId="3" w16cid:durableId="1315258080">
-    <w:abstractNumId w:val="28"/>
-  </w:num>
-  <w:num w:numId="4" w16cid:durableId="1862316">
-    <w:abstractNumId w:val="32"/>
-  </w:num>
-  <w:num w:numId="5" w16cid:durableId="1808667618">
+  <w:num w:numId="19" w16cid:durableId="1207521154">
     <w:abstractNumId w:val="14"/>
   </w:num>
-  <w:num w:numId="6" w16cid:durableId="279919078">
-    <w:abstractNumId w:val="33"/>
+  <w:num w:numId="20" w16cid:durableId="1779329012">
+    <w:abstractNumId w:val="10"/>
   </w:num>
-  <w:num w:numId="7" w16cid:durableId="832575111">
-    <w:abstractNumId w:val="3"/>
-  </w:num>
-  <w:num w:numId="8" w16cid:durableId="294918267">
-    <w:abstractNumId w:val="23"/>
-  </w:num>
-  <w:num w:numId="9" w16cid:durableId="1217081231">
-    <w:abstractNumId w:val="21"/>
-  </w:num>
-  <w:num w:numId="10" w16cid:durableId="708844096">
-    <w:abstractNumId w:val="5"/>
-  </w:num>
-  <w:num w:numId="11" w16cid:durableId="1012417367">
-    <w:abstractNumId w:val="34"/>
-  </w:num>
-  <w:num w:numId="12" w16cid:durableId="1687245312">
-    <w:abstractNumId w:val="4"/>
-  </w:num>
-  <w:num w:numId="13" w16cid:durableId="1933271074">
-    <w:abstractNumId w:val="11"/>
-  </w:num>
-  <w:num w:numId="14" w16cid:durableId="1445882979">
-    <w:abstractNumId w:val="17"/>
-  </w:num>
-  <w:num w:numId="15" w16cid:durableId="64306603">
-    <w:abstractNumId w:val="7"/>
-  </w:num>
-  <w:num w:numId="16" w16cid:durableId="1095710183">
-    <w:abstractNumId w:val="25"/>
-  </w:num>
-  <w:num w:numId="17" w16cid:durableId="524098703">
-    <w:abstractNumId w:val="29"/>
-  </w:num>
-  <w:num w:numId="18" w16cid:durableId="1291940923">
+  <w:num w:numId="21" w16cid:durableId="1185942762">
     <w:abstractNumId w:val="18"/>
   </w:num>
-  <w:num w:numId="19" w16cid:durableId="440490101">
-    <w:abstractNumId w:val="8"/>
-  </w:num>
-  <w:num w:numId="20" w16cid:durableId="1564682919">
-    <w:abstractNumId w:val="24"/>
-  </w:num>
-  <w:num w:numId="21" w16cid:durableId="1176337409">
-    <w:abstractNumId w:val="15"/>
-  </w:num>
-  <w:num w:numId="22" w16cid:durableId="391734265">
-    <w:abstractNumId w:val="19"/>
-  </w:num>
-  <w:num w:numId="23" w16cid:durableId="547646956">
-    <w:abstractNumId w:val="27"/>
-  </w:num>
-  <w:num w:numId="24" w16cid:durableId="460081105">
-    <w:abstractNumId w:val="2"/>
-  </w:num>
-  <w:num w:numId="25" w16cid:durableId="1401711999">
-    <w:abstractNumId w:val="22"/>
-  </w:num>
-  <w:num w:numId="26" w16cid:durableId="506096005">
-    <w:abstractNumId w:val="30"/>
-  </w:num>
-  <w:num w:numId="27" w16cid:durableId="706028726">
-    <w:abstractNumId w:val="20"/>
-  </w:num>
-  <w:num w:numId="28" w16cid:durableId="1974362141">
-    <w:abstractNumId w:val="0"/>
-  </w:num>
-  <w:num w:numId="29" w16cid:durableId="2120176582">
-    <w:abstractNumId w:val="6"/>
-  </w:num>
-  <w:num w:numId="30" w16cid:durableId="1207521154">
-    <w:abstractNumId w:val="12"/>
-  </w:num>
-  <w:num w:numId="31" w16cid:durableId="1779329012">
-    <w:abstractNumId w:val="9"/>
-  </w:num>
-  <w:num w:numId="32" w16cid:durableId="1185942762">
-    <w:abstractNumId w:val="16"/>
-  </w:num>
-  <w:num w:numId="33" w16cid:durableId="1349024265">
-    <w:abstractNumId w:val="16"/>
+  <w:num w:numId="22" w16cid:durableId="1349024265">
+    <w:abstractNumId w:val="18"/>
     <w:lvlOverride w:ilvl="1">
       <w:lvl w:ilvl="1">
         <w:numFmt w:val="bullet"/>
@@ -12370,14 +13733,14 @@
       </w:lvl>
     </w:lvlOverride>
   </w:num>
-  <w:num w:numId="34" w16cid:durableId="59719398">
-    <w:abstractNumId w:val="31"/>
+  <w:num w:numId="23" w16cid:durableId="59719398">
+    <w:abstractNumId w:val="29"/>
   </w:num>
-  <w:num w:numId="35" w16cid:durableId="1916092023">
-    <w:abstractNumId w:val="10"/>
+  <w:num w:numId="24" w16cid:durableId="1916092023">
+    <w:abstractNumId w:val="12"/>
   </w:num>
-  <w:num w:numId="36" w16cid:durableId="260183832">
-    <w:abstractNumId w:val="10"/>
+  <w:num w:numId="25" w16cid:durableId="260183832">
+    <w:abstractNumId w:val="12"/>
     <w:lvlOverride w:ilvl="1">
       <w:lvl w:ilvl="1">
         <w:numFmt w:val="bullet"/>
@@ -12396,29 +13759,40 @@
       </w:lvl>
     </w:lvlOverride>
   </w:num>
-  <w:num w:numId="37" w16cid:durableId="744493445">
-    <w:abstractNumId w:val="26"/>
+  <w:num w:numId="26" w16cid:durableId="744493445">
+    <w:abstractNumId w:val="25"/>
   </w:num>
-  <w:num w:numId="38" w16cid:durableId="1610233196">
-    <w:abstractNumId w:val="26"/>
-    <w:lvlOverride w:ilvl="1">
-      <w:lvl w:ilvl="1">
-        <w:numFmt w:val="bullet"/>
-        <w:lvlText w:val="o"/>
-        <w:lvlJc w:val="left"/>
-        <w:pPr>
-          <w:tabs>
-            <w:tab w:val="num" w:pos="1440"/>
-          </w:tabs>
-          <w:ind w:left="1440" w:hanging="360"/>
-        </w:pPr>
-        <w:rPr>
-          <w:rFonts w:ascii="Courier New" w:hAnsi="Courier New" w:hint="default"/>
-          <w:sz w:val="20"/>
-        </w:rPr>
-      </w:lvl>
-    </w:lvlOverride>
+  <w:num w:numId="27" w16cid:durableId="1513182513">
+    <w:abstractNumId w:val="7"/>
   </w:num>
+  <w:num w:numId="28" w16cid:durableId="1462114889">
+    <w:abstractNumId w:val="27"/>
+  </w:num>
+  <w:num w:numId="29" w16cid:durableId="516775163">
+    <w:abstractNumId w:val="4"/>
+  </w:num>
+  <w:num w:numId="30" w16cid:durableId="189337951">
+    <w:abstractNumId w:val="15"/>
+  </w:num>
+  <w:num w:numId="31" w16cid:durableId="484276795">
+    <w:abstractNumId w:val="5"/>
+  </w:num>
+  <w:num w:numId="32" w16cid:durableId="766269074">
+    <w:abstractNumId w:val="0"/>
+  </w:num>
+  <w:num w:numId="33" w16cid:durableId="1674992537">
+    <w:abstractNumId w:val="30"/>
+  </w:num>
+  <w:num w:numId="34" w16cid:durableId="1142577350">
+    <w:abstractNumId w:val="16"/>
+  </w:num>
+  <w:num w:numId="35" w16cid:durableId="1154687859">
+    <w:abstractNumId w:val="32"/>
+  </w:num>
+  <w:num w:numId="36" w16cid:durableId="1195968327">
+    <w:abstractNumId w:val="11"/>
+  </w:num>
+  <w:numIdMacAtCleanup w:val="36"/>
 </w:numbering>
 </file>
 
@@ -12998,7 +14372,6 @@
   <w:style w:type="character" w:default="1" w:styleId="Fuentedeprrafopredeter">
     <w:name w:val="Default Paragraph Font"/>
     <w:uiPriority w:val="1"/>
-    <w:semiHidden/>
     <w:unhideWhenUsed/>
   </w:style>
   <w:style w:type="table" w:default="1" w:styleId="Tablanormal">
@@ -13352,6 +14725,14 @@
       <w:color w:val="272727" w:themeColor="text1" w:themeTint="D8"/>
     </w:rPr>
   </w:style>
+  <w:style w:type="paragraph" w:styleId="Bibliografa">
+    <w:name w:val="Bibliography"/>
+    <w:basedOn w:val="Normal"/>
+    <w:next w:val="Normal"/>
+    <w:uiPriority w:val="37"/>
+    <w:unhideWhenUsed/>
+    <w:rsid w:val="00A70AA2"/>
+  </w:style>
 </w:styles>
 </file>
 
@@ -13617,11 +14998,112 @@
 </file>
 
 <file path=customXml/item1.xml><?xml version="1.0" encoding="utf-8"?>
-<b:Sources xmlns:b="http://schemas.openxmlformats.org/officeDocument/2006/bibliography" xmlns="http://schemas.openxmlformats.org/officeDocument/2006/bibliography" SelectedStyle="\APASixthEditionOfficeOnline.xsl" StyleName="APA" Version="6"/>
+<b:Sources xmlns:b="http://schemas.openxmlformats.org/officeDocument/2006/bibliography" xmlns="http://schemas.openxmlformats.org/officeDocument/2006/bibliography" SelectedStyle="\APASixthEditionOfficeOnline.xsl" StyleName="APA" Version="6">
+  <b:Source>
+    <b:Tag>Mot24</b:Tag>
+    <b:SourceType>InternetSite</b:SourceType>
+    <b:Guid>{3DDC8073-2BEF-41D0-ABDC-C2D7DE30C5F8}</b:Guid>
+    <b:Author>
+      <b:Author>
+        <b:Corporate>Motor16</b:Corporate>
+      </b:Author>
+    </b:Author>
+    <b:Title>La digitalización de los talleres mecánicos en 2025 conduce a una gestión eficiente</b:Title>
+    <b:InternetSiteTitle>La digitalización de los talleres mecánicos en 2025 conduce a una ...</b:InternetSiteTitle>
+    <b:Year>2024</b:Year>
+    <b:Month>10</b:Month>
+    <b:Day>30</b:Day>
+    <b:URL>https://www.motor16.com/comunicados/digitalizacion-talleres-mecanicos/</b:URL>
+    <b:RefOrder>1</b:RefOrder>
+  </b:Source>
+  <b:Source>
+    <b:Tag>Dav24</b:Tag>
+    <b:SourceType>InternetSite</b:SourceType>
+    <b:Guid>{1208286A-BC2C-43B8-97AB-CA901C7A1668}</b:Guid>
+    <b:Author>
+      <b:Author>
+        <b:NameList>
+          <b:Person>
+            <b:Last>Plaza</b:Last>
+            <b:First>David</b:First>
+          </b:Person>
+        </b:NameList>
+      </b:Author>
+    </b:Author>
+    <b:Title>Qué es un taller mecánico y qué servicios presta</b:Title>
+    <b:InternetSiteTitle>Qué es un taller mecánico y qué servicios presta</b:InternetSiteTitle>
+    <b:Year>2024</b:Year>
+    <b:Month>10</b:Month>
+    <b:Day>3</b:Day>
+    <b:URL>https://www.motor.es/que-es/taller-mecanico</b:URL>
+    <b:RefOrder>2</b:RefOrder>
+  </b:Source>
+  <b:Source>
+    <b:Tag>Pér25</b:Tag>
+    <b:SourceType>InternetSite</b:SourceType>
+    <b:Guid>{EEE5FC3F-DDDD-43C6-BD78-DD13FA95E45A}</b:Guid>
+    <b:Title>Impacto de la transformación digital en la movilidad: Un análisis de los nuevos modelos de negocio en la industria automotriz</b:Title>
+    <b:InternetSiteTitle>Impacto de la transformación digital en la movilidad: Un análisis de los nuevos modelos de negocio en la industria automotriz</b:InternetSiteTitle>
+    <b:Year>2025</b:Year>
+    <b:Month>04</b:Month>
+    <b:Day>16</b:Day>
+    <b:URL>https://revistadyo.es/DyO/index.php/dyo/article/view/688</b:URL>
+    <b:Author>
+      <b:Author>
+        <b:NameList>
+          <b:Person>
+            <b:Last>Pérez-Moure</b:Last>
+            <b:First>Hugo</b:First>
+          </b:Person>
+          <b:Person>
+            <b:Last>F. Lampón</b:Last>
+            <b:First>Jesús </b:First>
+          </b:Person>
+          <b:Person>
+            <b:Last>Cabanelas</b:Last>
+            <b:First>Pablo</b:First>
+          </b:Person>
+        </b:NameList>
+      </b:Author>
+    </b:Author>
+    <b:RefOrder>3</b:RefOrder>
+  </b:Source>
+  <b:Source>
+    <b:Tag>SEN</b:Tag>
+    <b:SourceType>InternetSite</b:SourceType>
+    <b:Guid>{4C9AF0B0-0BFD-47A0-BDB9-45A43CC7E673}</b:Guid>
+    <b:Author>
+      <b:Author>
+        <b:Corporate>SENA Sofia Plus</b:Corporate>
+      </b:Author>
+    </b:Author>
+    <b:Title>Tecnólogo en Gestión del Mantenimiento de Automotores</b:Title>
+    <b:InternetSiteTitle>Tecnólogo en Gestión del Mantenimiento de …</b:InternetSiteTitle>
+    <b:URL>https://zajuna-sena-edu.co/curso/tecnologo-en-gestion-del-mantenimiento-de-automotores/</b:URL>
+    <b:RefOrder>4</b:RefOrder>
+  </b:Source>
+  <b:Source>
+    <b:Tag>Aso23</b:Tag>
+    <b:SourceType>InternetSite</b:SourceType>
+    <b:Guid>{A703BDDB-E45C-4083-9FDB-8710BD1B7D82}</b:Guid>
+    <b:Author>
+      <b:Author>
+        <b:Corporate>Asociacion de Fundaciones Familiares y Empresiariales</b:Corporate>
+      </b:Author>
+    </b:Author>
+    <b:Title>Informe Sociedad Digital en América Latina: Aumento del 1% en el índice de digitalización generaría un crecimiento de 0.3% en el PIB</b:Title>
+    <b:InternetSiteTitle>Informe Sociedad Digital en América Latina - AFE Colombia</b:InternetSiteTitle>
+    <b:Year>2023</b:Year>
+    <b:Month>9</b:Month>
+    <b:Day>13</b:Day>
+    <b:URL>https://afecolombia.org/digital/</b:URL>
+    <b:RefOrder>5</b:RefOrder>
+  </b:Source>
+</b:Sources>
 </file>
 
 <file path=customXml/itemProps1.xml><?xml version="1.0" encoding="utf-8"?>
-<ds:datastoreItem xmlns:ds="http://schemas.openxmlformats.org/officeDocument/2006/customXml" ds:itemID="{E9281BFE-347E-4208-AFCB-B550AAF06D88}">
+<ds:datastoreItem xmlns:ds="http://schemas.openxmlformats.org/officeDocument/2006/customXml" ds:itemID="{0F5EB46E-15A4-400F-88EB-B1DF6D7547EB}">
   <ds:schemaRefs>
     <ds:schemaRef ds:uri="http://schemas.openxmlformats.org/officeDocument/2006/bibliography"/>
   </ds:schemaRefs>

--- a/Documentos/Documentacion_Tecnica.docx
+++ b/Documentos/Documentacion_Tecnica.docx
@@ -327,56 +327,56 @@
           <w:rFonts w:ascii="Segoe UI Emoji" w:eastAsia="Segoe UI Emoji" w:hAnsi="Segoe UI Emoji" w:cs="Segoe UI Emoji"/>
           <w:lang w:val="es-ES"/>
         </w:rPr>
-        <w:t xml:space="preserve"> Navarro Marín, Helmer Murillo</w:t>
-      </w:r>
+        <w:t xml:space="preserve"> Navarro Marín, </w:t>
+      </w:r>
+      <w:proofErr w:type="spellStart"/>
       <w:r>
         <w:rPr>
           <w:rFonts w:ascii="Segoe UI Emoji" w:eastAsia="Segoe UI Emoji" w:hAnsi="Segoe UI Emoji" w:cs="Segoe UI Emoji"/>
           <w:lang w:val="es-ES"/>
         </w:rPr>
-        <w:t>, Juan Jose Ramirez</w:t>
-      </w:r>
-      <w:r>
-        <w:rPr>
-          <w:lang w:val="es-CO"/>
-        </w:rPr>
-        <w:br/>
-      </w:r>
+        <w:t>Helmer</w:t>
+      </w:r>
+      <w:proofErr w:type="spellEnd"/>
       <w:r>
         <w:rPr>
           <w:rFonts w:ascii="Segoe UI Emoji" w:eastAsia="Segoe UI Emoji" w:hAnsi="Segoe UI Emoji" w:cs="Segoe UI Emoji"/>
           <w:lang w:val="es-ES"/>
         </w:rPr>
-        <w:t xml:space="preserve"> ID: </w:t>
+        <w:t xml:space="preserve"> Murillo</w:t>
       </w:r>
       <w:r>
         <w:rPr>
           <w:rFonts w:ascii="Segoe UI Emoji" w:eastAsia="Segoe UI Emoji" w:hAnsi="Segoe UI Emoji" w:cs="Segoe UI Emoji"/>
           <w:lang w:val="es-ES"/>
         </w:rPr>
-        <w:t>00050841,</w:t>
-      </w:r>
+        <w:t xml:space="preserve">, Juan </w:t>
+      </w:r>
+      <w:proofErr w:type="spellStart"/>
       <w:r>
         <w:rPr>
           <w:rFonts w:ascii="Segoe UI Emoji" w:eastAsia="Segoe UI Emoji" w:hAnsi="Segoe UI Emoji" w:cs="Segoe UI Emoji"/>
           <w:lang w:val="es-ES"/>
         </w:rPr>
-        <w:t xml:space="preserve"> </w:t>
-      </w:r>
+        <w:t>Jose</w:t>
+      </w:r>
+      <w:proofErr w:type="spellEnd"/>
       <w:r>
         <w:rPr>
           <w:rFonts w:ascii="Segoe UI Emoji" w:eastAsia="Segoe UI Emoji" w:hAnsi="Segoe UI Emoji" w:cs="Segoe UI Emoji"/>
           <w:lang w:val="es-ES"/>
         </w:rPr>
-        <w:t>000523447</w:t>
-      </w:r>
+        <w:t xml:space="preserve"> </w:t>
+      </w:r>
+      <w:proofErr w:type="spellStart"/>
       <w:r>
         <w:rPr>
           <w:rFonts w:ascii="Segoe UI Emoji" w:eastAsia="Segoe UI Emoji" w:hAnsi="Segoe UI Emoji" w:cs="Segoe UI Emoji"/>
           <w:lang w:val="es-ES"/>
         </w:rPr>
-        <w:t>, 000519218</w:t>
-      </w:r>
+        <w:t>Ramirez</w:t>
+      </w:r>
+      <w:proofErr w:type="spellEnd"/>
       <w:r>
         <w:rPr>
           <w:lang w:val="es-CO"/>
@@ -388,40 +388,81 @@
           <w:rFonts w:ascii="Segoe UI Emoji" w:eastAsia="Segoe UI Emoji" w:hAnsi="Segoe UI Emoji" w:cs="Segoe UI Emoji"/>
           <w:lang w:val="es-ES"/>
         </w:rPr>
-        <w:t xml:space="preserve"> Curso: </w:t>
+        <w:t xml:space="preserve"> ID: </w:t>
       </w:r>
       <w:r>
         <w:rPr>
           <w:rFonts w:ascii="Segoe UI Emoji" w:eastAsia="Segoe UI Emoji" w:hAnsi="Segoe UI Emoji" w:cs="Segoe UI Emoji"/>
           <w:lang w:val="es-ES"/>
         </w:rPr>
-        <w:t xml:space="preserve">Proyecto </w:t>
+        <w:t>00050841,</w:t>
       </w:r>
       <w:r>
         <w:rPr>
           <w:rFonts w:ascii="Segoe UI Emoji" w:eastAsia="Segoe UI Emoji" w:hAnsi="Segoe UI Emoji" w:cs="Segoe UI Emoji"/>
           <w:lang w:val="es-ES"/>
         </w:rPr>
-        <w:t xml:space="preserve">Aplicado </w:t>
+        <w:t xml:space="preserve"> </w:t>
       </w:r>
       <w:r>
         <w:rPr>
           <w:rFonts w:ascii="Segoe UI Emoji" w:eastAsia="Segoe UI Emoji" w:hAnsi="Segoe UI Emoji" w:cs="Segoe UI Emoji"/>
           <w:lang w:val="es-ES"/>
         </w:rPr>
-        <w:t>TIC 1</w:t>
-      </w:r>
-      <w:r>
-        <w:rPr>
-          <w:lang w:val="es-CO"/>
-        </w:rPr>
-        <w:br/>
+        <w:t>000523447</w:t>
       </w:r>
       <w:r>
         <w:rPr>
           <w:rFonts w:ascii="Segoe UI Emoji" w:eastAsia="Segoe UI Emoji" w:hAnsi="Segoe UI Emoji" w:cs="Segoe UI Emoji"/>
           <w:lang w:val="es-ES"/>
         </w:rPr>
+        <w:t>, 000519218</w:t>
+      </w:r>
+      <w:r>
+        <w:rPr>
+          <w:lang w:val="es-CO"/>
+        </w:rPr>
+        <w:br/>
+      </w:r>
+      <w:r>
+        <w:rPr>
+          <w:rFonts w:ascii="Segoe UI Emoji" w:eastAsia="Segoe UI Emoji" w:hAnsi="Segoe UI Emoji" w:cs="Segoe UI Emoji"/>
+          <w:lang w:val="es-ES"/>
+        </w:rPr>
+        <w:t xml:space="preserve"> Curso: </w:t>
+      </w:r>
+      <w:r>
+        <w:rPr>
+          <w:rFonts w:ascii="Segoe UI Emoji" w:eastAsia="Segoe UI Emoji" w:hAnsi="Segoe UI Emoji" w:cs="Segoe UI Emoji"/>
+          <w:lang w:val="es-ES"/>
+        </w:rPr>
+        <w:t xml:space="preserve">Proyecto </w:t>
+      </w:r>
+      <w:r>
+        <w:rPr>
+          <w:rFonts w:ascii="Segoe UI Emoji" w:eastAsia="Segoe UI Emoji" w:hAnsi="Segoe UI Emoji" w:cs="Segoe UI Emoji"/>
+          <w:lang w:val="es-ES"/>
+        </w:rPr>
+        <w:t xml:space="preserve">Aplicado </w:t>
+      </w:r>
+      <w:r>
+        <w:rPr>
+          <w:rFonts w:ascii="Segoe UI Emoji" w:eastAsia="Segoe UI Emoji" w:hAnsi="Segoe UI Emoji" w:cs="Segoe UI Emoji"/>
+          <w:lang w:val="es-ES"/>
+        </w:rPr>
+        <w:t>TIC 1</w:t>
+      </w:r>
+      <w:r>
+        <w:rPr>
+          <w:lang w:val="es-CO"/>
+        </w:rPr>
+        <w:br/>
+      </w:r>
+      <w:r>
+        <w:rPr>
+          <w:rFonts w:ascii="Segoe UI Emoji" w:eastAsia="Segoe UI Emoji" w:hAnsi="Segoe UI Emoji" w:cs="Segoe UI Emoji"/>
+          <w:lang w:val="es-ES"/>
+        </w:rPr>
         <w:t xml:space="preserve"> Docente: </w:t>
       </w:r>
       <w:r>
@@ -429,7 +470,23 @@
           <w:rFonts w:ascii="Segoe UI Emoji" w:eastAsia="Segoe UI Emoji" w:hAnsi="Segoe UI Emoji" w:cs="Segoe UI Emoji"/>
           <w:lang w:val="es-CO"/>
         </w:rPr>
-        <w:t>Gloria Liliana Velez Saldarriaga</w:t>
+        <w:t xml:space="preserve">Gloria Liliana </w:t>
+      </w:r>
+      <w:proofErr w:type="spellStart"/>
+      <w:r>
+        <w:rPr>
+          <w:rFonts w:ascii="Segoe UI Emoji" w:eastAsia="Segoe UI Emoji" w:hAnsi="Segoe UI Emoji" w:cs="Segoe UI Emoji"/>
+          <w:lang w:val="es-CO"/>
+        </w:rPr>
+        <w:t>Velez</w:t>
+      </w:r>
+      <w:proofErr w:type="spellEnd"/>
+      <w:r>
+        <w:rPr>
+          <w:rFonts w:ascii="Segoe UI Emoji" w:eastAsia="Segoe UI Emoji" w:hAnsi="Segoe UI Emoji" w:cs="Segoe UI Emoji"/>
+          <w:lang w:val="es-CO"/>
+        </w:rPr>
+        <w:t xml:space="preserve"> Saldarriaga</w:t>
       </w:r>
       <w:r>
         <w:rPr>
@@ -1177,7 +1234,21 @@
         <w:rPr>
           <w:lang w:val="es-CO"/>
         </w:rPr>
-        <w:t xml:space="preserve"> integrados (ERP), loT y </w:t>
+        <w:t xml:space="preserve"> integrados (ERP), </w:t>
+      </w:r>
+      <w:proofErr w:type="spellStart"/>
+      <w:r>
+        <w:rPr>
+          <w:lang w:val="es-CO"/>
+        </w:rPr>
+        <w:t>loT</w:t>
+      </w:r>
+      <w:proofErr w:type="spellEnd"/>
+      <w:r>
+        <w:rPr>
+          <w:lang w:val="es-CO"/>
+        </w:rPr>
+        <w:t xml:space="preserve"> y </w:t>
       </w:r>
       <w:r>
         <w:rPr>
@@ -3372,7 +3443,29 @@
           <w:szCs w:val="22"/>
           <w:lang w:val="es-MX"/>
         </w:rPr>
-        <w:t>API (Application Programming Interface) Una API es un conjunto de reglas y protocolos que permite que diferentes aplicaciones se comuniquen entre sí</w:t>
+        <w:t xml:space="preserve">API (Application Programming </w:t>
+      </w:r>
+      <w:proofErr w:type="gramStart"/>
+      <w:r>
+        <w:rPr>
+          <w:rFonts w:ascii="Aptos" w:eastAsia="Aptos" w:hAnsi="Aptos" w:cs="Aptos"/>
+          <w:color w:val="000000" w:themeColor="text1"/>
+          <w:sz w:val="22"/>
+          <w:szCs w:val="22"/>
+          <w:lang w:val="es-MX"/>
+        </w:rPr>
+        <w:t>Interface</w:t>
+      </w:r>
+      <w:proofErr w:type="gramEnd"/>
+      <w:r>
+        <w:rPr>
+          <w:rFonts w:ascii="Aptos" w:eastAsia="Aptos" w:hAnsi="Aptos" w:cs="Aptos"/>
+          <w:color w:val="000000" w:themeColor="text1"/>
+          <w:sz w:val="22"/>
+          <w:szCs w:val="22"/>
+          <w:lang w:val="es-MX"/>
+        </w:rPr>
+        <w:t>) Una API es un conjunto de reglas y protocolos que permite que diferentes aplicaciones se comuniquen entre sí</w:t>
       </w:r>
     </w:p>
     <w:p>
@@ -3428,7 +3521,29 @@
           <w:szCs w:val="22"/>
           <w:lang w:val="es-MX"/>
         </w:rPr>
-        <w:t>Autenticación y Autorización Autenticación: Verificación de la identidad del usuario (ej: login con usuario y contraseña).</w:t>
+        <w:t xml:space="preserve">Autenticación y Autorización Autenticación: Verificación de la identidad del usuario (ej: </w:t>
+      </w:r>
+      <w:proofErr w:type="spellStart"/>
+      <w:r>
+        <w:rPr>
+          <w:rFonts w:ascii="Aptos" w:eastAsia="Aptos" w:hAnsi="Aptos" w:cs="Aptos"/>
+          <w:color w:val="000000" w:themeColor="text1"/>
+          <w:sz w:val="22"/>
+          <w:szCs w:val="22"/>
+          <w:lang w:val="es-MX"/>
+        </w:rPr>
+        <w:t>login</w:t>
+      </w:r>
+      <w:proofErr w:type="spellEnd"/>
+      <w:r>
+        <w:rPr>
+          <w:rFonts w:ascii="Aptos" w:eastAsia="Aptos" w:hAnsi="Aptos" w:cs="Aptos"/>
+          <w:color w:val="000000" w:themeColor="text1"/>
+          <w:sz w:val="22"/>
+          <w:szCs w:val="22"/>
+          <w:lang w:val="es-MX"/>
+        </w:rPr>
+        <w:t xml:space="preserve"> con usuario y contraseña).</w:t>
       </w:r>
     </w:p>
     <w:p>
@@ -3512,7 +3627,29 @@
           <w:szCs w:val="22"/>
           <w:lang w:val="es-MX"/>
         </w:rPr>
-        <w:t xml:space="preserve">Metodología de Desarrollo Scrum: Marco de trabajo ágil para gestionar el desarrollo iterativo y incremental, con </w:t>
+        <w:t xml:space="preserve">Metodología de Desarrollo Scrum: Marco de trabajo ágil para gestionar el desarrollo iterativo </w:t>
+      </w:r>
+      <w:proofErr w:type="spellStart"/>
+      <w:r>
+        <w:rPr>
+          <w:rFonts w:ascii="Aptos" w:eastAsia="Aptos" w:hAnsi="Aptos" w:cs="Aptos"/>
+          <w:color w:val="000000" w:themeColor="text1"/>
+          <w:sz w:val="22"/>
+          <w:szCs w:val="22"/>
+          <w:lang w:val="es-MX"/>
+        </w:rPr>
+        <w:t>y</w:t>
+      </w:r>
+      <w:proofErr w:type="spellEnd"/>
+      <w:r>
+        <w:rPr>
+          <w:rFonts w:ascii="Aptos" w:eastAsia="Aptos" w:hAnsi="Aptos" w:cs="Aptos"/>
+          <w:color w:val="000000" w:themeColor="text1"/>
+          <w:sz w:val="22"/>
+          <w:szCs w:val="22"/>
+          <w:lang w:val="es-MX"/>
+        </w:rPr>
+        <w:t xml:space="preserve"> incremental, con </w:t>
       </w:r>
       <w:r>
         <w:rPr>
@@ -3740,7 +3877,51 @@
           <w:szCs w:val="22"/>
           <w:lang w:val="es-MX"/>
         </w:rPr>
-        <w:t> Aquí se alojarán todas las funcionalidades, historias de usuario y tareas identificadas para el proyecto. Es la "lista de deseos" priorizada por el Product Owner (en este caso, probablemente el cliente o el jefe de proyecto).</w:t>
+        <w:t xml:space="preserve"> Aquí se alojarán todas las funcionalidades, historias de usuario y tareas identificadas para el proyecto. Es la "lista de deseos" priorizada por el </w:t>
+      </w:r>
+      <w:proofErr w:type="spellStart"/>
+      <w:r>
+        <w:rPr>
+          <w:rFonts w:ascii="Aptos" w:eastAsia="Aptos" w:hAnsi="Aptos" w:cs="Aptos"/>
+          <w:color w:val="000000" w:themeColor="text1"/>
+          <w:sz w:val="22"/>
+          <w:szCs w:val="22"/>
+          <w:lang w:val="es-MX"/>
+        </w:rPr>
+        <w:t>Product</w:t>
+      </w:r>
+      <w:proofErr w:type="spellEnd"/>
+      <w:r>
+        <w:rPr>
+          <w:rFonts w:ascii="Aptos" w:eastAsia="Aptos" w:hAnsi="Aptos" w:cs="Aptos"/>
+          <w:color w:val="000000" w:themeColor="text1"/>
+          <w:sz w:val="22"/>
+          <w:szCs w:val="22"/>
+          <w:lang w:val="es-MX"/>
+        </w:rPr>
+        <w:t xml:space="preserve"> </w:t>
+      </w:r>
+      <w:proofErr w:type="spellStart"/>
+      <w:r>
+        <w:rPr>
+          <w:rFonts w:ascii="Aptos" w:eastAsia="Aptos" w:hAnsi="Aptos" w:cs="Aptos"/>
+          <w:color w:val="000000" w:themeColor="text1"/>
+          <w:sz w:val="22"/>
+          <w:szCs w:val="22"/>
+          <w:lang w:val="es-MX"/>
+        </w:rPr>
+        <w:t>Owner</w:t>
+      </w:r>
+      <w:proofErr w:type="spellEnd"/>
+      <w:r>
+        <w:rPr>
+          <w:rFonts w:ascii="Aptos" w:eastAsia="Aptos" w:hAnsi="Aptos" w:cs="Aptos"/>
+          <w:color w:val="000000" w:themeColor="text1"/>
+          <w:sz w:val="22"/>
+          <w:szCs w:val="22"/>
+          <w:lang w:val="es-MX"/>
+        </w:rPr>
+        <w:t xml:space="preserve"> (en este caso, probablemente el cliente o el jefe de proyecto).</w:t>
       </w:r>
     </w:p>
     <w:p>
@@ -3768,7 +3949,33 @@
           <w:szCs w:val="22"/>
           <w:lang w:val="es-MX"/>
         </w:rPr>
-        <w:t>Por Hacer (To Do):</w:t>
+        <w:t>Por Hacer (</w:t>
+      </w:r>
+      <w:proofErr w:type="spellStart"/>
+      <w:r>
+        <w:rPr>
+          <w:rFonts w:ascii="Aptos" w:eastAsia="Aptos" w:hAnsi="Aptos" w:cs="Aptos"/>
+          <w:b/>
+          <w:bCs/>
+          <w:color w:val="000000" w:themeColor="text1"/>
+          <w:sz w:val="22"/>
+          <w:szCs w:val="22"/>
+          <w:lang w:val="es-MX"/>
+        </w:rPr>
+        <w:t>To</w:t>
+      </w:r>
+      <w:proofErr w:type="spellEnd"/>
+      <w:r>
+        <w:rPr>
+          <w:rFonts w:ascii="Aptos" w:eastAsia="Aptos" w:hAnsi="Aptos" w:cs="Aptos"/>
+          <w:b/>
+          <w:bCs/>
+          <w:color w:val="000000" w:themeColor="text1"/>
+          <w:sz w:val="22"/>
+          <w:szCs w:val="22"/>
+          <w:lang w:val="es-MX"/>
+        </w:rPr>
+        <w:t xml:space="preserve"> Do):</w:t>
       </w:r>
       <w:r>
         <w:rPr>
@@ -3806,7 +4013,33 @@
           <w:szCs w:val="22"/>
           <w:lang w:val="es-MX"/>
         </w:rPr>
-        <w:t>En Progreso (Doing):</w:t>
+        <w:t>En Progreso (</w:t>
+      </w:r>
+      <w:proofErr w:type="spellStart"/>
+      <w:r>
+        <w:rPr>
+          <w:rFonts w:ascii="Aptos" w:eastAsia="Aptos" w:hAnsi="Aptos" w:cs="Aptos"/>
+          <w:b/>
+          <w:bCs/>
+          <w:color w:val="000000" w:themeColor="text1"/>
+          <w:sz w:val="22"/>
+          <w:szCs w:val="22"/>
+          <w:lang w:val="es-MX"/>
+        </w:rPr>
+        <w:t>Doing</w:t>
+      </w:r>
+      <w:proofErr w:type="spellEnd"/>
+      <w:r>
+        <w:rPr>
+          <w:rFonts w:ascii="Aptos" w:eastAsia="Aptos" w:hAnsi="Aptos" w:cs="Aptos"/>
+          <w:b/>
+          <w:bCs/>
+          <w:color w:val="000000" w:themeColor="text1"/>
+          <w:sz w:val="22"/>
+          <w:szCs w:val="22"/>
+          <w:lang w:val="es-MX"/>
+        </w:rPr>
+        <w:t>):</w:t>
       </w:r>
       <w:r>
         <w:rPr>
@@ -4120,13 +4353,31 @@
                 <w:szCs w:val="22"/>
               </w:rPr>
             </w:pPr>
+            <w:proofErr w:type="spellStart"/>
             <w:r>
               <w:rPr>
                 <w:sz w:val="22"/>
                 <w:szCs w:val="22"/>
               </w:rPr>
-              <w:t>Gestión de clientes</w:t>
+              <w:t>Gestión</w:t>
             </w:r>
+            <w:proofErr w:type="spellEnd"/>
+            <w:r>
+              <w:rPr>
+                <w:sz w:val="22"/>
+                <w:szCs w:val="22"/>
+              </w:rPr>
+              <w:t xml:space="preserve"> de </w:t>
+            </w:r>
+            <w:proofErr w:type="spellStart"/>
+            <w:r>
+              <w:rPr>
+                <w:sz w:val="22"/>
+                <w:szCs w:val="22"/>
+              </w:rPr>
+              <w:t>clientes</w:t>
+            </w:r>
+            <w:proofErr w:type="spellEnd"/>
           </w:p>
         </w:tc>
         <w:tc>
@@ -4194,13 +4445,31 @@
                 <w:szCs w:val="22"/>
               </w:rPr>
             </w:pPr>
+            <w:proofErr w:type="spellStart"/>
             <w:r>
               <w:rPr>
                 <w:sz w:val="22"/>
                 <w:szCs w:val="22"/>
               </w:rPr>
-              <w:t>Agendamiento de citas</w:t>
+              <w:t>Agendamiento</w:t>
             </w:r>
+            <w:proofErr w:type="spellEnd"/>
+            <w:r>
+              <w:rPr>
+                <w:sz w:val="22"/>
+                <w:szCs w:val="22"/>
+              </w:rPr>
+              <w:t xml:space="preserve"> de </w:t>
+            </w:r>
+            <w:proofErr w:type="spellStart"/>
+            <w:r>
+              <w:rPr>
+                <w:sz w:val="22"/>
+                <w:szCs w:val="22"/>
+              </w:rPr>
+              <w:t>citas</w:t>
+            </w:r>
+            <w:proofErr w:type="spellEnd"/>
           </w:p>
         </w:tc>
         <w:tc>
@@ -4268,13 +4537,31 @@
                 <w:szCs w:val="22"/>
               </w:rPr>
             </w:pPr>
+            <w:proofErr w:type="spellStart"/>
             <w:r>
               <w:rPr>
                 <w:sz w:val="22"/>
                 <w:szCs w:val="22"/>
               </w:rPr>
-              <w:t>Registro de servicios</w:t>
+              <w:t>Registro</w:t>
             </w:r>
+            <w:proofErr w:type="spellEnd"/>
+            <w:r>
+              <w:rPr>
+                <w:sz w:val="22"/>
+                <w:szCs w:val="22"/>
+              </w:rPr>
+              <w:t xml:space="preserve"> de </w:t>
+            </w:r>
+            <w:proofErr w:type="spellStart"/>
+            <w:r>
+              <w:rPr>
+                <w:sz w:val="22"/>
+                <w:szCs w:val="22"/>
+              </w:rPr>
+              <w:t>servicios</w:t>
+            </w:r>
+            <w:proofErr w:type="spellEnd"/>
           </w:p>
         </w:tc>
         <w:tc>
@@ -4397,8 +4684,17 @@
                 <w:sz w:val="22"/>
                 <w:szCs w:val="22"/>
               </w:rPr>
-              <w:t>Control de inventario</w:t>
+              <w:t xml:space="preserve">Control de </w:t>
             </w:r>
+            <w:proofErr w:type="spellStart"/>
+            <w:r>
+              <w:rPr>
+                <w:sz w:val="22"/>
+                <w:szCs w:val="22"/>
+              </w:rPr>
+              <w:t>inventario</w:t>
+            </w:r>
+            <w:proofErr w:type="spellEnd"/>
           </w:p>
         </w:tc>
         <w:tc>
@@ -4466,6 +4762,7 @@
                 <w:szCs w:val="22"/>
               </w:rPr>
             </w:pPr>
+            <w:proofErr w:type="spellStart"/>
             <w:r>
               <w:rPr>
                 <w:sz w:val="22"/>
@@ -4473,6 +4770,7 @@
               </w:rPr>
               <w:t>Facturación</w:t>
             </w:r>
+            <w:proofErr w:type="spellEnd"/>
           </w:p>
         </w:tc>
         <w:tc>
@@ -4541,13 +4839,31 @@
                 <w:szCs w:val="22"/>
               </w:rPr>
             </w:pPr>
+            <w:proofErr w:type="spellStart"/>
             <w:r>
               <w:rPr>
                 <w:sz w:val="22"/>
                 <w:szCs w:val="22"/>
               </w:rPr>
-              <w:t>Historial de vehículos</w:t>
+              <w:t>Historial</w:t>
             </w:r>
+            <w:proofErr w:type="spellEnd"/>
+            <w:r>
+              <w:rPr>
+                <w:sz w:val="22"/>
+                <w:szCs w:val="22"/>
+              </w:rPr>
+              <w:t xml:space="preserve"> de </w:t>
+            </w:r>
+            <w:proofErr w:type="spellStart"/>
+            <w:r>
+              <w:rPr>
+                <w:sz w:val="22"/>
+                <w:szCs w:val="22"/>
+              </w:rPr>
+              <w:t>vehículos</w:t>
+            </w:r>
+            <w:proofErr w:type="spellEnd"/>
           </w:p>
         </w:tc>
         <w:tc>
@@ -4670,8 +4986,17 @@
                 <w:sz w:val="22"/>
                 <w:szCs w:val="22"/>
               </w:rPr>
-              <w:t>Dashboard gerencial</w:t>
+              <w:t xml:space="preserve">Dashboard </w:t>
             </w:r>
+            <w:proofErr w:type="spellStart"/>
+            <w:r>
+              <w:rPr>
+                <w:sz w:val="22"/>
+                <w:szCs w:val="22"/>
+              </w:rPr>
+              <w:t>gerencial</w:t>
+            </w:r>
+            <w:proofErr w:type="spellEnd"/>
           </w:p>
         </w:tc>
         <w:tc>
@@ -4816,6 +5141,7 @@
                 <w:szCs w:val="22"/>
               </w:rPr>
             </w:pPr>
+            <w:proofErr w:type="spellStart"/>
             <w:r>
               <w:rPr>
                 <w:sz w:val="22"/>
@@ -4823,6 +5149,7 @@
               </w:rPr>
               <w:t>Notificaciones</w:t>
             </w:r>
+            <w:proofErr w:type="spellEnd"/>
           </w:p>
         </w:tc>
         <w:tc>
@@ -4890,12 +5217,53 @@
                 <w:szCs w:val="22"/>
               </w:rPr>
             </w:pPr>
+            <w:proofErr w:type="spellStart"/>
             <w:r>
               <w:rPr>
                 <w:sz w:val="22"/>
                 <w:szCs w:val="22"/>
               </w:rPr>
-              <w:t>Notificaciones externas (Clientes)</w:t>
+              <w:t>Notificaciones</w:t>
+            </w:r>
+            <w:proofErr w:type="spellEnd"/>
+            <w:r>
+              <w:rPr>
+                <w:sz w:val="22"/>
+                <w:szCs w:val="22"/>
+              </w:rPr>
+              <w:t xml:space="preserve"> </w:t>
+            </w:r>
+            <w:proofErr w:type="spellStart"/>
+            <w:r>
+              <w:rPr>
+                <w:sz w:val="22"/>
+                <w:szCs w:val="22"/>
+              </w:rPr>
+              <w:t>externas</w:t>
+            </w:r>
+            <w:proofErr w:type="spellEnd"/>
+            <w:r>
+              <w:rPr>
+                <w:sz w:val="22"/>
+                <w:szCs w:val="22"/>
+              </w:rPr>
+              <w:t xml:space="preserve"> (</w:t>
+            </w:r>
+            <w:proofErr w:type="spellStart"/>
+            <w:r>
+              <w:rPr>
+                <w:sz w:val="22"/>
+                <w:szCs w:val="22"/>
+              </w:rPr>
+              <w:t>Clientes</w:t>
+            </w:r>
+            <w:proofErr w:type="spellEnd"/>
+            <w:r>
+              <w:rPr>
+                <w:sz w:val="22"/>
+                <w:szCs w:val="22"/>
+              </w:rPr>
+              <w:t>)</w:t>
             </w:r>
           </w:p>
         </w:tc>
@@ -4964,12 +5332,37 @@
                 <w:szCs w:val="22"/>
               </w:rPr>
             </w:pPr>
+            <w:proofErr w:type="spellStart"/>
             <w:r>
               <w:rPr>
                 <w:sz w:val="22"/>
                 <w:szCs w:val="22"/>
               </w:rPr>
-              <w:t>Notificaciones internas (Taller)</w:t>
+              <w:t>Notificaciones</w:t>
+            </w:r>
+            <w:proofErr w:type="spellEnd"/>
+            <w:r>
+              <w:rPr>
+                <w:sz w:val="22"/>
+                <w:szCs w:val="22"/>
+              </w:rPr>
+              <w:t xml:space="preserve"> </w:t>
+            </w:r>
+            <w:proofErr w:type="spellStart"/>
+            <w:r>
+              <w:rPr>
+                <w:sz w:val="22"/>
+                <w:szCs w:val="22"/>
+              </w:rPr>
+              <w:t>internas</w:t>
+            </w:r>
+            <w:proofErr w:type="spellEnd"/>
+            <w:r>
+              <w:rPr>
+                <w:sz w:val="22"/>
+                <w:szCs w:val="22"/>
+              </w:rPr>
+              <w:t xml:space="preserve"> (Taller)</w:t>
             </w:r>
           </w:p>
         </w:tc>
@@ -5154,7 +5547,199 @@
                 <w:sz w:val="22"/>
                 <w:szCs w:val="22"/>
               </w:rPr>
-              <w:t>Registrar pagos, gestionar cuentas por cobrar/pagar, soportar múltiples métodos de pago (efectivo, tarjeta, transferencia).</w:t>
+              <w:t xml:space="preserve">Registrar pagos, </w:t>
+            </w:r>
+            <w:proofErr w:type="spellStart"/>
+            <w:r>
+              <w:rPr>
+                <w:sz w:val="22"/>
+                <w:szCs w:val="22"/>
+              </w:rPr>
+              <w:t>gestionar</w:t>
+            </w:r>
+            <w:proofErr w:type="spellEnd"/>
+            <w:r>
+              <w:rPr>
+                <w:sz w:val="22"/>
+                <w:szCs w:val="22"/>
+              </w:rPr>
+              <w:t xml:space="preserve"> </w:t>
+            </w:r>
+            <w:proofErr w:type="spellStart"/>
+            <w:r>
+              <w:rPr>
+                <w:sz w:val="22"/>
+                <w:szCs w:val="22"/>
+              </w:rPr>
+              <w:t>cuentas</w:t>
+            </w:r>
+            <w:proofErr w:type="spellEnd"/>
+            <w:r>
+              <w:rPr>
+                <w:sz w:val="22"/>
+                <w:szCs w:val="22"/>
+              </w:rPr>
+              <w:t xml:space="preserve"> </w:t>
+            </w:r>
+            <w:proofErr w:type="spellStart"/>
+            <w:r>
+              <w:rPr>
+                <w:sz w:val="22"/>
+                <w:szCs w:val="22"/>
+              </w:rPr>
+              <w:t>por</w:t>
+            </w:r>
+            <w:proofErr w:type="spellEnd"/>
+            <w:r>
+              <w:rPr>
+                <w:sz w:val="22"/>
+                <w:szCs w:val="22"/>
+              </w:rPr>
+              <w:t xml:space="preserve"> </w:t>
+            </w:r>
+            <w:proofErr w:type="spellStart"/>
+            <w:r>
+              <w:rPr>
+                <w:sz w:val="22"/>
+                <w:szCs w:val="22"/>
+              </w:rPr>
+              <w:t>cobrar</w:t>
+            </w:r>
+            <w:proofErr w:type="spellEnd"/>
+            <w:r>
+              <w:rPr>
+                <w:sz w:val="22"/>
+                <w:szCs w:val="22"/>
+              </w:rPr>
+              <w:t>/</w:t>
+            </w:r>
+            <w:proofErr w:type="spellStart"/>
+            <w:r>
+              <w:rPr>
+                <w:sz w:val="22"/>
+                <w:szCs w:val="22"/>
+              </w:rPr>
+              <w:t>pagar</w:t>
+            </w:r>
+            <w:proofErr w:type="spellEnd"/>
+            <w:r>
+              <w:rPr>
+                <w:sz w:val="22"/>
+                <w:szCs w:val="22"/>
+              </w:rPr>
+              <w:t xml:space="preserve">, </w:t>
+            </w:r>
+            <w:proofErr w:type="spellStart"/>
+            <w:r>
+              <w:rPr>
+                <w:sz w:val="22"/>
+                <w:szCs w:val="22"/>
+              </w:rPr>
+              <w:t>soportar</w:t>
+            </w:r>
+            <w:proofErr w:type="spellEnd"/>
+            <w:r>
+              <w:rPr>
+                <w:sz w:val="22"/>
+                <w:szCs w:val="22"/>
+              </w:rPr>
+              <w:t xml:space="preserve"> </w:t>
+            </w:r>
+            <w:proofErr w:type="spellStart"/>
+            <w:r>
+              <w:rPr>
+                <w:sz w:val="22"/>
+                <w:szCs w:val="22"/>
+              </w:rPr>
+              <w:t>múltiples</w:t>
+            </w:r>
+            <w:proofErr w:type="spellEnd"/>
+            <w:r>
+              <w:rPr>
+                <w:sz w:val="22"/>
+                <w:szCs w:val="22"/>
+              </w:rPr>
+              <w:t xml:space="preserve"> </w:t>
+            </w:r>
+            <w:proofErr w:type="spellStart"/>
+            <w:r>
+              <w:rPr>
+                <w:sz w:val="22"/>
+                <w:szCs w:val="22"/>
+              </w:rPr>
+              <w:t>métodos</w:t>
+            </w:r>
+            <w:proofErr w:type="spellEnd"/>
+            <w:r>
+              <w:rPr>
+                <w:sz w:val="22"/>
+                <w:szCs w:val="22"/>
+              </w:rPr>
+              <w:t xml:space="preserve"> de </w:t>
+            </w:r>
+            <w:proofErr w:type="spellStart"/>
+            <w:r>
+              <w:rPr>
+                <w:sz w:val="22"/>
+                <w:szCs w:val="22"/>
+              </w:rPr>
+              <w:t>pago</w:t>
+            </w:r>
+            <w:proofErr w:type="spellEnd"/>
+            <w:r>
+              <w:rPr>
+                <w:sz w:val="22"/>
+                <w:szCs w:val="22"/>
+              </w:rPr>
+              <w:t xml:space="preserve"> (</w:t>
+            </w:r>
+            <w:proofErr w:type="spellStart"/>
+            <w:r>
+              <w:rPr>
+                <w:sz w:val="22"/>
+                <w:szCs w:val="22"/>
+              </w:rPr>
+              <w:t>efectivo</w:t>
+            </w:r>
+            <w:proofErr w:type="spellEnd"/>
+            <w:r>
+              <w:rPr>
+                <w:sz w:val="22"/>
+                <w:szCs w:val="22"/>
+              </w:rPr>
+              <w:t xml:space="preserve">, </w:t>
+            </w:r>
+            <w:proofErr w:type="spellStart"/>
+            <w:r>
+              <w:rPr>
+                <w:sz w:val="22"/>
+                <w:szCs w:val="22"/>
+              </w:rPr>
+              <w:t>tarjeta</w:t>
+            </w:r>
+            <w:proofErr w:type="spellEnd"/>
+            <w:r>
+              <w:rPr>
+                <w:sz w:val="22"/>
+                <w:szCs w:val="22"/>
+              </w:rPr>
+              <w:t xml:space="preserve">, </w:t>
+            </w:r>
+            <w:proofErr w:type="spellStart"/>
+            <w:r>
+              <w:rPr>
+                <w:sz w:val="22"/>
+                <w:szCs w:val="22"/>
+              </w:rPr>
+              <w:t>transferencia</w:t>
+            </w:r>
+            <w:proofErr w:type="spellEnd"/>
+            <w:r>
+              <w:rPr>
+                <w:sz w:val="22"/>
+                <w:szCs w:val="22"/>
+              </w:rPr>
+              <w:t>).</w:t>
             </w:r>
           </w:p>
         </w:tc>
@@ -5223,12 +5808,117 @@
                 <w:szCs w:val="22"/>
               </w:rPr>
             </w:pPr>
+            <w:proofErr w:type="spellStart"/>
             <w:r>
               <w:rPr>
                 <w:sz w:val="22"/>
                 <w:szCs w:val="22"/>
               </w:rPr>
-              <w:t>Exportar información relevante (clientes, servicios, inventario, citas) a PDF o Excel.</w:t>
+              <w:t>Exportar</w:t>
+            </w:r>
+            <w:proofErr w:type="spellEnd"/>
+            <w:r>
+              <w:rPr>
+                <w:sz w:val="22"/>
+                <w:szCs w:val="22"/>
+              </w:rPr>
+              <w:t xml:space="preserve"> </w:t>
+            </w:r>
+            <w:proofErr w:type="spellStart"/>
+            <w:r>
+              <w:rPr>
+                <w:sz w:val="22"/>
+                <w:szCs w:val="22"/>
+              </w:rPr>
+              <w:t>información</w:t>
+            </w:r>
+            <w:proofErr w:type="spellEnd"/>
+            <w:r>
+              <w:rPr>
+                <w:sz w:val="22"/>
+                <w:szCs w:val="22"/>
+              </w:rPr>
+              <w:t xml:space="preserve"> </w:t>
+            </w:r>
+            <w:proofErr w:type="spellStart"/>
+            <w:r>
+              <w:rPr>
+                <w:sz w:val="22"/>
+                <w:szCs w:val="22"/>
+              </w:rPr>
+              <w:t>relevante</w:t>
+            </w:r>
+            <w:proofErr w:type="spellEnd"/>
+            <w:r>
+              <w:rPr>
+                <w:sz w:val="22"/>
+                <w:szCs w:val="22"/>
+              </w:rPr>
+              <w:t xml:space="preserve"> (</w:t>
+            </w:r>
+            <w:proofErr w:type="spellStart"/>
+            <w:r>
+              <w:rPr>
+                <w:sz w:val="22"/>
+                <w:szCs w:val="22"/>
+              </w:rPr>
+              <w:t>clientes</w:t>
+            </w:r>
+            <w:proofErr w:type="spellEnd"/>
+            <w:r>
+              <w:rPr>
+                <w:sz w:val="22"/>
+                <w:szCs w:val="22"/>
+              </w:rPr>
+              <w:t xml:space="preserve">, </w:t>
+            </w:r>
+            <w:proofErr w:type="spellStart"/>
+            <w:r>
+              <w:rPr>
+                <w:sz w:val="22"/>
+                <w:szCs w:val="22"/>
+              </w:rPr>
+              <w:t>servicios</w:t>
+            </w:r>
+            <w:proofErr w:type="spellEnd"/>
+            <w:r>
+              <w:rPr>
+                <w:sz w:val="22"/>
+                <w:szCs w:val="22"/>
+              </w:rPr>
+              <w:t xml:space="preserve">, </w:t>
+            </w:r>
+            <w:proofErr w:type="spellStart"/>
+            <w:r>
+              <w:rPr>
+                <w:sz w:val="22"/>
+                <w:szCs w:val="22"/>
+              </w:rPr>
+              <w:t>inventario</w:t>
+            </w:r>
+            <w:proofErr w:type="spellEnd"/>
+            <w:r>
+              <w:rPr>
+                <w:sz w:val="22"/>
+                <w:szCs w:val="22"/>
+              </w:rPr>
+              <w:t xml:space="preserve">, </w:t>
+            </w:r>
+            <w:proofErr w:type="spellStart"/>
+            <w:r>
+              <w:rPr>
+                <w:sz w:val="22"/>
+                <w:szCs w:val="22"/>
+              </w:rPr>
+              <w:t>citas</w:t>
+            </w:r>
+            <w:proofErr w:type="spellEnd"/>
+            <w:r>
+              <w:rPr>
+                <w:sz w:val="22"/>
+                <w:szCs w:val="22"/>
+              </w:rPr>
+              <w:t>) a PDF o Excel.</w:t>
             </w:r>
           </w:p>
         </w:tc>
@@ -5259,7 +5949,27 @@
           <w:sz w:val="22"/>
           <w:szCs w:val="22"/>
         </w:rPr>
-        <w:t>Requisitos No funcionales:</w:t>
+        <w:t xml:space="preserve">Requisitos No </w:t>
+      </w:r>
+      <w:proofErr w:type="spellStart"/>
+      <w:r>
+        <w:rPr>
+          <w:b/>
+          <w:bCs/>
+          <w:sz w:val="22"/>
+          <w:szCs w:val="22"/>
+        </w:rPr>
+        <w:t>funcionales</w:t>
+      </w:r>
+      <w:proofErr w:type="spellEnd"/>
+      <w:r>
+        <w:rPr>
+          <w:b/>
+          <w:bCs/>
+          <w:sz w:val="22"/>
+          <w:szCs w:val="22"/>
+        </w:rPr>
+        <w:t>:</w:t>
       </w:r>
     </w:p>
     <w:tbl>
@@ -5390,6 +6100,7 @@
                 <w:szCs w:val="22"/>
               </w:rPr>
             </w:pPr>
+            <w:proofErr w:type="spellStart"/>
             <w:r>
               <w:rPr>
                 <w:sz w:val="22"/>
@@ -5397,6 +6108,7 @@
               </w:rPr>
               <w:t>Usabilidad</w:t>
             </w:r>
+            <w:proofErr w:type="spellEnd"/>
           </w:p>
         </w:tc>
         <w:tc>
@@ -5461,6 +6173,7 @@
                 <w:szCs w:val="22"/>
               </w:rPr>
             </w:pPr>
+            <w:proofErr w:type="spellStart"/>
             <w:r>
               <w:rPr>
                 <w:sz w:val="22"/>
@@ -5468,6 +6181,7 @@
               </w:rPr>
               <w:t>Rendimiento</w:t>
             </w:r>
+            <w:proofErr w:type="spellEnd"/>
           </w:p>
         </w:tc>
         <w:tc>
@@ -5532,6 +6246,7 @@
                 <w:szCs w:val="22"/>
               </w:rPr>
             </w:pPr>
+            <w:proofErr w:type="spellStart"/>
             <w:r>
               <w:rPr>
                 <w:sz w:val="22"/>
@@ -5539,6 +6254,7 @@
               </w:rPr>
               <w:t>Seguridad</w:t>
             </w:r>
+            <w:proofErr w:type="spellEnd"/>
           </w:p>
         </w:tc>
         <w:tc>
@@ -5763,6 +6479,7 @@
                 <w:szCs w:val="22"/>
               </w:rPr>
             </w:pPr>
+            <w:proofErr w:type="spellStart"/>
             <w:r>
               <w:rPr>
                 <w:sz w:val="22"/>
@@ -5770,6 +6487,7 @@
               </w:rPr>
               <w:t>Disponibilidad</w:t>
             </w:r>
+            <w:proofErr w:type="spellEnd"/>
           </w:p>
         </w:tc>
         <w:tc>
@@ -5834,6 +6552,7 @@
                 <w:szCs w:val="22"/>
               </w:rPr>
             </w:pPr>
+            <w:proofErr w:type="spellStart"/>
             <w:r>
               <w:rPr>
                 <w:sz w:val="22"/>
@@ -5841,6 +6560,7 @@
               </w:rPr>
               <w:t>Compatibilidad</w:t>
             </w:r>
+            <w:proofErr w:type="spellEnd"/>
           </w:p>
         </w:tc>
         <w:tc>
@@ -5854,12 +6574,117 @@
                 <w:szCs w:val="22"/>
               </w:rPr>
             </w:pPr>
+            <w:proofErr w:type="spellStart"/>
             <w:r>
               <w:rPr>
                 <w:sz w:val="22"/>
                 <w:szCs w:val="22"/>
               </w:rPr>
-              <w:t>Funcionamiento garantizado en navegadores modernos (Chrome, Edge, Firefox); soporte multiplataforma (Windows, Linux, MacOS).</w:t>
+              <w:t>Funcionamiento</w:t>
+            </w:r>
+            <w:proofErr w:type="spellEnd"/>
+            <w:r>
+              <w:rPr>
+                <w:sz w:val="22"/>
+                <w:szCs w:val="22"/>
+              </w:rPr>
+              <w:t xml:space="preserve"> </w:t>
+            </w:r>
+            <w:proofErr w:type="spellStart"/>
+            <w:r>
+              <w:rPr>
+                <w:sz w:val="22"/>
+                <w:szCs w:val="22"/>
+              </w:rPr>
+              <w:t>garantizado</w:t>
+            </w:r>
+            <w:proofErr w:type="spellEnd"/>
+            <w:r>
+              <w:rPr>
+                <w:sz w:val="22"/>
+                <w:szCs w:val="22"/>
+              </w:rPr>
+              <w:t xml:space="preserve"> </w:t>
+            </w:r>
+            <w:proofErr w:type="spellStart"/>
+            <w:r>
+              <w:rPr>
+                <w:sz w:val="22"/>
+                <w:szCs w:val="22"/>
+              </w:rPr>
+              <w:t>en</w:t>
+            </w:r>
+            <w:proofErr w:type="spellEnd"/>
+            <w:r>
+              <w:rPr>
+                <w:sz w:val="22"/>
+                <w:szCs w:val="22"/>
+              </w:rPr>
+              <w:t xml:space="preserve"> </w:t>
+            </w:r>
+            <w:proofErr w:type="spellStart"/>
+            <w:r>
+              <w:rPr>
+                <w:sz w:val="22"/>
+                <w:szCs w:val="22"/>
+              </w:rPr>
+              <w:t>navegadores</w:t>
+            </w:r>
+            <w:proofErr w:type="spellEnd"/>
+            <w:r>
+              <w:rPr>
+                <w:sz w:val="22"/>
+                <w:szCs w:val="22"/>
+              </w:rPr>
+              <w:t xml:space="preserve"> </w:t>
+            </w:r>
+            <w:proofErr w:type="spellStart"/>
+            <w:r>
+              <w:rPr>
+                <w:sz w:val="22"/>
+                <w:szCs w:val="22"/>
+              </w:rPr>
+              <w:t>modernos</w:t>
+            </w:r>
+            <w:proofErr w:type="spellEnd"/>
+            <w:r>
+              <w:rPr>
+                <w:sz w:val="22"/>
+                <w:szCs w:val="22"/>
+              </w:rPr>
+              <w:t xml:space="preserve"> (Chrome, Edge, Firefox); </w:t>
+            </w:r>
+            <w:proofErr w:type="spellStart"/>
+            <w:r>
+              <w:rPr>
+                <w:sz w:val="22"/>
+                <w:szCs w:val="22"/>
+              </w:rPr>
+              <w:t>soporte</w:t>
+            </w:r>
+            <w:proofErr w:type="spellEnd"/>
+            <w:r>
+              <w:rPr>
+                <w:sz w:val="22"/>
+                <w:szCs w:val="22"/>
+              </w:rPr>
+              <w:t xml:space="preserve"> </w:t>
+            </w:r>
+            <w:proofErr w:type="spellStart"/>
+            <w:r>
+              <w:rPr>
+                <w:sz w:val="22"/>
+                <w:szCs w:val="22"/>
+              </w:rPr>
+              <w:t>multiplataforma</w:t>
+            </w:r>
+            <w:proofErr w:type="spellEnd"/>
+            <w:r>
+              <w:rPr>
+                <w:sz w:val="22"/>
+                <w:szCs w:val="22"/>
+              </w:rPr>
+              <w:t xml:space="preserve"> (Windows, Linux, MacOS).</w:t>
             </w:r>
           </w:p>
         </w:tc>
@@ -5903,6 +6728,7 @@
                 <w:szCs w:val="22"/>
               </w:rPr>
             </w:pPr>
+            <w:proofErr w:type="spellStart"/>
             <w:r>
               <w:rPr>
                 <w:sz w:val="22"/>
@@ -5910,6 +6736,7 @@
               </w:rPr>
               <w:t>Mantenibilidad</w:t>
             </w:r>
+            <w:proofErr w:type="spellEnd"/>
           </w:p>
         </w:tc>
         <w:tc>
@@ -6062,12 +6889,21 @@
                 <w:szCs w:val="22"/>
               </w:rPr>
             </w:pPr>
+            <w:proofErr w:type="spellStart"/>
             <w:r>
               <w:rPr>
                 <w:sz w:val="22"/>
                 <w:szCs w:val="22"/>
               </w:rPr>
-              <w:t>Portabilidad / Responsividad</w:t>
+              <w:t>Portabilidad</w:t>
+            </w:r>
+            <w:proofErr w:type="spellEnd"/>
+            <w:r>
+              <w:rPr>
+                <w:sz w:val="22"/>
+                <w:szCs w:val="22"/>
+              </w:rPr>
+              <w:t xml:space="preserve"> / Responsividad</w:t>
             </w:r>
           </w:p>
         </w:tc>
@@ -6319,7 +7155,7 @@
           <w:lang w:val="es-CO"/>
         </w:rPr>
         <w:drawing>
-          <wp:inline distT="0" distB="0" distL="0" distR="0" wp14:anchorId="3E67F712" wp14:editId="406C46B6">
+          <wp:inline distT="0" distB="0" distL="0" distR="0" wp14:anchorId="3E67F712" wp14:editId="5BD75DE3">
             <wp:extent cx="6858000" cy="4653280"/>
             <wp:effectExtent l="0" t="0" r="0" b="0"/>
             <wp:docPr id="2048164561" name="Imagen 2" descr="Diagrama, Esquemático&#10;&#10;El contenido generado por IA puede ser incorrecto."/>
@@ -6546,8 +7382,16 @@
           <w:lang w:val="es-CO"/>
         </w:rPr>
         <w:lastRenderedPageBreak/>
-        <w:t>Dashboard Secretaria</w:t>
-      </w:r>
+        <w:t xml:space="preserve">Dashboard </w:t>
+      </w:r>
+      <w:proofErr w:type="gramStart"/>
+      <w:r>
+        <w:rPr>
+          <w:lang w:val="es-CO"/>
+        </w:rPr>
+        <w:t>Secretaria</w:t>
+      </w:r>
+      <w:proofErr w:type="gramEnd"/>
     </w:p>
     <w:p>
       <w:pPr>
@@ -7014,7 +7858,25 @@
           <w:szCs w:val="22"/>
           <w:lang w:val="es-CO"/>
         </w:rPr>
-        <w:t>, donde se priorizaron conjuntamente con el cliente.</w:t>
+        <w:t xml:space="preserve">, donde se priorizaron </w:t>
+      </w:r>
+      <w:proofErr w:type="gramStart"/>
+      <w:r>
+        <w:rPr>
+          <w:sz w:val="22"/>
+          <w:szCs w:val="22"/>
+          <w:lang w:val="es-CO"/>
+        </w:rPr>
+        <w:t>conjuntamente con</w:t>
+      </w:r>
+      <w:proofErr w:type="gramEnd"/>
+      <w:r>
+        <w:rPr>
+          <w:sz w:val="22"/>
+          <w:szCs w:val="22"/>
+          <w:lang w:val="es-CO"/>
+        </w:rPr>
+        <w:t xml:space="preserve"> el cliente.</w:t>
       </w:r>
     </w:p>
     <w:p>
@@ -7183,7 +8045,25 @@
           <w:szCs w:val="22"/>
           <w:lang w:val="es-CO"/>
         </w:rPr>
-        <w:t> Se optó por una arquitectura cliente-servidor (frontend/backend) con una API REST.</w:t>
+        <w:t> Se optó por una arquitectura cliente-servidor (</w:t>
+      </w:r>
+      <w:proofErr w:type="spellStart"/>
+      <w:r>
+        <w:rPr>
+          <w:sz w:val="22"/>
+          <w:szCs w:val="22"/>
+          <w:lang w:val="es-CO"/>
+        </w:rPr>
+        <w:t>frontend</w:t>
+      </w:r>
+      <w:proofErr w:type="spellEnd"/>
+      <w:r>
+        <w:rPr>
+          <w:sz w:val="22"/>
+          <w:szCs w:val="22"/>
+          <w:lang w:val="es-CO"/>
+        </w:rPr>
+        <w:t>/backend) con una API REST.</w:t>
       </w:r>
     </w:p>
     <w:p>
@@ -7214,7 +8094,25 @@
           <w:szCs w:val="22"/>
           <w:lang w:val="es-CO"/>
         </w:rPr>
-        <w:t> Se modeló el diagrama entidad-relación (ER) definiendo las tablas: Clientes, Vehículos, Órdenes_de_Servicio, Repuestos, etc.</w:t>
+        <w:t> Se modeló el diagrama entidad-relación (ER) definiendo las tablas: Clientes, Vehículos, </w:t>
+      </w:r>
+      <w:proofErr w:type="spellStart"/>
+      <w:r>
+        <w:rPr>
+          <w:sz w:val="22"/>
+          <w:szCs w:val="22"/>
+          <w:lang w:val="es-CO"/>
+        </w:rPr>
+        <w:t>Órdenes_de_Servicio</w:t>
+      </w:r>
+      <w:proofErr w:type="spellEnd"/>
+      <w:r>
+        <w:rPr>
+          <w:sz w:val="22"/>
+          <w:szCs w:val="22"/>
+          <w:lang w:val="es-CO"/>
+        </w:rPr>
+        <w:t>, Repuestos, etc.</w:t>
       </w:r>
     </w:p>
     <w:p>
@@ -7245,7 +8143,25 @@
           <w:szCs w:val="22"/>
           <w:lang w:val="es-CO"/>
         </w:rPr>
-        <w:t> Se crearon wireframes y prototipos para todas las pantallas, enfocándonos en la usabilidad para el entorno de un taller.</w:t>
+        <w:t xml:space="preserve"> Se crearon </w:t>
+      </w:r>
+      <w:proofErr w:type="spellStart"/>
+      <w:r>
+        <w:rPr>
+          <w:sz w:val="22"/>
+          <w:szCs w:val="22"/>
+          <w:lang w:val="es-CO"/>
+        </w:rPr>
+        <w:t>wireframes</w:t>
+      </w:r>
+      <w:proofErr w:type="spellEnd"/>
+      <w:r>
+        <w:rPr>
+          <w:sz w:val="22"/>
+          <w:szCs w:val="22"/>
+          <w:lang w:val="es-CO"/>
+        </w:rPr>
+        <w:t xml:space="preserve"> y prototipos para todas las pantallas, enfocándonos en la usabilidad para el entorno de un taller.</w:t>
       </w:r>
     </w:p>
     <w:p>
@@ -7383,7 +8299,25 @@
           <w:lang w:val="es-CO"/>
         </w:rPr>
         <w:br/>
-        <w:t>El desarrollo se organizó en Sprints de 2 semanas usando el tablero de Trello. Las tarjetas del backlog se convertían en tareas de desarrollo en las listas "Por Hacer", "En Progreso", "Revisión" y "Hecho".</w:t>
+        <w:t>El desarrollo se organizó en </w:t>
+      </w:r>
+      <w:proofErr w:type="spellStart"/>
+      <w:r>
+        <w:rPr>
+          <w:sz w:val="22"/>
+          <w:szCs w:val="22"/>
+          <w:lang w:val="es-CO"/>
+        </w:rPr>
+        <w:t>Sprints</w:t>
+      </w:r>
+      <w:proofErr w:type="spellEnd"/>
+      <w:r>
+        <w:rPr>
+          <w:sz w:val="22"/>
+          <w:szCs w:val="22"/>
+          <w:lang w:val="es-CO"/>
+        </w:rPr>
+        <w:t xml:space="preserve"> de 2 semanas usando el tablero de Trello. Las tarjetas del backlog se convertían en tareas de desarrollo en las listas "Por Hacer", "En Progreso", "Revisión" y "Hecho".</w:t>
       </w:r>
     </w:p>
     <w:p>
@@ -7414,7 +8348,25 @@
           <w:szCs w:val="22"/>
           <w:lang w:val="es-CO"/>
         </w:rPr>
-        <w:t> El frontend se desarrolló con React.js para una interfaz dinámica, el backend con </w:t>
+        <w:t xml:space="preserve"> El </w:t>
+      </w:r>
+      <w:proofErr w:type="spellStart"/>
+      <w:r>
+        <w:rPr>
+          <w:sz w:val="22"/>
+          <w:szCs w:val="22"/>
+          <w:lang w:val="es-CO"/>
+        </w:rPr>
+        <w:t>frontend</w:t>
+      </w:r>
+      <w:proofErr w:type="spellEnd"/>
+      <w:r>
+        <w:rPr>
+          <w:sz w:val="22"/>
+          <w:szCs w:val="22"/>
+          <w:lang w:val="es-CO"/>
+        </w:rPr>
+        <w:t xml:space="preserve"> se desarrolló con React.js para una interfaz dinámica, el backend con </w:t>
       </w:r>
       <w:r>
         <w:rPr>
@@ -8116,7 +9068,25 @@
           <w:szCs w:val="22"/>
           <w:lang w:val="es-CO"/>
         </w:rPr>
-        <w:t> Utilización de .NET 9, React 19 y PostgreSQL con Supabase, asegurando alto rendimiento y mantenibilidad.</w:t>
+        <w:t xml:space="preserve"> Utilización de .NET 9, React 19 y PostgreSQL con </w:t>
+      </w:r>
+      <w:proofErr w:type="spellStart"/>
+      <w:r>
+        <w:rPr>
+          <w:sz w:val="22"/>
+          <w:szCs w:val="22"/>
+          <w:lang w:val="es-CO"/>
+        </w:rPr>
+        <w:t>Supabase</w:t>
+      </w:r>
+      <w:proofErr w:type="spellEnd"/>
+      <w:r>
+        <w:rPr>
+          <w:sz w:val="22"/>
+          <w:szCs w:val="22"/>
+          <w:lang w:val="es-CO"/>
+        </w:rPr>
+        <w:t>, asegurando alto rendimiento y mantenibilidad.</w:t>
       </w:r>
     </w:p>
     <w:p>
@@ -8147,7 +9117,25 @@
           <w:szCs w:val="22"/>
           <w:lang w:val="es-CO"/>
         </w:rPr>
-        <w:t> Implementación completa con Swagger para una integración sencilla y transparente.</w:t>
+        <w:t xml:space="preserve"> Implementación completa con </w:t>
+      </w:r>
+      <w:proofErr w:type="spellStart"/>
+      <w:r>
+        <w:rPr>
+          <w:sz w:val="22"/>
+          <w:szCs w:val="22"/>
+          <w:lang w:val="es-CO"/>
+        </w:rPr>
+        <w:t>Swagger</w:t>
+      </w:r>
+      <w:proofErr w:type="spellEnd"/>
+      <w:r>
+        <w:rPr>
+          <w:sz w:val="22"/>
+          <w:szCs w:val="22"/>
+          <w:lang w:val="es-CO"/>
+        </w:rPr>
+        <w:t xml:space="preserve"> para una integración sencilla y transparente.</w:t>
       </w:r>
     </w:p>
     <w:p>
@@ -8209,7 +9197,25 @@
           <w:szCs w:val="22"/>
           <w:lang w:val="es-CO"/>
         </w:rPr>
-        <w:t> Incluyendo gestión de inventario, facturación, y un dashboard administrativo con reportes en tiempo real.</w:t>
+        <w:t xml:space="preserve"> Incluyendo gestión de inventario, facturación, y un </w:t>
+      </w:r>
+      <w:proofErr w:type="spellStart"/>
+      <w:r>
+        <w:rPr>
+          <w:sz w:val="22"/>
+          <w:szCs w:val="22"/>
+          <w:lang w:val="es-CO"/>
+        </w:rPr>
+        <w:t>dashboard</w:t>
+      </w:r>
+      <w:proofErr w:type="spellEnd"/>
+      <w:r>
+        <w:rPr>
+          <w:sz w:val="22"/>
+          <w:szCs w:val="22"/>
+          <w:lang w:val="es-CO"/>
+        </w:rPr>
+        <w:t xml:space="preserve"> administrativo con reportes en tiempo real.</w:t>
       </w:r>
     </w:p>
     <w:p>
@@ -8259,7 +9265,43 @@
           <w:szCs w:val="22"/>
           <w:lang w:val="es-CO"/>
         </w:rPr>
-        <w:t> Dominio de .NET 9, Entity Framework Core, y el patrón Repository.</w:t>
+        <w:t xml:space="preserve"> Dominio de .NET 9, </w:t>
+      </w:r>
+      <w:proofErr w:type="spellStart"/>
+      <w:r>
+        <w:rPr>
+          <w:sz w:val="22"/>
+          <w:szCs w:val="22"/>
+          <w:lang w:val="es-CO"/>
+        </w:rPr>
+        <w:t>Entity</w:t>
+      </w:r>
+      <w:proofErr w:type="spellEnd"/>
+      <w:r>
+        <w:rPr>
+          <w:sz w:val="22"/>
+          <w:szCs w:val="22"/>
+          <w:lang w:val="es-CO"/>
+        </w:rPr>
+        <w:t xml:space="preserve"> Framework Core, y el patrón </w:t>
+      </w:r>
+      <w:proofErr w:type="spellStart"/>
+      <w:r>
+        <w:rPr>
+          <w:sz w:val="22"/>
+          <w:szCs w:val="22"/>
+          <w:lang w:val="es-CO"/>
+        </w:rPr>
+        <w:t>Repository</w:t>
+      </w:r>
+      <w:proofErr w:type="spellEnd"/>
+      <w:r>
+        <w:rPr>
+          <w:sz w:val="22"/>
+          <w:szCs w:val="22"/>
+          <w:lang w:val="es-CO"/>
+        </w:rPr>
+        <w:t>.</w:t>
       </w:r>
     </w:p>
     <w:p>
@@ -8353,7 +9395,43 @@
           <w:szCs w:val="22"/>
           <w:lang w:val="es-CO"/>
         </w:rPr>
-        <w:t> Configuración de bases de datos en la nube (Supabase) y solución de desafíos como CORS y mapeo de DTOs.</w:t>
+        <w:t> Configuración de bases de datos en la nube (</w:t>
+      </w:r>
+      <w:proofErr w:type="spellStart"/>
+      <w:r>
+        <w:rPr>
+          <w:sz w:val="22"/>
+          <w:szCs w:val="22"/>
+          <w:lang w:val="es-CO"/>
+        </w:rPr>
+        <w:t>Supabase</w:t>
+      </w:r>
+      <w:proofErr w:type="spellEnd"/>
+      <w:r>
+        <w:rPr>
+          <w:sz w:val="22"/>
+          <w:szCs w:val="22"/>
+          <w:lang w:val="es-CO"/>
+        </w:rPr>
+        <w:t xml:space="preserve">) y solución de desafíos como CORS y mapeo de </w:t>
+      </w:r>
+      <w:proofErr w:type="spellStart"/>
+      <w:r>
+        <w:rPr>
+          <w:sz w:val="22"/>
+          <w:szCs w:val="22"/>
+          <w:lang w:val="es-CO"/>
+        </w:rPr>
+        <w:t>DTOs</w:t>
+      </w:r>
+      <w:proofErr w:type="spellEnd"/>
+      <w:r>
+        <w:rPr>
+          <w:sz w:val="22"/>
+          <w:szCs w:val="22"/>
+          <w:lang w:val="es-CO"/>
+        </w:rPr>
+        <w:t>.</w:t>
       </w:r>
     </w:p>
     <w:p>
@@ -8443,7 +9521,25 @@
           <w:szCs w:val="22"/>
           <w:lang w:val="es-CO"/>
         </w:rPr>
-        <w:t> Desarrollo para iOS y Android con funcionalidades offline y notificaciones push.</w:t>
+        <w:t xml:space="preserve"> Desarrollo para iOS y Android con funcionalidades offline y notificaciones </w:t>
+      </w:r>
+      <w:proofErr w:type="spellStart"/>
+      <w:r>
+        <w:rPr>
+          <w:sz w:val="22"/>
+          <w:szCs w:val="22"/>
+          <w:lang w:val="es-CO"/>
+        </w:rPr>
+        <w:t>push</w:t>
+      </w:r>
+      <w:proofErr w:type="spellEnd"/>
+      <w:r>
+        <w:rPr>
+          <w:sz w:val="22"/>
+          <w:szCs w:val="22"/>
+          <w:lang w:val="es-CO"/>
+        </w:rPr>
+        <w:t>.</w:t>
       </w:r>
     </w:p>
     <w:p>
@@ -8474,7 +9570,25 @@
           <w:szCs w:val="22"/>
           <w:lang w:val="es-CO"/>
         </w:rPr>
-        <w:t> Para ofrecer una experiencia similar a una app nativa directamente desde el navegador.</w:t>
+        <w:t xml:space="preserve"> Para ofrecer una experiencia similar a una </w:t>
+      </w:r>
+      <w:proofErr w:type="gramStart"/>
+      <w:r>
+        <w:rPr>
+          <w:sz w:val="22"/>
+          <w:szCs w:val="22"/>
+          <w:lang w:val="es-CO"/>
+        </w:rPr>
+        <w:t>app</w:t>
+      </w:r>
+      <w:proofErr w:type="gramEnd"/>
+      <w:r>
+        <w:rPr>
+          <w:sz w:val="22"/>
+          <w:szCs w:val="22"/>
+          <w:lang w:val="es-CO"/>
+        </w:rPr>
+        <w:t xml:space="preserve"> nativa directamente desde el navegador.</w:t>
       </w:r>
     </w:p>
     <w:p>
@@ -8541,15 +9655,27 @@
           <w:lang w:val="es-CO"/>
         </w:rPr>
       </w:pPr>
-      <w:r>
-        <w:rPr>
-          <w:b/>
-          <w:bCs/>
-          <w:sz w:val="22"/>
-          <w:szCs w:val="22"/>
-          <w:lang w:val="es-CO"/>
-        </w:rPr>
-        <w:t>Chatbots Inteligentes:</w:t>
+      <w:proofErr w:type="spellStart"/>
+      <w:r>
+        <w:rPr>
+          <w:b/>
+          <w:bCs/>
+          <w:sz w:val="22"/>
+          <w:szCs w:val="22"/>
+          <w:lang w:val="es-CO"/>
+        </w:rPr>
+        <w:t>Chatbots</w:t>
+      </w:r>
+      <w:proofErr w:type="spellEnd"/>
+      <w:r>
+        <w:rPr>
+          <w:b/>
+          <w:bCs/>
+          <w:sz w:val="22"/>
+          <w:szCs w:val="22"/>
+          <w:lang w:val="es-CO"/>
+        </w:rPr>
+        <w:t xml:space="preserve"> Inteligentes:</w:t>
       </w:r>
       <w:r>
         <w:rPr>
@@ -8640,7 +9766,25 @@
           <w:szCs w:val="22"/>
           <w:lang w:val="es-CO"/>
         </w:rPr>
-        <w:t> Conexión con sistemas como Stripe, PayPal y soluciones locales.</w:t>
+        <w:t xml:space="preserve"> Conexión con sistemas como </w:t>
+      </w:r>
+      <w:proofErr w:type="spellStart"/>
+      <w:r>
+        <w:rPr>
+          <w:sz w:val="22"/>
+          <w:szCs w:val="22"/>
+          <w:lang w:val="es-CO"/>
+        </w:rPr>
+        <w:t>Stripe</w:t>
+      </w:r>
+      <w:proofErr w:type="spellEnd"/>
+      <w:r>
+        <w:rPr>
+          <w:sz w:val="22"/>
+          <w:szCs w:val="22"/>
+          <w:lang w:val="es-CO"/>
+        </w:rPr>
+        <w:t>, PayPal y soluciones locales.</w:t>
       </w:r>
     </w:p>
     <w:p>
@@ -8671,7 +9815,25 @@
           <w:szCs w:val="22"/>
           <w:lang w:val="es-CO"/>
         </w:rPr>
-        <w:t> Integración con APIs de repuestos y Google Maps para una gestión logística mejorada.</w:t>
+        <w:t xml:space="preserve"> Integración con APIs de repuestos y Google </w:t>
+      </w:r>
+      <w:proofErr w:type="spellStart"/>
+      <w:r>
+        <w:rPr>
+          <w:sz w:val="22"/>
+          <w:szCs w:val="22"/>
+          <w:lang w:val="es-CO"/>
+        </w:rPr>
+        <w:t>Maps</w:t>
+      </w:r>
+      <w:proofErr w:type="spellEnd"/>
+      <w:r>
+        <w:rPr>
+          <w:sz w:val="22"/>
+          <w:szCs w:val="22"/>
+          <w:lang w:val="es-CO"/>
+        </w:rPr>
+        <w:t xml:space="preserve"> para una gestión logística mejorada.</w:t>
       </w:r>
     </w:p>
     <w:p>
@@ -8769,15 +9931,27 @@
           <w:lang w:val="es-CO"/>
         </w:rPr>
       </w:pPr>
-      <w:r>
-        <w:rPr>
-          <w:b/>
-          <w:bCs/>
-          <w:sz w:val="22"/>
-          <w:szCs w:val="22"/>
-          <w:lang w:val="es-CO"/>
-        </w:rPr>
-        <w:t>Caching y CDN:</w:t>
+      <w:proofErr w:type="spellStart"/>
+      <w:r>
+        <w:rPr>
+          <w:b/>
+          <w:bCs/>
+          <w:sz w:val="22"/>
+          <w:szCs w:val="22"/>
+          <w:lang w:val="es-CO"/>
+        </w:rPr>
+        <w:t>Caching</w:t>
+      </w:r>
+      <w:proofErr w:type="spellEnd"/>
+      <w:r>
+        <w:rPr>
+          <w:b/>
+          <w:bCs/>
+          <w:sz w:val="22"/>
+          <w:szCs w:val="22"/>
+          <w:lang w:val="es-CO"/>
+        </w:rPr>
+        <w:t xml:space="preserve"> y CDN:</w:t>
       </w:r>
       <w:r>
         <w:rPr>
@@ -8868,7 +10042,25 @@
           <w:szCs w:val="22"/>
           <w:lang w:val="es-CO"/>
         </w:rPr>
-        <w:t> Facilitar interacciones hands-free y visualización de reparaciones.</w:t>
+        <w:t xml:space="preserve"> Facilitar interacciones </w:t>
+      </w:r>
+      <w:proofErr w:type="spellStart"/>
+      <w:r>
+        <w:rPr>
+          <w:sz w:val="22"/>
+          <w:szCs w:val="22"/>
+          <w:lang w:val="es-CO"/>
+        </w:rPr>
+        <w:t>hands</w:t>
+      </w:r>
+      <w:proofErr w:type="spellEnd"/>
+      <w:r>
+        <w:rPr>
+          <w:sz w:val="22"/>
+          <w:szCs w:val="22"/>
+          <w:lang w:val="es-CO"/>
+        </w:rPr>
+        <w:t>-free y visualización de reparaciones.</w:t>
       </w:r>
     </w:p>
     <w:p>
@@ -8975,7 +10167,29 @@
           <w:szCs w:val="22"/>
           <w:lang w:val="es-CO"/>
         </w:rPr>
-        <w:t>Auditoría y Backups Automatizados:</w:t>
+        <w:t xml:space="preserve">Auditoría y </w:t>
+      </w:r>
+      <w:proofErr w:type="spellStart"/>
+      <w:r>
+        <w:rPr>
+          <w:b/>
+          <w:bCs/>
+          <w:sz w:val="22"/>
+          <w:szCs w:val="22"/>
+          <w:lang w:val="es-CO"/>
+        </w:rPr>
+        <w:t>Backups</w:t>
+      </w:r>
+      <w:proofErr w:type="spellEnd"/>
+      <w:r>
+        <w:rPr>
+          <w:b/>
+          <w:bCs/>
+          <w:sz w:val="22"/>
+          <w:szCs w:val="22"/>
+          <w:lang w:val="es-CO"/>
+        </w:rPr>
+        <w:t xml:space="preserve"> Automatizados:</w:t>
       </w:r>
       <w:r>
         <w:rPr>
@@ -9035,8 +10249,42 @@
           <w:szCs w:val="22"/>
           <w:lang w:val="es-CO"/>
         </w:rPr>
-        <w:t>7. Intelligence y Analytics</w:t>
-      </w:r>
+        <w:t xml:space="preserve">7. </w:t>
+      </w:r>
+      <w:proofErr w:type="spellStart"/>
+      <w:r>
+        <w:rPr>
+          <w:b/>
+          <w:bCs/>
+          <w:sz w:val="22"/>
+          <w:szCs w:val="22"/>
+          <w:lang w:val="es-CO"/>
+        </w:rPr>
+        <w:t>Intelligence</w:t>
+      </w:r>
+      <w:proofErr w:type="spellEnd"/>
+      <w:r>
+        <w:rPr>
+          <w:b/>
+          <w:bCs/>
+          <w:sz w:val="22"/>
+          <w:szCs w:val="22"/>
+          <w:lang w:val="es-CO"/>
+        </w:rPr>
+        <w:t xml:space="preserve"> y </w:t>
+      </w:r>
+      <w:proofErr w:type="spellStart"/>
+      <w:r>
+        <w:rPr>
+          <w:b/>
+          <w:bCs/>
+          <w:sz w:val="22"/>
+          <w:szCs w:val="22"/>
+          <w:lang w:val="es-CO"/>
+        </w:rPr>
+        <w:t>Analytics</w:t>
+      </w:r>
+      <w:proofErr w:type="spellEnd"/>
     </w:p>
     <w:p>
       <w:pPr>
@@ -9050,15 +10298,49 @@
           <w:lang w:val="es-CO"/>
         </w:rPr>
       </w:pPr>
-      <w:r>
-        <w:rPr>
-          <w:b/>
-          <w:bCs/>
-          <w:sz w:val="22"/>
-          <w:szCs w:val="22"/>
-          <w:lang w:val="es-CO"/>
-        </w:rPr>
-        <w:t>Dashboards Avanzados y KPIs:</w:t>
+      <w:proofErr w:type="spellStart"/>
+      <w:r>
+        <w:rPr>
+          <w:b/>
+          <w:bCs/>
+          <w:sz w:val="22"/>
+          <w:szCs w:val="22"/>
+          <w:lang w:val="es-CO"/>
+        </w:rPr>
+        <w:t>Dashboards</w:t>
+      </w:r>
+      <w:proofErr w:type="spellEnd"/>
+      <w:r>
+        <w:rPr>
+          <w:b/>
+          <w:bCs/>
+          <w:sz w:val="22"/>
+          <w:szCs w:val="22"/>
+          <w:lang w:val="es-CO"/>
+        </w:rPr>
+        <w:t xml:space="preserve"> Avanzados y </w:t>
+      </w:r>
+      <w:proofErr w:type="spellStart"/>
+      <w:r>
+        <w:rPr>
+          <w:b/>
+          <w:bCs/>
+          <w:sz w:val="22"/>
+          <w:szCs w:val="22"/>
+          <w:lang w:val="es-CO"/>
+        </w:rPr>
+        <w:t>KPIs</w:t>
+      </w:r>
+      <w:proofErr w:type="spellEnd"/>
+      <w:r>
+        <w:rPr>
+          <w:b/>
+          <w:bCs/>
+          <w:sz w:val="22"/>
+          <w:szCs w:val="22"/>
+          <w:lang w:val="es-CO"/>
+        </w:rPr>
+        <w:t>:</w:t>
       </w:r>
       <w:r>
         <w:rPr>
@@ -9089,15 +10371,55 @@
           <w:szCs w:val="22"/>
           <w:lang w:val="es-CO"/>
         </w:rPr>
-        <w:t>Machine Learning para Análisis de Clientes:</w:t>
-      </w:r>
-      <w:r>
-        <w:rPr>
-          <w:sz w:val="22"/>
-          <w:szCs w:val="22"/>
-          <w:lang w:val="es-CO"/>
-        </w:rPr>
-        <w:t> Identificar patrones de comportamiento y optimizar estrategias de engagement.</w:t>
+        <w:t xml:space="preserve">Machine </w:t>
+      </w:r>
+      <w:proofErr w:type="spellStart"/>
+      <w:r>
+        <w:rPr>
+          <w:b/>
+          <w:bCs/>
+          <w:sz w:val="22"/>
+          <w:szCs w:val="22"/>
+          <w:lang w:val="es-CO"/>
+        </w:rPr>
+        <w:t>Learning</w:t>
+      </w:r>
+      <w:proofErr w:type="spellEnd"/>
+      <w:r>
+        <w:rPr>
+          <w:b/>
+          <w:bCs/>
+          <w:sz w:val="22"/>
+          <w:szCs w:val="22"/>
+          <w:lang w:val="es-CO"/>
+        </w:rPr>
+        <w:t xml:space="preserve"> para Análisis de Clientes:</w:t>
+      </w:r>
+      <w:r>
+        <w:rPr>
+          <w:sz w:val="22"/>
+          <w:szCs w:val="22"/>
+          <w:lang w:val="es-CO"/>
+        </w:rPr>
+        <w:t xml:space="preserve"> Identificar patrones de comportamiento y optimizar estrategias de </w:t>
+      </w:r>
+      <w:proofErr w:type="spellStart"/>
+      <w:r>
+        <w:rPr>
+          <w:sz w:val="22"/>
+          <w:szCs w:val="22"/>
+          <w:lang w:val="es-CO"/>
+        </w:rPr>
+        <w:t>engagement</w:t>
+      </w:r>
+      <w:proofErr w:type="spellEnd"/>
+      <w:r>
+        <w:rPr>
+          <w:sz w:val="22"/>
+          <w:szCs w:val="22"/>
+          <w:lang w:val="es-CO"/>
+        </w:rPr>
+        <w:t>.</w:t>
       </w:r>
     </w:p>
     <w:p>
@@ -9141,7 +10463,29 @@
           <w:szCs w:val="22"/>
           <w:lang w:val="es-CO"/>
         </w:rPr>
-        <w:t>Modelo Multi-tenant:</w:t>
+        <w:t xml:space="preserve">Modelo </w:t>
+      </w:r>
+      <w:proofErr w:type="spellStart"/>
+      <w:r>
+        <w:rPr>
+          <w:b/>
+          <w:bCs/>
+          <w:sz w:val="22"/>
+          <w:szCs w:val="22"/>
+          <w:lang w:val="es-CO"/>
+        </w:rPr>
+        <w:t>Multi-tenant</w:t>
+      </w:r>
+      <w:proofErr w:type="spellEnd"/>
+      <w:r>
+        <w:rPr>
+          <w:b/>
+          <w:bCs/>
+          <w:sz w:val="22"/>
+          <w:szCs w:val="22"/>
+          <w:lang w:val="es-CO"/>
+        </w:rPr>
+        <w:t>:</w:t>
       </w:r>
       <w:r>
         <w:rPr>
@@ -9195,6 +10539,10 @@
     <w:sdt>
       <w:sdtPr>
         <w:rPr>
+          <w:rFonts w:asciiTheme="minorHAnsi" w:eastAsiaTheme="minorEastAsia" w:hAnsiTheme="minorHAnsi" w:cstheme="minorBidi"/>
+          <w:color w:val="auto"/>
+          <w:sz w:val="24"/>
+          <w:szCs w:val="24"/>
           <w:lang w:val="es-ES"/>
         </w:rPr>
         <w:id w:val="-1713949768"/>
@@ -9205,10 +10553,6 @@
       </w:sdtPr>
       <w:sdtEndPr>
         <w:rPr>
-          <w:rFonts w:asciiTheme="minorHAnsi" w:eastAsiaTheme="minorEastAsia" w:hAnsiTheme="minorHAnsi" w:cstheme="minorBidi"/>
-          <w:color w:val="auto"/>
-          <w:sz w:val="24"/>
-          <w:szCs w:val="24"/>
           <w:lang w:val="en-US"/>
         </w:rPr>
       </w:sdtEndPr>
@@ -14372,6 +15716,7 @@
   <w:style w:type="character" w:default="1" w:styleId="Fuentedeprrafopredeter">
     <w:name w:val="Default Paragraph Font"/>
     <w:uiPriority w:val="1"/>
+    <w:semiHidden/>
     <w:unhideWhenUsed/>
   </w:style>
   <w:style w:type="table" w:default="1" w:styleId="Tablanormal">
